--- a/лаб4.docx
+++ b/лаб4.docx
@@ -336,9 +336,9 @@
           <w:rFonts w:ascii="Times New Roman" w:hAnsi="Times New Roman" w:cs="Times New Roman"/>
           <w:sz w:val="28"/>
           <w:szCs w:val="28"/>
+          <w:lang w:val="en-US"/>
         </w:rPr>
       </w:pPr>
-      <w:proofErr w:type="spellStart"/>
       <w:r>
         <w:rPr>
           <w:rFonts w:ascii="Times New Roman" w:hAnsi="Times New Roman" w:cs="Times New Roman"/>
@@ -347,14 +347,48 @@
         </w:rPr>
         <w:t>Калайдина</w:t>
       </w:r>
-      <w:proofErr w:type="spellEnd"/>
+      <w:r>
+        <w:rPr>
+          <w:rFonts w:ascii="Times New Roman" w:hAnsi="Times New Roman" w:cs="Times New Roman"/>
+          <w:sz w:val="28"/>
+          <w:szCs w:val="28"/>
+          <w:lang w:val="en-US"/>
+        </w:rPr>
+        <w:t xml:space="preserve"> </w:t>
+      </w:r>
       <w:r>
         <w:rPr>
           <w:rFonts w:ascii="Times New Roman" w:hAnsi="Times New Roman" w:cs="Times New Roman"/>
           <w:sz w:val="28"/>
           <w:szCs w:val="28"/>
         </w:rPr>
-        <w:t xml:space="preserve"> Г. В.</w:t>
+        <w:t>Г</w:t>
+      </w:r>
+      <w:r>
+        <w:rPr>
+          <w:rFonts w:ascii="Times New Roman" w:hAnsi="Times New Roman" w:cs="Times New Roman"/>
+          <w:sz w:val="28"/>
+          <w:szCs w:val="28"/>
+          <w:lang w:val="en-US"/>
+        </w:rPr>
+        <w:t xml:space="preserve">. </w:t>
+      </w:r>
+      <w:r>
+        <w:rPr>
+          <w:rFonts w:ascii="Times New Roman" w:hAnsi="Times New Roman" w:cs="Times New Roman"/>
+          <w:sz w:val="28"/>
+          <w:szCs w:val="28"/>
+        </w:rPr>
+        <w:t>В</w:t>
+      </w:r>
+      <w:r>
+        <w:rPr>
+          <w:rFonts w:ascii="Times New Roman" w:hAnsi="Times New Roman" w:cs="Times New Roman"/>
+          <w:sz w:val="28"/>
+          <w:szCs w:val="28"/>
+          <w:lang w:val="en-US"/>
+        </w:rPr>
+        <w:t>.</w:t>
       </w:r>
     </w:p>
     <w:p>
@@ -363,6 +397,7 @@
           <w:rFonts w:ascii="Times New Roman" w:hAnsi="Times New Roman" w:cs="Times New Roman"/>
           <w:sz w:val="28"/>
           <w:szCs w:val="28"/>
+          <w:lang w:val="en-US"/>
         </w:rPr>
       </w:pPr>
     </w:p>
@@ -372,6 +407,7 @@
           <w:rFonts w:ascii="Times New Roman" w:hAnsi="Times New Roman" w:cs="Times New Roman"/>
           <w:sz w:val="28"/>
           <w:szCs w:val="28"/>
+          <w:lang w:val="en-US"/>
         </w:rPr>
       </w:pPr>
     </w:p>
@@ -381,6 +417,7 @@
           <w:rFonts w:ascii="Times New Roman" w:hAnsi="Times New Roman" w:cs="Times New Roman"/>
           <w:sz w:val="28"/>
           <w:szCs w:val="28"/>
+          <w:lang w:val="en-US"/>
         </w:rPr>
       </w:pPr>
     </w:p>
@@ -390,6 +427,7 @@
           <w:rFonts w:ascii="Times New Roman" w:hAnsi="Times New Roman" w:cs="Times New Roman"/>
           <w:sz w:val="28"/>
           <w:szCs w:val="28"/>
+          <w:lang w:val="en-US"/>
         </w:rPr>
       </w:pPr>
     </w:p>
@@ -400,6 +438,7 @@
           <w:rFonts w:ascii="Times New Roman" w:hAnsi="Times New Roman" w:cs="Times New Roman"/>
           <w:sz w:val="28"/>
           <w:szCs w:val="28"/>
+          <w:lang w:val="en-US"/>
         </w:rPr>
       </w:pPr>
       <w:r>
@@ -418,6 +457,7 @@
           <w:rFonts w:ascii="Times New Roman" w:hAnsi="Times New Roman" w:cs="Times New Roman"/>
           <w:sz w:val="28"/>
           <w:szCs w:val="28"/>
+          <w:lang w:val="en-US"/>
         </w:rPr>
       </w:pPr>
       <w:r>
@@ -425,6 +465,7 @@
           <w:rFonts w:ascii="Times New Roman" w:hAnsi="Times New Roman" w:cs="Times New Roman"/>
           <w:sz w:val="28"/>
           <w:szCs w:val="28"/>
+          <w:lang w:val="en-US"/>
         </w:rPr>
         <w:t>2026</w:t>
       </w:r>
@@ -437,6 +478,7 @@
           <w:bCs/>
           <w:sz w:val="28"/>
           <w:szCs w:val="28"/>
+          <w:lang w:val="en-US"/>
         </w:rPr>
       </w:pPr>
       <w:r>
@@ -458,6 +500,7 @@
           <w:bCs/>
           <w:sz w:val="28"/>
           <w:szCs w:val="28"/>
+          <w:lang w:val="en-US"/>
         </w:rPr>
         <w:t xml:space="preserve"> </w:t>
       </w:r>
@@ -487,169 +530,7 @@
           <w:sz w:val="28"/>
           <w:szCs w:val="28"/>
         </w:rPr>
-        <w:t xml:space="preserve">В ходе выполнения лабораторной работы был проведен дискриминантный анализ данных о пилотах Формулы-1 с целью классификации их по кластерам команд (Top Team, </w:t>
-      </w:r>
-      <w:proofErr w:type="spellStart"/>
-      <w:r>
-        <w:rPr>
-          <w:rFonts w:ascii="Times New Roman" w:hAnsi="Times New Roman" w:cs="Times New Roman"/>
-          <w:sz w:val="28"/>
-          <w:szCs w:val="28"/>
-        </w:rPr>
-        <w:t>Midfield</w:t>
-      </w:r>
-      <w:proofErr w:type="spellEnd"/>
-      <w:r>
-        <w:rPr>
-          <w:rFonts w:ascii="Times New Roman" w:hAnsi="Times New Roman" w:cs="Times New Roman"/>
-          <w:sz w:val="28"/>
-          <w:szCs w:val="28"/>
-        </w:rPr>
-        <w:t xml:space="preserve">, </w:t>
-      </w:r>
-      <w:proofErr w:type="spellStart"/>
-      <w:r>
-        <w:rPr>
-          <w:rFonts w:ascii="Times New Roman" w:hAnsi="Times New Roman" w:cs="Times New Roman"/>
-          <w:sz w:val="28"/>
-          <w:szCs w:val="28"/>
-        </w:rPr>
-        <w:t>Other</w:t>
-      </w:r>
-      <w:proofErr w:type="spellEnd"/>
-      <w:r>
-        <w:rPr>
-          <w:rFonts w:ascii="Times New Roman" w:hAnsi="Times New Roman" w:cs="Times New Roman"/>
-          <w:sz w:val="28"/>
-          <w:szCs w:val="28"/>
-        </w:rPr>
-        <w:t>) на основе семи спортивных и финансовых показателей: побед (</w:t>
-      </w:r>
-      <w:proofErr w:type="spellStart"/>
-      <w:r>
-        <w:rPr>
-          <w:rFonts w:ascii="Times New Roman" w:hAnsi="Times New Roman" w:cs="Times New Roman"/>
-          <w:sz w:val="28"/>
-          <w:szCs w:val="28"/>
-        </w:rPr>
-        <w:t>gp_wins</w:t>
-      </w:r>
-      <w:proofErr w:type="spellEnd"/>
-      <w:r>
-        <w:rPr>
-          <w:rFonts w:ascii="Times New Roman" w:hAnsi="Times New Roman" w:cs="Times New Roman"/>
-          <w:sz w:val="28"/>
-          <w:szCs w:val="28"/>
-        </w:rPr>
-        <w:t>), поулов (</w:t>
-      </w:r>
-      <w:proofErr w:type="spellStart"/>
-      <w:r>
-        <w:rPr>
-          <w:rFonts w:ascii="Times New Roman" w:hAnsi="Times New Roman" w:cs="Times New Roman"/>
-          <w:sz w:val="28"/>
-          <w:szCs w:val="28"/>
-        </w:rPr>
-        <w:t>poles</w:t>
-      </w:r>
-      <w:proofErr w:type="spellEnd"/>
-      <w:r>
-        <w:rPr>
-          <w:rFonts w:ascii="Times New Roman" w:hAnsi="Times New Roman" w:cs="Times New Roman"/>
-          <w:sz w:val="28"/>
-          <w:szCs w:val="28"/>
-        </w:rPr>
-        <w:t>), подиумов (</w:t>
-      </w:r>
-      <w:proofErr w:type="spellStart"/>
-      <w:r>
-        <w:rPr>
-          <w:rFonts w:ascii="Times New Roman" w:hAnsi="Times New Roman" w:cs="Times New Roman"/>
-          <w:sz w:val="28"/>
-          <w:szCs w:val="28"/>
-        </w:rPr>
-        <w:t>podiums</w:t>
-      </w:r>
-      <w:proofErr w:type="spellEnd"/>
-      <w:r>
-        <w:rPr>
-          <w:rFonts w:ascii="Times New Roman" w:hAnsi="Times New Roman" w:cs="Times New Roman"/>
-          <w:sz w:val="28"/>
-          <w:szCs w:val="28"/>
-        </w:rPr>
-        <w:t>), количества гонок (</w:t>
-      </w:r>
-      <w:proofErr w:type="spellStart"/>
-      <w:r>
-        <w:rPr>
-          <w:rFonts w:ascii="Times New Roman" w:hAnsi="Times New Roman" w:cs="Times New Roman"/>
-          <w:sz w:val="28"/>
-          <w:szCs w:val="28"/>
-        </w:rPr>
-        <w:t>races</w:t>
-      </w:r>
-      <w:proofErr w:type="spellEnd"/>
-      <w:r>
-        <w:rPr>
-          <w:rFonts w:ascii="Times New Roman" w:hAnsi="Times New Roman" w:cs="Times New Roman"/>
-          <w:sz w:val="28"/>
-          <w:szCs w:val="28"/>
-        </w:rPr>
-        <w:t>), чемпионских титулов (</w:t>
-      </w:r>
-      <w:proofErr w:type="spellStart"/>
-      <w:r>
-        <w:rPr>
-          <w:rFonts w:ascii="Times New Roman" w:hAnsi="Times New Roman" w:cs="Times New Roman"/>
-          <w:sz w:val="28"/>
-          <w:szCs w:val="28"/>
-        </w:rPr>
-        <w:t>championships</w:t>
-      </w:r>
-      <w:proofErr w:type="spellEnd"/>
-      <w:r>
-        <w:rPr>
-          <w:rFonts w:ascii="Times New Roman" w:hAnsi="Times New Roman" w:cs="Times New Roman"/>
-          <w:sz w:val="28"/>
-          <w:szCs w:val="28"/>
-        </w:rPr>
-        <w:t>), сходов (</w:t>
-      </w:r>
-      <w:proofErr w:type="spellStart"/>
-      <w:r>
-        <w:rPr>
-          <w:rFonts w:ascii="Times New Roman" w:hAnsi="Times New Roman" w:cs="Times New Roman"/>
-          <w:sz w:val="28"/>
-          <w:szCs w:val="28"/>
-        </w:rPr>
-        <w:t>dnfs</w:t>
-      </w:r>
-      <w:proofErr w:type="spellEnd"/>
-      <w:r>
-        <w:rPr>
-          <w:rFonts w:ascii="Times New Roman" w:hAnsi="Times New Roman" w:cs="Times New Roman"/>
-          <w:sz w:val="28"/>
-          <w:szCs w:val="28"/>
-        </w:rPr>
-        <w:t>) и среднегодовой зарплаты (</w:t>
-      </w:r>
-      <w:proofErr w:type="spellStart"/>
-      <w:r>
-        <w:rPr>
-          <w:rFonts w:ascii="Times New Roman" w:hAnsi="Times New Roman" w:cs="Times New Roman"/>
-          <w:sz w:val="28"/>
-          <w:szCs w:val="28"/>
-        </w:rPr>
-        <w:t>avg_yearly_salary</w:t>
-      </w:r>
-      <w:proofErr w:type="spellEnd"/>
-      <w:r>
-        <w:rPr>
-          <w:rFonts w:ascii="Times New Roman" w:hAnsi="Times New Roman" w:cs="Times New Roman"/>
-          <w:sz w:val="28"/>
-          <w:szCs w:val="28"/>
-        </w:rPr>
-        <w:t>).</w:t>
+        <w:t>В ходе выполнения лабораторной работы был проведен дискриминантный анализ данных о пилотах Формулы-1 с целью классификации их по кластерам команд (Top Team, Midfield, Other) на основе семи спортивных и финансовых показателей: побед (gp_wins), поулов (poles), подиумов (podiums), количества гонок (races), чемпионских титулов (championships), сходов (dnfs) и среднегодовой зарплаты (avg_yearly_salary).</w:t>
       </w:r>
     </w:p>
     <w:p>
@@ -716,15 +597,7 @@
           <w:sz w:val="28"/>
           <w:szCs w:val="28"/>
         </w:rPr>
-        <w:t>Значение лямбда Уилкса — 0,592097, что не является достаточно близким к 0. Согласно теоретическим положениям, приемлемые значения лямбды должны составлять сотые доли. Полученное значение свидетельствует об умеренной дискриминации</w:t>
-      </w:r>
-      <w:r>
-        <w:rPr>
-          <w:rFonts w:ascii="Times New Roman" w:hAnsi="Times New Roman" w:cs="Times New Roman"/>
-          <w:sz w:val="28"/>
-          <w:szCs w:val="28"/>
-        </w:rPr>
-        <w:t>.</w:t>
+        <w:t>Значение лямбда Уилкса — 0,592097, что не является достаточно близким к 0. Согласно теоретическим положениям, приемлемые значения лямбды должны составлять сотые доли. Полученное значение свидетельствует об умеренной дискриминации.</w:t>
       </w:r>
     </w:p>
     <w:p>
@@ -972,10 +845,16 @@
                 <w:szCs w:val="20"/>
                 <w:lang w:val="en-US"/>
               </w:rPr>
-              <w:t xml:space="preserve">No. of vars in model: 7; Grouping: </w:t>
-            </w:r>
-            <w:proofErr w:type="spellStart"/>
-            <w:r>
+              <w:t>No. of vars in model: 7; Grouping: team_tire (3 grps)</w:t>
+            </w:r>
+          </w:p>
+          <w:p>
+            <w:pPr>
+              <w:widowControl w:val="0"/>
+              <w:autoSpaceDE w:val="0"/>
+              <w:autoSpaceDN w:val="0"/>
+              <w:adjustRightInd w:val="0"/>
+              <w:spacing w:after="0" w:line="240" w:lineRule="auto"/>
               <w:rPr>
                 <w:rFonts w:ascii="Arial" w:hAnsi="Arial" w:cs="Arial"/>
                 <w:kern w:val="0"/>
@@ -983,9 +862,7 @@
                 <w:szCs w:val="20"/>
                 <w:lang w:val="en-US"/>
               </w:rPr>
-              <w:t>team_tire</w:t>
-            </w:r>
-            <w:proofErr w:type="spellEnd"/>
+            </w:pPr>
             <w:r>
               <w:rPr>
                 <w:rFonts w:ascii="Arial" w:hAnsi="Arial" w:cs="Arial"/>
@@ -994,77 +871,7 @@
                 <w:szCs w:val="20"/>
                 <w:lang w:val="en-US"/>
               </w:rPr>
-              <w:t xml:space="preserve"> (3 </w:t>
-            </w:r>
-            <w:proofErr w:type="spellStart"/>
-            <w:r>
-              <w:rPr>
-                <w:rFonts w:ascii="Arial" w:hAnsi="Arial" w:cs="Arial"/>
-                <w:kern w:val="0"/>
-                <w:sz w:val="20"/>
-                <w:szCs w:val="20"/>
-                <w:lang w:val="en-US"/>
-              </w:rPr>
-              <w:t>grps</w:t>
-            </w:r>
-            <w:proofErr w:type="spellEnd"/>
-            <w:r>
-              <w:rPr>
-                <w:rFonts w:ascii="Arial" w:hAnsi="Arial" w:cs="Arial"/>
-                <w:kern w:val="0"/>
-                <w:sz w:val="20"/>
-                <w:szCs w:val="20"/>
-                <w:lang w:val="en-US"/>
-              </w:rPr>
-              <w:t>)</w:t>
-            </w:r>
-          </w:p>
-          <w:p>
-            <w:pPr>
-              <w:widowControl w:val="0"/>
-              <w:autoSpaceDE w:val="0"/>
-              <w:autoSpaceDN w:val="0"/>
-              <w:adjustRightInd w:val="0"/>
-              <w:spacing w:after="0" w:line="240" w:lineRule="auto"/>
-              <w:rPr>
-                <w:rFonts w:ascii="Arial" w:hAnsi="Arial" w:cs="Arial"/>
-                <w:kern w:val="0"/>
-                <w:sz w:val="20"/>
-                <w:szCs w:val="20"/>
-                <w:lang w:val="en-US"/>
-              </w:rPr>
-            </w:pPr>
-            <w:r>
-              <w:rPr>
-                <w:rFonts w:ascii="Arial" w:hAnsi="Arial" w:cs="Arial"/>
-                <w:kern w:val="0"/>
-                <w:sz w:val="20"/>
-                <w:szCs w:val="20"/>
-                <w:lang w:val="en-US"/>
-              </w:rPr>
-              <w:t>Wilks' Lambda: ,59210 approx. F (</w:t>
-            </w:r>
-            <w:proofErr w:type="gramStart"/>
-            <w:r>
-              <w:rPr>
-                <w:rFonts w:ascii="Arial" w:hAnsi="Arial" w:cs="Arial"/>
-                <w:kern w:val="0"/>
-                <w:sz w:val="20"/>
-                <w:szCs w:val="20"/>
-                <w:lang w:val="en-US"/>
-              </w:rPr>
-              <w:t>14,580)=</w:t>
-            </w:r>
-            <w:proofErr w:type="gramEnd"/>
-            <w:r>
-              <w:rPr>
-                <w:rFonts w:ascii="Arial" w:hAnsi="Arial" w:cs="Arial"/>
-                <w:kern w:val="0"/>
-                <w:sz w:val="20"/>
-                <w:szCs w:val="20"/>
-                <w:lang w:val="en-US"/>
-              </w:rPr>
-              <w:t>12,411 p&lt;0,0000</w:t>
+              <w:t>Wilks' Lambda: ,59210 approx. F (14,580)=12,411 p&lt;0,0000</w:t>
             </w:r>
           </w:p>
         </w:tc>
@@ -1134,25 +941,14 @@
                 <w:szCs w:val="20"/>
               </w:rPr>
             </w:pPr>
-            <w:proofErr w:type="spellStart"/>
-            <w:r>
-              <w:rPr>
-                <w:rFonts w:ascii="Arial" w:hAnsi="Arial" w:cs="Arial"/>
-                <w:kern w:val="0"/>
-                <w:sz w:val="20"/>
-                <w:szCs w:val="20"/>
-              </w:rPr>
-              <w:t>Wilks</w:t>
-            </w:r>
-            <w:proofErr w:type="spellEnd"/>
-            <w:r>
-              <w:rPr>
-                <w:rFonts w:ascii="Arial" w:hAnsi="Arial" w:cs="Arial"/>
-                <w:kern w:val="0"/>
-                <w:sz w:val="20"/>
-                <w:szCs w:val="20"/>
-              </w:rPr>
-              <w:t>'</w:t>
+            <w:r>
+              <w:rPr>
+                <w:rFonts w:ascii="Arial" w:hAnsi="Arial" w:cs="Arial"/>
+                <w:kern w:val="0"/>
+                <w:sz w:val="20"/>
+                <w:szCs w:val="20"/>
+              </w:rPr>
+              <w:t>Wilks'</w:t>
             </w:r>
           </w:p>
           <w:p>
@@ -1170,7 +966,6 @@
                 <w:szCs w:val="20"/>
               </w:rPr>
             </w:pPr>
-            <w:proofErr w:type="spellStart"/>
             <w:r>
               <w:rPr>
                 <w:rFonts w:ascii="Arial" w:hAnsi="Arial" w:cs="Arial"/>
@@ -1180,7 +975,6 @@
               </w:rPr>
               <w:t>Lambda</w:t>
             </w:r>
-            <w:proofErr w:type="spellEnd"/>
           </w:p>
         </w:tc>
         <w:tc>
@@ -1208,7 +1002,6 @@
                 <w:szCs w:val="20"/>
               </w:rPr>
             </w:pPr>
-            <w:proofErr w:type="spellStart"/>
             <w:r>
               <w:rPr>
                 <w:rFonts w:ascii="Arial" w:hAnsi="Arial" w:cs="Arial"/>
@@ -1218,7 +1011,6 @@
               </w:rPr>
               <w:t>Partial</w:t>
             </w:r>
-            <w:proofErr w:type="spellEnd"/>
           </w:p>
           <w:p>
             <w:pPr>
@@ -1235,7 +1027,6 @@
                 <w:szCs w:val="20"/>
               </w:rPr>
             </w:pPr>
-            <w:proofErr w:type="spellStart"/>
             <w:r>
               <w:rPr>
                 <w:rFonts w:ascii="Arial" w:hAnsi="Arial" w:cs="Arial"/>
@@ -1245,7 +1036,6 @@
               </w:rPr>
               <w:t>Lambda</w:t>
             </w:r>
-            <w:proofErr w:type="spellEnd"/>
           </w:p>
         </w:tc>
         <w:tc>
@@ -1280,19 +1070,8 @@
                 <w:sz w:val="20"/>
                 <w:szCs w:val="20"/>
               </w:rPr>
-              <w:t>F-</w:t>
-            </w:r>
-            <w:proofErr w:type="spellStart"/>
-            <w:r>
-              <w:rPr>
-                <w:rFonts w:ascii="Arial" w:hAnsi="Arial" w:cs="Arial"/>
-                <w:kern w:val="0"/>
-                <w:sz w:val="20"/>
-                <w:szCs w:val="20"/>
-              </w:rPr>
-              <w:t>remove</w:t>
-            </w:r>
-            <w:proofErr w:type="spellEnd"/>
+              <w:t>F-remove</w:t>
+            </w:r>
           </w:p>
           <w:p>
             <w:pPr>
@@ -1352,19 +1131,8 @@
                 <w:sz w:val="20"/>
                 <w:szCs w:val="20"/>
               </w:rPr>
-              <w:t>p-</w:t>
-            </w:r>
-            <w:proofErr w:type="spellStart"/>
-            <w:r>
-              <w:rPr>
-                <w:rFonts w:ascii="Arial" w:hAnsi="Arial" w:cs="Arial"/>
-                <w:kern w:val="0"/>
-                <w:sz w:val="20"/>
-                <w:szCs w:val="20"/>
-              </w:rPr>
-              <w:t>value</w:t>
-            </w:r>
-            <w:proofErr w:type="spellEnd"/>
+              <w:t>p-value</w:t>
+            </w:r>
           </w:p>
         </w:tc>
         <w:tc>
@@ -1392,25 +1160,14 @@
                 <w:szCs w:val="20"/>
               </w:rPr>
             </w:pPr>
-            <w:proofErr w:type="spellStart"/>
-            <w:r>
-              <w:rPr>
-                <w:rFonts w:ascii="Arial" w:hAnsi="Arial" w:cs="Arial"/>
-                <w:kern w:val="0"/>
-                <w:sz w:val="20"/>
-                <w:szCs w:val="20"/>
-              </w:rPr>
-              <w:t>Toler</w:t>
-            </w:r>
-            <w:proofErr w:type="spellEnd"/>
-            <w:r>
-              <w:rPr>
-                <w:rFonts w:ascii="Arial" w:hAnsi="Arial" w:cs="Arial"/>
-                <w:kern w:val="0"/>
-                <w:sz w:val="20"/>
-                <w:szCs w:val="20"/>
-              </w:rPr>
-              <w:t>.</w:t>
+            <w:r>
+              <w:rPr>
+                <w:rFonts w:ascii="Arial" w:hAnsi="Arial" w:cs="Arial"/>
+                <w:kern w:val="0"/>
+                <w:sz w:val="20"/>
+                <w:szCs w:val="20"/>
+              </w:rPr>
+              <w:t>Toler.</w:t>
             </w:r>
           </w:p>
         </w:tc>
@@ -1471,27 +1228,7 @@
                 <w:sz w:val="20"/>
                 <w:szCs w:val="20"/>
               </w:rPr>
-              <w:t>(R-</w:t>
-            </w:r>
-            <w:proofErr w:type="spellStart"/>
-            <w:r>
-              <w:rPr>
-                <w:rFonts w:ascii="Arial" w:hAnsi="Arial" w:cs="Arial"/>
-                <w:kern w:val="0"/>
-                <w:sz w:val="20"/>
-                <w:szCs w:val="20"/>
-              </w:rPr>
-              <w:t>Sqr</w:t>
-            </w:r>
-            <w:proofErr w:type="spellEnd"/>
-            <w:r>
-              <w:rPr>
-                <w:rFonts w:ascii="Arial" w:hAnsi="Arial" w:cs="Arial"/>
-                <w:kern w:val="0"/>
-                <w:sz w:val="20"/>
-                <w:szCs w:val="20"/>
-              </w:rPr>
-              <w:t>.)</w:t>
+              <w:t>(R-Sqr.)</w:t>
             </w:r>
           </w:p>
         </w:tc>
@@ -1529,7 +1266,6 @@
                 <w:szCs w:val="20"/>
               </w:rPr>
             </w:pPr>
-            <w:proofErr w:type="spellStart"/>
             <w:r>
               <w:rPr>
                 <w:rFonts w:ascii="Arial" w:hAnsi="Arial" w:cs="Arial"/>
@@ -1539,7 +1275,6 @@
               </w:rPr>
               <w:t>gp_wins</w:t>
             </w:r>
-            <w:proofErr w:type="spellEnd"/>
           </w:p>
         </w:tc>
         <w:tc>
@@ -1804,7 +1539,6 @@
                 <w:szCs w:val="20"/>
               </w:rPr>
             </w:pPr>
-            <w:proofErr w:type="spellStart"/>
             <w:r>
               <w:rPr>
                 <w:rFonts w:ascii="Arial" w:hAnsi="Arial" w:cs="Arial"/>
@@ -1814,7 +1548,6 @@
               </w:rPr>
               <w:t>poles</w:t>
             </w:r>
-            <w:proofErr w:type="spellEnd"/>
           </w:p>
         </w:tc>
         <w:tc>
@@ -2079,7 +1812,6 @@
                 <w:szCs w:val="20"/>
               </w:rPr>
             </w:pPr>
-            <w:proofErr w:type="spellStart"/>
             <w:r>
               <w:rPr>
                 <w:rFonts w:ascii="Arial" w:hAnsi="Arial" w:cs="Arial"/>
@@ -2089,7 +1821,6 @@
               </w:rPr>
               <w:t>podiums</w:t>
             </w:r>
-            <w:proofErr w:type="spellEnd"/>
           </w:p>
         </w:tc>
         <w:tc>
@@ -2354,7 +2085,6 @@
                 <w:szCs w:val="20"/>
               </w:rPr>
             </w:pPr>
-            <w:proofErr w:type="spellStart"/>
             <w:r>
               <w:rPr>
                 <w:rFonts w:ascii="Arial" w:hAnsi="Arial" w:cs="Arial"/>
@@ -2364,7 +2094,6 @@
               </w:rPr>
               <w:t>races</w:t>
             </w:r>
-            <w:proofErr w:type="spellEnd"/>
           </w:p>
         </w:tc>
         <w:tc>
@@ -2629,7 +2358,6 @@
                 <w:szCs w:val="20"/>
               </w:rPr>
             </w:pPr>
-            <w:proofErr w:type="spellStart"/>
             <w:r>
               <w:rPr>
                 <w:rFonts w:ascii="Arial" w:hAnsi="Arial" w:cs="Arial"/>
@@ -2639,7 +2367,6 @@
               </w:rPr>
               <w:t>championships</w:t>
             </w:r>
-            <w:proofErr w:type="spellEnd"/>
           </w:p>
         </w:tc>
         <w:tc>
@@ -2904,7 +2631,6 @@
                 <w:szCs w:val="20"/>
               </w:rPr>
             </w:pPr>
-            <w:proofErr w:type="spellStart"/>
             <w:r>
               <w:rPr>
                 <w:rFonts w:ascii="Arial" w:hAnsi="Arial" w:cs="Arial"/>
@@ -2914,7 +2640,6 @@
               </w:rPr>
               <w:t>dnfs</w:t>
             </w:r>
-            <w:proofErr w:type="spellEnd"/>
           </w:p>
         </w:tc>
         <w:tc>
@@ -3167,7 +2892,6 @@
                 <w:szCs w:val="20"/>
               </w:rPr>
             </w:pPr>
-            <w:proofErr w:type="spellStart"/>
             <w:r>
               <w:rPr>
                 <w:rFonts w:ascii="Arial" w:hAnsi="Arial" w:cs="Arial"/>
@@ -3177,7 +2901,6 @@
               </w:rPr>
               <w:t>avg_yearly_salary</w:t>
             </w:r>
-            <w:proofErr w:type="spellEnd"/>
           </w:p>
         </w:tc>
         <w:tc>
@@ -3433,43 +3156,7 @@
           <w:sz w:val="28"/>
           <w:szCs w:val="28"/>
         </w:rPr>
-        <w:t>Из таблицы анализа данных видно (таблица 1), что переменная среднегодовая зарплата (</w:t>
-      </w:r>
-      <w:proofErr w:type="spellStart"/>
-      <w:r>
-        <w:rPr>
-          <w:rFonts w:ascii="Times New Roman" w:hAnsi="Times New Roman" w:cs="Times New Roman"/>
-          <w:sz w:val="28"/>
-          <w:szCs w:val="28"/>
-        </w:rPr>
-        <w:t>avg_yearly_salary</w:t>
-      </w:r>
-      <w:proofErr w:type="spellEnd"/>
-      <w:r>
-        <w:rPr>
-          <w:rFonts w:ascii="Times New Roman" w:hAnsi="Times New Roman" w:cs="Times New Roman"/>
-          <w:sz w:val="28"/>
-          <w:szCs w:val="28"/>
-        </w:rPr>
-        <w:t xml:space="preserve">) дает вклад больше всех, а переменная </w:t>
-      </w:r>
-      <w:proofErr w:type="spellStart"/>
-      <w:r>
-        <w:rPr>
-          <w:rFonts w:ascii="Times New Roman" w:hAnsi="Times New Roman" w:cs="Times New Roman"/>
-          <w:sz w:val="28"/>
-          <w:szCs w:val="28"/>
-        </w:rPr>
-        <w:t>dnfs</w:t>
-      </w:r>
-      <w:proofErr w:type="spellEnd"/>
-      <w:r>
-        <w:rPr>
-          <w:rFonts w:ascii="Times New Roman" w:hAnsi="Times New Roman" w:cs="Times New Roman"/>
-          <w:sz w:val="28"/>
-          <w:szCs w:val="28"/>
-        </w:rPr>
-        <w:t xml:space="preserve"> (сходы) вносит наименьший вклад в общую дискриминацию и является статистически незначимой.</w:t>
+        <w:t>Из таблицы анализа данных видно (таблица 1), что переменная среднегодовая зарплата (avg_yearly_salary) дает вклад больше всех, а переменная dnfs (сходы) вносит наименьший вклад в общую дискриминацию и является статистически незначимой.</w:t>
       </w:r>
     </w:p>
     <w:p>
@@ -3531,27 +3218,7 @@
           <w:sz w:val="28"/>
           <w:szCs w:val="28"/>
         </w:rPr>
-        <w:t xml:space="preserve">Квадраты расстояний </w:t>
-      </w:r>
-      <w:proofErr w:type="spellStart"/>
-      <w:r>
-        <w:rPr>
-          <w:rFonts w:ascii="Times New Roman" w:hAnsi="Times New Roman" w:cs="Times New Roman"/>
-          <w:color w:val="000000" w:themeColor="text1"/>
-          <w:sz w:val="28"/>
-          <w:szCs w:val="28"/>
-        </w:rPr>
-        <w:t>Махаланобиса</w:t>
-      </w:r>
-      <w:proofErr w:type="spellEnd"/>
-      <w:r>
-        <w:rPr>
-          <w:rFonts w:ascii="Times New Roman" w:hAnsi="Times New Roman" w:cs="Times New Roman"/>
-          <w:color w:val="000000" w:themeColor="text1"/>
-          <w:sz w:val="28"/>
-          <w:szCs w:val="28"/>
-        </w:rPr>
-        <w:t xml:space="preserve"> между группами</w:t>
+        <w:t>Квадраты расстояний Махаланобиса между группами</w:t>
       </w:r>
     </w:p>
     <w:tbl>
@@ -3615,28 +3282,15 @@
                 <w:szCs w:val="20"/>
               </w:rPr>
             </w:pPr>
-            <w:proofErr w:type="gramStart"/>
-            <w:r>
-              <w:rPr>
-                <w:rFonts w:ascii="Arial" w:hAnsi="Arial" w:cs="Arial"/>
-                <w:kern w:val="0"/>
-                <w:sz w:val="20"/>
-                <w:szCs w:val="20"/>
-              </w:rPr>
-              <w:t>!~,,,,</w:t>
-            </w:r>
-            <w:proofErr w:type="spellStart"/>
-            <w:proofErr w:type="gramEnd"/>
-            <w:r>
-              <w:rPr>
-                <w:rFonts w:ascii="Arial" w:hAnsi="Arial" w:cs="Arial"/>
-                <w:kern w:val="0"/>
-                <w:sz w:val="20"/>
-                <w:szCs w:val="20"/>
-              </w:rPr>
-              <w:t>team_tire</w:t>
-            </w:r>
-            <w:proofErr w:type="spellEnd"/>
+            <w:r>
+              <w:rPr>
+                <w:rFonts w:ascii="Arial" w:hAnsi="Arial" w:cs="Arial"/>
+                <w:kern w:val="0"/>
+                <w:sz w:val="20"/>
+                <w:szCs w:val="20"/>
+              </w:rPr>
+              <w:t>!~,,,,team_tire</w:t>
+            </w:r>
           </w:p>
         </w:tc>
         <w:tc>
@@ -3664,65 +3318,14 @@
                 <w:szCs w:val="20"/>
               </w:rPr>
             </w:pPr>
-            <w:proofErr w:type="spellStart"/>
-            <w:r>
-              <w:rPr>
-                <w:rFonts w:ascii="Arial" w:hAnsi="Arial" w:cs="Arial"/>
-                <w:kern w:val="0"/>
-                <w:sz w:val="20"/>
-                <w:szCs w:val="20"/>
-              </w:rPr>
-              <w:t>Squared</w:t>
-            </w:r>
-            <w:proofErr w:type="spellEnd"/>
-            <w:r>
-              <w:rPr>
-                <w:rFonts w:ascii="Arial" w:hAnsi="Arial" w:cs="Arial"/>
-                <w:kern w:val="0"/>
-                <w:sz w:val="20"/>
-                <w:szCs w:val="20"/>
-              </w:rPr>
-              <w:t xml:space="preserve"> </w:t>
-            </w:r>
-            <w:proofErr w:type="spellStart"/>
-            <w:r>
-              <w:rPr>
-                <w:rFonts w:ascii="Arial" w:hAnsi="Arial" w:cs="Arial"/>
-                <w:kern w:val="0"/>
-                <w:sz w:val="20"/>
-                <w:szCs w:val="20"/>
-              </w:rPr>
-              <w:t>Mahalanobis</w:t>
-            </w:r>
-            <w:proofErr w:type="spellEnd"/>
-            <w:r>
-              <w:rPr>
-                <w:rFonts w:ascii="Arial" w:hAnsi="Arial" w:cs="Arial"/>
-                <w:kern w:val="0"/>
-                <w:sz w:val="20"/>
-                <w:szCs w:val="20"/>
-              </w:rPr>
-              <w:t xml:space="preserve"> </w:t>
-            </w:r>
-            <w:proofErr w:type="spellStart"/>
-            <w:r>
-              <w:rPr>
-                <w:rFonts w:ascii="Arial" w:hAnsi="Arial" w:cs="Arial"/>
-                <w:kern w:val="0"/>
-                <w:sz w:val="20"/>
-                <w:szCs w:val="20"/>
-              </w:rPr>
-              <w:t>Distances</w:t>
-            </w:r>
-            <w:proofErr w:type="spellEnd"/>
-            <w:r>
-              <w:rPr>
-                <w:rFonts w:ascii="Arial" w:hAnsi="Arial" w:cs="Arial"/>
-                <w:kern w:val="0"/>
-                <w:sz w:val="20"/>
-                <w:szCs w:val="20"/>
-              </w:rPr>
-              <w:t xml:space="preserve"> (formula1)</w:t>
+            <w:r>
+              <w:rPr>
+                <w:rFonts w:ascii="Arial" w:hAnsi="Arial" w:cs="Arial"/>
+                <w:kern w:val="0"/>
+                <w:sz w:val="20"/>
+                <w:szCs w:val="20"/>
+              </w:rPr>
+              <w:t>Squared Mahalanobis Distances (formula1)</w:t>
             </w:r>
           </w:p>
         </w:tc>
@@ -3827,7 +3430,6 @@
                 <w:szCs w:val="20"/>
               </w:rPr>
             </w:pPr>
-            <w:proofErr w:type="spellStart"/>
             <w:r>
               <w:rPr>
                 <w:rFonts w:ascii="Arial" w:hAnsi="Arial" w:cs="Arial"/>
@@ -3837,7 +3439,6 @@
               </w:rPr>
               <w:t>Midfield</w:t>
             </w:r>
-            <w:proofErr w:type="spellEnd"/>
           </w:p>
         </w:tc>
         <w:tc>
@@ -3865,7 +3466,6 @@
                 <w:szCs w:val="20"/>
               </w:rPr>
             </w:pPr>
-            <w:proofErr w:type="spellStart"/>
             <w:r>
               <w:rPr>
                 <w:rFonts w:ascii="Arial" w:hAnsi="Arial" w:cs="Arial"/>
@@ -3875,7 +3475,6 @@
               </w:rPr>
               <w:t>Other</w:t>
             </w:r>
-            <w:proofErr w:type="spellEnd"/>
           </w:p>
         </w:tc>
       </w:tr>
@@ -4065,7 +3664,6 @@
                 <w:szCs w:val="20"/>
               </w:rPr>
             </w:pPr>
-            <w:proofErr w:type="spellStart"/>
             <w:r>
               <w:rPr>
                 <w:rFonts w:ascii="Arial" w:hAnsi="Arial" w:cs="Arial"/>
@@ -4075,7 +3673,6 @@
               </w:rPr>
               <w:t>Midfield</w:t>
             </w:r>
-            <w:proofErr w:type="spellEnd"/>
           </w:p>
         </w:tc>
         <w:tc>
@@ -4220,7 +3817,6 @@
                 <w:szCs w:val="20"/>
               </w:rPr>
             </w:pPr>
-            <w:proofErr w:type="spellStart"/>
             <w:r>
               <w:rPr>
                 <w:rFonts w:ascii="Arial" w:hAnsi="Arial" w:cs="Arial"/>
@@ -4230,7 +3826,6 @@
               </w:rPr>
               <w:t>Other</w:t>
             </w:r>
-            <w:proofErr w:type="spellEnd"/>
           </w:p>
         </w:tc>
         <w:tc>
@@ -4352,7 +3947,7 @@
           <w:sz w:val="28"/>
           <w:szCs w:val="28"/>
         </w:rPr>
-        <w:t xml:space="preserve">Таблица </w:t>
+        <w:t>Таблица 2.2</w:t>
       </w:r>
       <w:r>
         <w:rPr>
@@ -4361,25 +3956,7 @@
           <w:sz w:val="28"/>
           <w:szCs w:val="28"/>
         </w:rPr>
-        <w:t>2.2</w:t>
-      </w:r>
-      <w:r>
-        <w:rPr>
-          <w:rFonts w:ascii="Times New Roman" w:hAnsi="Times New Roman" w:cs="Times New Roman"/>
-          <w:color w:val="000000" w:themeColor="text1"/>
-          <w:sz w:val="28"/>
-          <w:szCs w:val="28"/>
-        </w:rPr>
-        <w:t xml:space="preserve">. </w:t>
-      </w:r>
-      <w:r>
-        <w:rPr>
-          <w:rFonts w:ascii="Times New Roman" w:hAnsi="Times New Roman" w:cs="Times New Roman"/>
-          <w:color w:val="000000" w:themeColor="text1"/>
-          <w:sz w:val="28"/>
-          <w:szCs w:val="28"/>
-        </w:rPr>
-        <w:t>F-значения для расстояний</w:t>
+        <w:t>. F-значения для расстояний</w:t>
       </w:r>
     </w:p>
     <w:tbl>
@@ -4443,28 +4020,15 @@
                 <w:szCs w:val="20"/>
               </w:rPr>
             </w:pPr>
-            <w:proofErr w:type="gramStart"/>
-            <w:r>
-              <w:rPr>
-                <w:rFonts w:ascii="Arial" w:hAnsi="Arial" w:cs="Arial"/>
-                <w:kern w:val="0"/>
-                <w:sz w:val="20"/>
-                <w:szCs w:val="20"/>
-              </w:rPr>
-              <w:t>!~,,,,</w:t>
-            </w:r>
-            <w:proofErr w:type="spellStart"/>
-            <w:proofErr w:type="gramEnd"/>
-            <w:r>
-              <w:rPr>
-                <w:rFonts w:ascii="Arial" w:hAnsi="Arial" w:cs="Arial"/>
-                <w:kern w:val="0"/>
-                <w:sz w:val="20"/>
-                <w:szCs w:val="20"/>
-              </w:rPr>
-              <w:t>team_tire</w:t>
-            </w:r>
-            <w:proofErr w:type="spellEnd"/>
+            <w:r>
+              <w:rPr>
+                <w:rFonts w:ascii="Arial" w:hAnsi="Arial" w:cs="Arial"/>
+                <w:kern w:val="0"/>
+                <w:sz w:val="20"/>
+                <w:szCs w:val="20"/>
+              </w:rPr>
+              <w:t>!~,,,,team_tire</w:t>
+            </w:r>
           </w:p>
         </w:tc>
         <w:tc>
@@ -4499,47 +4063,7 @@
                 <w:sz w:val="20"/>
                 <w:szCs w:val="20"/>
               </w:rPr>
-              <w:t>F-</w:t>
-            </w:r>
-            <w:proofErr w:type="spellStart"/>
-            <w:r>
-              <w:rPr>
-                <w:rFonts w:ascii="Arial" w:hAnsi="Arial" w:cs="Arial"/>
-                <w:kern w:val="0"/>
-                <w:sz w:val="20"/>
-                <w:szCs w:val="20"/>
-              </w:rPr>
-              <w:t>values</w:t>
-            </w:r>
-            <w:proofErr w:type="spellEnd"/>
-            <w:r>
-              <w:rPr>
-                <w:rFonts w:ascii="Arial" w:hAnsi="Arial" w:cs="Arial"/>
-                <w:kern w:val="0"/>
-                <w:sz w:val="20"/>
-                <w:szCs w:val="20"/>
-              </w:rPr>
-              <w:t xml:space="preserve">; </w:t>
-            </w:r>
-            <w:proofErr w:type="spellStart"/>
-            <w:r>
-              <w:rPr>
-                <w:rFonts w:ascii="Arial" w:hAnsi="Arial" w:cs="Arial"/>
-                <w:kern w:val="0"/>
-                <w:sz w:val="20"/>
-                <w:szCs w:val="20"/>
-              </w:rPr>
-              <w:t>df</w:t>
-            </w:r>
-            <w:proofErr w:type="spellEnd"/>
-            <w:r>
-              <w:rPr>
-                <w:rFonts w:ascii="Arial" w:hAnsi="Arial" w:cs="Arial"/>
-                <w:kern w:val="0"/>
-                <w:sz w:val="20"/>
-                <w:szCs w:val="20"/>
-              </w:rPr>
-              <w:t xml:space="preserve"> = 7,290 (formula1)</w:t>
+              <w:t>F-values; df = 7,290 (formula1)</w:t>
             </w:r>
           </w:p>
         </w:tc>
@@ -4644,7 +4168,6 @@
                 <w:szCs w:val="20"/>
               </w:rPr>
             </w:pPr>
-            <w:proofErr w:type="spellStart"/>
             <w:r>
               <w:rPr>
                 <w:rFonts w:ascii="Arial" w:hAnsi="Arial" w:cs="Arial"/>
@@ -4654,7 +4177,6 @@
               </w:rPr>
               <w:t>Midfield</w:t>
             </w:r>
-            <w:proofErr w:type="spellEnd"/>
           </w:p>
         </w:tc>
         <w:tc>
@@ -4682,7 +4204,6 @@
                 <w:szCs w:val="20"/>
               </w:rPr>
             </w:pPr>
-            <w:proofErr w:type="spellStart"/>
             <w:r>
               <w:rPr>
                 <w:rFonts w:ascii="Arial" w:hAnsi="Arial" w:cs="Arial"/>
@@ -4692,7 +4213,6 @@
               </w:rPr>
               <w:t>Other</w:t>
             </w:r>
-            <w:proofErr w:type="spellEnd"/>
           </w:p>
         </w:tc>
       </w:tr>
@@ -4873,7 +4393,6 @@
                 <w:szCs w:val="20"/>
               </w:rPr>
             </w:pPr>
-            <w:proofErr w:type="spellStart"/>
             <w:r>
               <w:rPr>
                 <w:rFonts w:ascii="Arial" w:hAnsi="Arial" w:cs="Arial"/>
@@ -4883,7 +4402,6 @@
               </w:rPr>
               <w:t>Midfield</w:t>
             </w:r>
-            <w:proofErr w:type="spellEnd"/>
           </w:p>
         </w:tc>
         <w:tc>
@@ -5019,7 +4537,6 @@
                 <w:szCs w:val="20"/>
               </w:rPr>
             </w:pPr>
-            <w:proofErr w:type="spellStart"/>
             <w:r>
               <w:rPr>
                 <w:rFonts w:ascii="Arial" w:hAnsi="Arial" w:cs="Arial"/>
@@ -5029,7 +4546,6 @@
               </w:rPr>
               <w:t>Other</w:t>
             </w:r>
-            <w:proofErr w:type="spellEnd"/>
           </w:p>
         </w:tc>
         <w:tc>
@@ -5142,7 +4658,7 @@
           <w:sz w:val="28"/>
           <w:szCs w:val="28"/>
         </w:rPr>
-        <w:t xml:space="preserve">Таблица </w:t>
+        <w:t>Таблица 2.3</w:t>
       </w:r>
       <w:r>
         <w:rPr>
@@ -5151,25 +4667,7 @@
           <w:sz w:val="28"/>
           <w:szCs w:val="28"/>
         </w:rPr>
-        <w:t>2.3</w:t>
-      </w:r>
-      <w:r>
-        <w:rPr>
-          <w:rFonts w:ascii="Times New Roman" w:hAnsi="Times New Roman" w:cs="Times New Roman"/>
-          <w:color w:val="000000" w:themeColor="text1"/>
-          <w:sz w:val="28"/>
-          <w:szCs w:val="28"/>
-        </w:rPr>
-        <w:t xml:space="preserve">. </w:t>
-      </w:r>
-      <w:r>
-        <w:rPr>
-          <w:rFonts w:ascii="Times New Roman" w:hAnsi="Times New Roman" w:cs="Times New Roman"/>
-          <w:color w:val="000000" w:themeColor="text1"/>
-          <w:sz w:val="28"/>
-          <w:szCs w:val="28"/>
-        </w:rPr>
-        <w:t>p-значения для расстояний</w:t>
+        <w:t>. p-значения для расстояний</w:t>
       </w:r>
     </w:p>
     <w:tbl>
@@ -5233,28 +4731,15 @@
                 <w:szCs w:val="20"/>
               </w:rPr>
             </w:pPr>
-            <w:proofErr w:type="gramStart"/>
-            <w:r>
-              <w:rPr>
-                <w:rFonts w:ascii="Arial" w:hAnsi="Arial" w:cs="Arial"/>
-                <w:kern w:val="0"/>
-                <w:sz w:val="20"/>
-                <w:szCs w:val="20"/>
-              </w:rPr>
-              <w:t>!~,,,,</w:t>
-            </w:r>
-            <w:proofErr w:type="spellStart"/>
-            <w:proofErr w:type="gramEnd"/>
-            <w:r>
-              <w:rPr>
-                <w:rFonts w:ascii="Arial" w:hAnsi="Arial" w:cs="Arial"/>
-                <w:kern w:val="0"/>
-                <w:sz w:val="20"/>
-                <w:szCs w:val="20"/>
-              </w:rPr>
-              <w:t>team_tire</w:t>
-            </w:r>
-            <w:proofErr w:type="spellEnd"/>
+            <w:r>
+              <w:rPr>
+                <w:rFonts w:ascii="Arial" w:hAnsi="Arial" w:cs="Arial"/>
+                <w:kern w:val="0"/>
+                <w:sz w:val="20"/>
+                <w:szCs w:val="20"/>
+              </w:rPr>
+              <w:t>!~,,,,team_tire</w:t>
+            </w:r>
           </w:p>
         </w:tc>
         <w:tc>
@@ -5289,27 +4774,7 @@
                 <w:sz w:val="20"/>
                 <w:szCs w:val="20"/>
               </w:rPr>
-              <w:t>p-</w:t>
-            </w:r>
-            <w:proofErr w:type="spellStart"/>
-            <w:r>
-              <w:rPr>
-                <w:rFonts w:ascii="Arial" w:hAnsi="Arial" w:cs="Arial"/>
-                <w:kern w:val="0"/>
-                <w:sz w:val="20"/>
-                <w:szCs w:val="20"/>
-              </w:rPr>
-              <w:t>values</w:t>
-            </w:r>
-            <w:proofErr w:type="spellEnd"/>
-            <w:r>
-              <w:rPr>
-                <w:rFonts w:ascii="Arial" w:hAnsi="Arial" w:cs="Arial"/>
-                <w:kern w:val="0"/>
-                <w:sz w:val="20"/>
-                <w:szCs w:val="20"/>
-              </w:rPr>
-              <w:t xml:space="preserve"> (formula1)</w:t>
+              <w:t>p-values (formula1)</w:t>
             </w:r>
           </w:p>
         </w:tc>
@@ -5414,7 +4879,6 @@
                 <w:szCs w:val="20"/>
               </w:rPr>
             </w:pPr>
-            <w:proofErr w:type="spellStart"/>
             <w:r>
               <w:rPr>
                 <w:rFonts w:ascii="Arial" w:hAnsi="Arial" w:cs="Arial"/>
@@ -5424,7 +4888,6 @@
               </w:rPr>
               <w:t>Midfield</w:t>
             </w:r>
-            <w:proofErr w:type="spellEnd"/>
           </w:p>
         </w:tc>
         <w:tc>
@@ -5452,7 +4915,6 @@
                 <w:szCs w:val="20"/>
               </w:rPr>
             </w:pPr>
-            <w:proofErr w:type="spellStart"/>
             <w:r>
               <w:rPr>
                 <w:rFonts w:ascii="Arial" w:hAnsi="Arial" w:cs="Arial"/>
@@ -5462,7 +4924,6 @@
               </w:rPr>
               <w:t>Other</w:t>
             </w:r>
-            <w:proofErr w:type="spellEnd"/>
           </w:p>
         </w:tc>
       </w:tr>
@@ -5643,7 +5104,6 @@
                 <w:szCs w:val="20"/>
               </w:rPr>
             </w:pPr>
-            <w:proofErr w:type="spellStart"/>
             <w:r>
               <w:rPr>
                 <w:rFonts w:ascii="Arial" w:hAnsi="Arial" w:cs="Arial"/>
@@ -5653,7 +5113,6 @@
               </w:rPr>
               <w:t>Midfield</w:t>
             </w:r>
-            <w:proofErr w:type="spellEnd"/>
           </w:p>
         </w:tc>
         <w:tc>
@@ -5789,7 +5248,6 @@
                 <w:szCs w:val="20"/>
               </w:rPr>
             </w:pPr>
-            <w:proofErr w:type="spellStart"/>
             <w:r>
               <w:rPr>
                 <w:rFonts w:ascii="Arial" w:hAnsi="Arial" w:cs="Arial"/>
@@ -5799,7 +5257,6 @@
               </w:rPr>
               <w:t>Other</w:t>
             </w:r>
-            <w:proofErr w:type="spellEnd"/>
           </w:p>
         </w:tc>
         <w:tc>
@@ -5926,25 +5383,7 @@
           <w:sz w:val="28"/>
           <w:szCs w:val="28"/>
         </w:rPr>
-        <w:t xml:space="preserve">Из таблицы 2.1 видно, что наименьшее расстояние наблюдается между группами Top Team и </w:t>
-      </w:r>
-      <w:proofErr w:type="spellStart"/>
-      <w:r>
-        <w:rPr>
-          <w:rFonts w:ascii="Times New Roman" w:hAnsi="Times New Roman" w:cs="Times New Roman"/>
-          <w:sz w:val="28"/>
-          <w:szCs w:val="28"/>
-        </w:rPr>
-        <w:t>Midfield</w:t>
-      </w:r>
-      <w:proofErr w:type="spellEnd"/>
-      <w:r>
-        <w:rPr>
-          <w:rFonts w:ascii="Times New Roman" w:hAnsi="Times New Roman" w:cs="Times New Roman"/>
-          <w:sz w:val="28"/>
-          <w:szCs w:val="28"/>
-        </w:rPr>
-        <w:t xml:space="preserve"> (0,727), что свидетельствует о наибольшей близости спортивных показателей пилотов из топ-команд и команд </w:t>
+        <w:t xml:space="preserve">Из таблицы 2.1 видно, что наименьшее расстояние наблюдается между группами Top Team и Midfield (0,727), что свидетельствует о наибольшей близости спортивных показателей пилотов из топ-команд и команд </w:t>
       </w:r>
       <w:r>
         <w:rPr>
@@ -5970,61 +5409,7 @@
           <w:sz w:val="28"/>
           <w:szCs w:val="28"/>
         </w:rPr>
-        <w:t xml:space="preserve">Согласно таблице 2.2, максимальное расстояние наблюдается между кластерами </w:t>
-      </w:r>
-      <w:proofErr w:type="spellStart"/>
-      <w:r>
-        <w:rPr>
-          <w:rFonts w:ascii="Times New Roman" w:hAnsi="Times New Roman" w:cs="Times New Roman"/>
-          <w:sz w:val="28"/>
-          <w:szCs w:val="28"/>
-        </w:rPr>
-        <w:t>Midfield</w:t>
-      </w:r>
-      <w:proofErr w:type="spellEnd"/>
-      <w:r>
-        <w:rPr>
-          <w:rFonts w:ascii="Times New Roman" w:hAnsi="Times New Roman" w:cs="Times New Roman"/>
-          <w:sz w:val="28"/>
-          <w:szCs w:val="28"/>
-        </w:rPr>
-        <w:t xml:space="preserve"> и </w:t>
-      </w:r>
-      <w:proofErr w:type="spellStart"/>
-      <w:r>
-        <w:rPr>
-          <w:rFonts w:ascii="Times New Roman" w:hAnsi="Times New Roman" w:cs="Times New Roman"/>
-          <w:sz w:val="28"/>
-          <w:szCs w:val="28"/>
-        </w:rPr>
-        <w:t>Other</w:t>
-      </w:r>
-      <w:proofErr w:type="spellEnd"/>
-      <w:r>
-        <w:rPr>
-          <w:rFonts w:ascii="Times New Roman" w:hAnsi="Times New Roman" w:cs="Times New Roman"/>
-          <w:sz w:val="28"/>
-          <w:szCs w:val="28"/>
-        </w:rPr>
-        <w:t xml:space="preserve"> (24,14479), минимальное — между Top Team и </w:t>
-      </w:r>
-      <w:proofErr w:type="spellStart"/>
-      <w:r>
-        <w:rPr>
-          <w:rFonts w:ascii="Times New Roman" w:hAnsi="Times New Roman" w:cs="Times New Roman"/>
-          <w:sz w:val="28"/>
-          <w:szCs w:val="28"/>
-        </w:rPr>
-        <w:t>Midfield</w:t>
-      </w:r>
-      <w:proofErr w:type="spellEnd"/>
-      <w:r>
-        <w:rPr>
-          <w:rFonts w:ascii="Times New Roman" w:hAnsi="Times New Roman" w:cs="Times New Roman"/>
-          <w:sz w:val="28"/>
-          <w:szCs w:val="28"/>
-        </w:rPr>
-        <w:t xml:space="preserve"> (4,22604).</w:t>
+        <w:t>Согласно таблице 2.2, максимальное расстояние наблюдается между кластерами Midfield и Other (24,14479), минимальное — между Top Team и Midfield (4,22604).</w:t>
       </w:r>
     </w:p>
     <w:p>
@@ -6041,25 +5426,7 @@
           <w:sz w:val="28"/>
           <w:szCs w:val="28"/>
         </w:rPr>
-        <w:t xml:space="preserve">Из таблицы 2.3 следует, что все расстояния статистически значимо отличаются от 0 (p </w:t>
-      </w:r>
-      <w:proofErr w:type="gramStart"/>
-      <w:r>
-        <w:rPr>
-          <w:rFonts w:ascii="Times New Roman" w:hAnsi="Times New Roman" w:cs="Times New Roman"/>
-          <w:sz w:val="28"/>
-          <w:szCs w:val="28"/>
-        </w:rPr>
-        <w:t>&lt; 0</w:t>
-      </w:r>
-      <w:proofErr w:type="gramEnd"/>
-      <w:r>
-        <w:rPr>
-          <w:rFonts w:ascii="Times New Roman" w:hAnsi="Times New Roman" w:cs="Times New Roman"/>
-          <w:sz w:val="28"/>
-          <w:szCs w:val="28"/>
-        </w:rPr>
-        <w:t>,05).</w:t>
+        <w:t>Из таблицы 2.3 следует, что все расстояния статистически значимо отличаются от 0 (p &lt; 0,05).</w:t>
       </w:r>
     </w:p>
     <w:p>
@@ -6089,25 +5456,7 @@
           <w:sz w:val="28"/>
           <w:szCs w:val="28"/>
         </w:rPr>
-        <w:t xml:space="preserve">Таблица </w:t>
-      </w:r>
-      <w:r>
-        <w:rPr>
-          <w:rFonts w:ascii="Times New Roman" w:hAnsi="Times New Roman" w:cs="Times New Roman"/>
-          <w:color w:val="000000" w:themeColor="text1"/>
-          <w:sz w:val="28"/>
-          <w:szCs w:val="28"/>
-        </w:rPr>
-        <w:t>3</w:t>
-      </w:r>
-      <w:r>
-        <w:rPr>
-          <w:rFonts w:ascii="Times New Roman" w:hAnsi="Times New Roman" w:cs="Times New Roman"/>
-          <w:color w:val="000000" w:themeColor="text1"/>
-          <w:sz w:val="28"/>
-          <w:szCs w:val="28"/>
-        </w:rPr>
-        <w:t>. Таблица результатов для канонических корней</w:t>
+        <w:t>Таблица 3. Таблица результатов для канонических корней</w:t>
       </w:r>
     </w:p>
     <w:tbl>
@@ -6159,7 +5508,6 @@
                 <w:szCs w:val="20"/>
               </w:rPr>
             </w:pPr>
-            <w:proofErr w:type="spellStart"/>
             <w:r>
               <w:rPr>
                 <w:rFonts w:ascii="Arial" w:hAnsi="Arial" w:cs="Arial"/>
@@ -6169,23 +5517,21 @@
               </w:rPr>
               <w:t>Roots</w:t>
             </w:r>
-            <w:proofErr w:type="spellEnd"/>
-          </w:p>
-          <w:p>
-            <w:pPr>
-              <w:widowControl w:val="0"/>
-              <w:autoSpaceDE w:val="0"/>
-              <w:autoSpaceDN w:val="0"/>
-              <w:adjustRightInd w:val="0"/>
-              <w:spacing w:after="0" w:line="240" w:lineRule="auto"/>
-              <w:rPr>
-                <w:rFonts w:ascii="Arial" w:hAnsi="Arial" w:cs="Arial"/>
-                <w:kern w:val="0"/>
-                <w:sz w:val="20"/>
-                <w:szCs w:val="20"/>
-              </w:rPr>
-            </w:pPr>
-            <w:proofErr w:type="spellStart"/>
+          </w:p>
+          <w:p>
+            <w:pPr>
+              <w:widowControl w:val="0"/>
+              <w:autoSpaceDE w:val="0"/>
+              <w:autoSpaceDN w:val="0"/>
+              <w:adjustRightInd w:val="0"/>
+              <w:spacing w:after="0" w:line="240" w:lineRule="auto"/>
+              <w:rPr>
+                <w:rFonts w:ascii="Arial" w:hAnsi="Arial" w:cs="Arial"/>
+                <w:kern w:val="0"/>
+                <w:sz w:val="20"/>
+                <w:szCs w:val="20"/>
+              </w:rPr>
+            </w:pPr>
             <w:r>
               <w:rPr>
                 <w:rFonts w:ascii="Arial" w:hAnsi="Arial" w:cs="Arial"/>
@@ -6195,7 +5541,6 @@
               </w:rPr>
               <w:t>Removed</w:t>
             </w:r>
-            <w:proofErr w:type="spellEnd"/>
           </w:p>
         </w:tc>
         <w:tc>
@@ -6302,25 +5647,14 @@
                 <w:szCs w:val="20"/>
               </w:rPr>
             </w:pPr>
-            <w:proofErr w:type="spellStart"/>
-            <w:r>
-              <w:rPr>
-                <w:rFonts w:ascii="Arial" w:hAnsi="Arial" w:cs="Arial"/>
-                <w:kern w:val="0"/>
-                <w:sz w:val="20"/>
-                <w:szCs w:val="20"/>
-              </w:rPr>
-              <w:t>Eigen</w:t>
-            </w:r>
-            <w:proofErr w:type="spellEnd"/>
-            <w:r>
-              <w:rPr>
-                <w:rFonts w:ascii="Arial" w:hAnsi="Arial" w:cs="Arial"/>
-                <w:kern w:val="0"/>
-                <w:sz w:val="20"/>
-                <w:szCs w:val="20"/>
-              </w:rPr>
-              <w:t>-</w:t>
+            <w:r>
+              <w:rPr>
+                <w:rFonts w:ascii="Arial" w:hAnsi="Arial" w:cs="Arial"/>
+                <w:kern w:val="0"/>
+                <w:sz w:val="20"/>
+                <w:szCs w:val="20"/>
+              </w:rPr>
+              <w:t>Eigen-</w:t>
             </w:r>
           </w:p>
           <w:p>
@@ -6338,7 +5672,6 @@
                 <w:szCs w:val="20"/>
               </w:rPr>
             </w:pPr>
-            <w:proofErr w:type="spellStart"/>
             <w:r>
               <w:rPr>
                 <w:rFonts w:ascii="Arial" w:hAnsi="Arial" w:cs="Arial"/>
@@ -6348,7 +5681,6 @@
               </w:rPr>
               <w:t>value</w:t>
             </w:r>
-            <w:proofErr w:type="spellEnd"/>
           </w:p>
         </w:tc>
         <w:tc>
@@ -6376,7 +5708,6 @@
                 <w:szCs w:val="20"/>
               </w:rPr>
             </w:pPr>
-            <w:proofErr w:type="spellStart"/>
             <w:r>
               <w:rPr>
                 <w:rFonts w:ascii="Arial" w:hAnsi="Arial" w:cs="Arial"/>
@@ -6386,7 +5717,6 @@
               </w:rPr>
               <w:t>Canonicl</w:t>
             </w:r>
-            <w:proofErr w:type="spellEnd"/>
           </w:p>
           <w:p>
             <w:pPr>
@@ -6439,25 +5769,14 @@
                 <w:szCs w:val="20"/>
               </w:rPr>
             </w:pPr>
-            <w:proofErr w:type="spellStart"/>
-            <w:r>
-              <w:rPr>
-                <w:rFonts w:ascii="Arial" w:hAnsi="Arial" w:cs="Arial"/>
-                <w:kern w:val="0"/>
-                <w:sz w:val="20"/>
-                <w:szCs w:val="20"/>
-              </w:rPr>
-              <w:t>Wilks</w:t>
-            </w:r>
-            <w:proofErr w:type="spellEnd"/>
-            <w:r>
-              <w:rPr>
-                <w:rFonts w:ascii="Arial" w:hAnsi="Arial" w:cs="Arial"/>
-                <w:kern w:val="0"/>
-                <w:sz w:val="20"/>
-                <w:szCs w:val="20"/>
-              </w:rPr>
-              <w:t>'</w:t>
+            <w:r>
+              <w:rPr>
+                <w:rFonts w:ascii="Arial" w:hAnsi="Arial" w:cs="Arial"/>
+                <w:kern w:val="0"/>
+                <w:sz w:val="20"/>
+                <w:szCs w:val="20"/>
+              </w:rPr>
+              <w:t>Wilks'</w:t>
             </w:r>
           </w:p>
           <w:p>
@@ -6475,7 +5794,6 @@
                 <w:szCs w:val="20"/>
               </w:rPr>
             </w:pPr>
-            <w:proofErr w:type="spellStart"/>
             <w:r>
               <w:rPr>
                 <w:rFonts w:ascii="Arial" w:hAnsi="Arial" w:cs="Arial"/>
@@ -6485,7 +5803,6 @@
               </w:rPr>
               <w:t>Lambda</w:t>
             </w:r>
-            <w:proofErr w:type="spellEnd"/>
           </w:p>
         </w:tc>
         <w:tc>
@@ -6513,25 +5830,14 @@
                 <w:szCs w:val="20"/>
               </w:rPr>
             </w:pPr>
-            <w:proofErr w:type="spellStart"/>
-            <w:r>
-              <w:rPr>
-                <w:rFonts w:ascii="Arial" w:hAnsi="Arial" w:cs="Arial"/>
-                <w:kern w:val="0"/>
-                <w:sz w:val="20"/>
-                <w:szCs w:val="20"/>
-              </w:rPr>
-              <w:t>Chi-Sqr</w:t>
-            </w:r>
-            <w:proofErr w:type="spellEnd"/>
-            <w:r>
-              <w:rPr>
-                <w:rFonts w:ascii="Arial" w:hAnsi="Arial" w:cs="Arial"/>
-                <w:kern w:val="0"/>
-                <w:sz w:val="20"/>
-                <w:szCs w:val="20"/>
-              </w:rPr>
-              <w:t>.</w:t>
+            <w:r>
+              <w:rPr>
+                <w:rFonts w:ascii="Arial" w:hAnsi="Arial" w:cs="Arial"/>
+                <w:kern w:val="0"/>
+                <w:sz w:val="20"/>
+                <w:szCs w:val="20"/>
+              </w:rPr>
+              <w:t>Chi-Sqr.</w:t>
             </w:r>
           </w:p>
         </w:tc>
@@ -6560,7 +5866,6 @@
                 <w:szCs w:val="20"/>
               </w:rPr>
             </w:pPr>
-            <w:proofErr w:type="spellStart"/>
             <w:r>
               <w:rPr>
                 <w:rFonts w:ascii="Arial" w:hAnsi="Arial" w:cs="Arial"/>
@@ -6570,7 +5875,6 @@
               </w:rPr>
               <w:t>df</w:t>
             </w:r>
-            <w:proofErr w:type="spellEnd"/>
           </w:p>
         </w:tc>
         <w:tc>
@@ -6605,19 +5909,8 @@
                 <w:sz w:val="20"/>
                 <w:szCs w:val="20"/>
               </w:rPr>
-              <w:t>p-</w:t>
-            </w:r>
-            <w:proofErr w:type="spellStart"/>
-            <w:r>
-              <w:rPr>
-                <w:rFonts w:ascii="Arial" w:hAnsi="Arial" w:cs="Arial"/>
-                <w:kern w:val="0"/>
-                <w:sz w:val="20"/>
-                <w:szCs w:val="20"/>
-              </w:rPr>
-              <w:t>value</w:t>
-            </w:r>
-            <w:proofErr w:type="spellEnd"/>
+              <w:t>p-value</w:t>
+            </w:r>
           </w:p>
         </w:tc>
       </w:tr>
@@ -7178,45 +6471,7 @@
           <w:sz w:val="28"/>
           <w:szCs w:val="28"/>
         </w:rPr>
-        <w:t xml:space="preserve">Таблица </w:t>
-      </w:r>
-      <w:r>
-        <w:rPr>
-          <w:rFonts w:ascii="Times New Roman" w:hAnsi="Times New Roman" w:cs="Times New Roman"/>
-          <w:color w:val="000000" w:themeColor="text1"/>
-          <w:sz w:val="28"/>
-          <w:szCs w:val="28"/>
-        </w:rPr>
-        <w:t>4.1</w:t>
-      </w:r>
-      <w:r>
-        <w:rPr>
-          <w:rFonts w:ascii="Times New Roman" w:hAnsi="Times New Roman" w:cs="Times New Roman"/>
-          <w:color w:val="000000" w:themeColor="text1"/>
-          <w:sz w:val="28"/>
-          <w:szCs w:val="28"/>
-        </w:rPr>
-        <w:t xml:space="preserve">. </w:t>
-      </w:r>
-      <w:proofErr w:type="spellStart"/>
-      <w:r>
-        <w:rPr>
-          <w:rFonts w:ascii="Times New Roman" w:hAnsi="Times New Roman" w:cs="Times New Roman"/>
-          <w:color w:val="000000" w:themeColor="text1"/>
-          <w:sz w:val="28"/>
-          <w:szCs w:val="28"/>
-        </w:rPr>
-        <w:t>Нестандартизованные</w:t>
-      </w:r>
-      <w:proofErr w:type="spellEnd"/>
-      <w:r>
-        <w:rPr>
-          <w:rFonts w:ascii="Times New Roman" w:hAnsi="Times New Roman" w:cs="Times New Roman"/>
-          <w:color w:val="000000" w:themeColor="text1"/>
-          <w:sz w:val="28"/>
-          <w:szCs w:val="28"/>
-        </w:rPr>
-        <w:t xml:space="preserve"> коэффициенты</w:t>
+        <w:t>Таблица 4.1. Нестандартизованные коэффициенты</w:t>
       </w:r>
     </w:p>
     <w:tbl>
@@ -7279,7 +6534,6 @@
                 <w:szCs w:val="20"/>
               </w:rPr>
             </w:pPr>
-            <w:proofErr w:type="spellStart"/>
             <w:r>
               <w:rPr>
                 <w:rFonts w:ascii="Arial" w:hAnsi="Arial" w:cs="Arial"/>
@@ -7289,7 +6543,6 @@
               </w:rPr>
               <w:t>Variable</w:t>
             </w:r>
-            <w:proofErr w:type="spellEnd"/>
           </w:p>
         </w:tc>
         <w:tc>
@@ -7422,25 +6675,14 @@
                 <w:szCs w:val="20"/>
               </w:rPr>
             </w:pPr>
-            <w:proofErr w:type="spellStart"/>
-            <w:r>
-              <w:rPr>
-                <w:rFonts w:ascii="Arial" w:hAnsi="Arial" w:cs="Arial"/>
-                <w:kern w:val="0"/>
-                <w:sz w:val="20"/>
-                <w:szCs w:val="20"/>
-              </w:rPr>
-              <w:t>Root</w:t>
-            </w:r>
-            <w:proofErr w:type="spellEnd"/>
-            <w:r>
-              <w:rPr>
-                <w:rFonts w:ascii="Arial" w:hAnsi="Arial" w:cs="Arial"/>
-                <w:kern w:val="0"/>
-                <w:sz w:val="20"/>
-                <w:szCs w:val="20"/>
-              </w:rPr>
-              <w:t xml:space="preserve"> 1</w:t>
+            <w:r>
+              <w:rPr>
+                <w:rFonts w:ascii="Arial" w:hAnsi="Arial" w:cs="Arial"/>
+                <w:kern w:val="0"/>
+                <w:sz w:val="20"/>
+                <w:szCs w:val="20"/>
+              </w:rPr>
+              <w:t>Root 1</w:t>
             </w:r>
           </w:p>
         </w:tc>
@@ -7469,25 +6711,14 @@
                 <w:szCs w:val="20"/>
               </w:rPr>
             </w:pPr>
-            <w:proofErr w:type="spellStart"/>
-            <w:r>
-              <w:rPr>
-                <w:rFonts w:ascii="Arial" w:hAnsi="Arial" w:cs="Arial"/>
-                <w:kern w:val="0"/>
-                <w:sz w:val="20"/>
-                <w:szCs w:val="20"/>
-              </w:rPr>
-              <w:t>Root</w:t>
-            </w:r>
-            <w:proofErr w:type="spellEnd"/>
-            <w:r>
-              <w:rPr>
-                <w:rFonts w:ascii="Arial" w:hAnsi="Arial" w:cs="Arial"/>
-                <w:kern w:val="0"/>
-                <w:sz w:val="20"/>
-                <w:szCs w:val="20"/>
-              </w:rPr>
-              <w:t xml:space="preserve"> 2</w:t>
+            <w:r>
+              <w:rPr>
+                <w:rFonts w:ascii="Arial" w:hAnsi="Arial" w:cs="Arial"/>
+                <w:kern w:val="0"/>
+                <w:sz w:val="20"/>
+                <w:szCs w:val="20"/>
+              </w:rPr>
+              <w:t>Root 2</w:t>
             </w:r>
           </w:p>
         </w:tc>
@@ -7525,7 +6756,6 @@
                 <w:szCs w:val="20"/>
               </w:rPr>
             </w:pPr>
-            <w:proofErr w:type="spellStart"/>
             <w:r>
               <w:rPr>
                 <w:rFonts w:ascii="Arial" w:hAnsi="Arial" w:cs="Arial"/>
@@ -7535,7 +6765,6 @@
               </w:rPr>
               <w:t>gp_wins</w:t>
             </w:r>
-            <w:proofErr w:type="spellEnd"/>
           </w:p>
         </w:tc>
         <w:tc>
@@ -7644,7 +6873,6 @@
                 <w:szCs w:val="20"/>
               </w:rPr>
             </w:pPr>
-            <w:proofErr w:type="spellStart"/>
             <w:r>
               <w:rPr>
                 <w:rFonts w:ascii="Arial" w:hAnsi="Arial" w:cs="Arial"/>
@@ -7654,7 +6882,6 @@
               </w:rPr>
               <w:t>poles</w:t>
             </w:r>
-            <w:proofErr w:type="spellEnd"/>
           </w:p>
         </w:tc>
         <w:tc>
@@ -7763,7 +6990,6 @@
                 <w:szCs w:val="20"/>
               </w:rPr>
             </w:pPr>
-            <w:proofErr w:type="spellStart"/>
             <w:r>
               <w:rPr>
                 <w:rFonts w:ascii="Arial" w:hAnsi="Arial" w:cs="Arial"/>
@@ -7773,7 +6999,6 @@
               </w:rPr>
               <w:t>podiums</w:t>
             </w:r>
-            <w:proofErr w:type="spellEnd"/>
           </w:p>
         </w:tc>
         <w:tc>
@@ -7882,7 +7107,6 @@
                 <w:szCs w:val="20"/>
               </w:rPr>
             </w:pPr>
-            <w:proofErr w:type="spellStart"/>
             <w:r>
               <w:rPr>
                 <w:rFonts w:ascii="Arial" w:hAnsi="Arial" w:cs="Arial"/>
@@ -7892,7 +7116,6 @@
               </w:rPr>
               <w:t>races</w:t>
             </w:r>
-            <w:proofErr w:type="spellEnd"/>
           </w:p>
         </w:tc>
         <w:tc>
@@ -8001,7 +7224,6 @@
                 <w:szCs w:val="20"/>
               </w:rPr>
             </w:pPr>
-            <w:proofErr w:type="spellStart"/>
             <w:r>
               <w:rPr>
                 <w:rFonts w:ascii="Arial" w:hAnsi="Arial" w:cs="Arial"/>
@@ -8011,7 +7233,6 @@
               </w:rPr>
               <w:t>championships</w:t>
             </w:r>
-            <w:proofErr w:type="spellEnd"/>
           </w:p>
         </w:tc>
         <w:tc>
@@ -8120,7 +7341,6 @@
                 <w:szCs w:val="20"/>
               </w:rPr>
             </w:pPr>
-            <w:proofErr w:type="spellStart"/>
             <w:r>
               <w:rPr>
                 <w:rFonts w:ascii="Arial" w:hAnsi="Arial" w:cs="Arial"/>
@@ -8130,7 +7350,6 @@
               </w:rPr>
               <w:t>dnfs</w:t>
             </w:r>
-            <w:proofErr w:type="spellEnd"/>
           </w:p>
         </w:tc>
         <w:tc>
@@ -8239,7 +7458,6 @@
                 <w:szCs w:val="20"/>
               </w:rPr>
             </w:pPr>
-            <w:proofErr w:type="spellStart"/>
             <w:r>
               <w:rPr>
                 <w:rFonts w:ascii="Arial" w:hAnsi="Arial" w:cs="Arial"/>
@@ -8249,7 +7467,6 @@
               </w:rPr>
               <w:t>avg_yearly_salary</w:t>
             </w:r>
-            <w:proofErr w:type="spellEnd"/>
           </w:p>
         </w:tc>
         <w:tc>
@@ -8358,7 +7575,6 @@
                 <w:szCs w:val="20"/>
               </w:rPr>
             </w:pPr>
-            <w:proofErr w:type="spellStart"/>
             <w:r>
               <w:rPr>
                 <w:rFonts w:ascii="Arial" w:hAnsi="Arial" w:cs="Arial"/>
@@ -8368,7 +7584,6 @@
               </w:rPr>
               <w:t>Constant</w:t>
             </w:r>
-            <w:proofErr w:type="spellEnd"/>
           </w:p>
         </w:tc>
         <w:tc>
@@ -8477,7 +7692,6 @@
                 <w:szCs w:val="20"/>
               </w:rPr>
             </w:pPr>
-            <w:proofErr w:type="spellStart"/>
             <w:r>
               <w:rPr>
                 <w:rFonts w:ascii="Arial" w:hAnsi="Arial" w:cs="Arial"/>
@@ -8487,7 +7701,6 @@
               </w:rPr>
               <w:t>Eigenval</w:t>
             </w:r>
-            <w:proofErr w:type="spellEnd"/>
           </w:p>
         </w:tc>
         <w:tc>
@@ -8596,7 +7809,6 @@
                 <w:szCs w:val="20"/>
               </w:rPr>
             </w:pPr>
-            <w:proofErr w:type="spellStart"/>
             <w:r>
               <w:rPr>
                 <w:rFonts w:ascii="Arial" w:hAnsi="Arial" w:cs="Arial"/>
@@ -8606,7 +7818,6 @@
               </w:rPr>
               <w:t>Cum.Prop</w:t>
             </w:r>
-            <w:proofErr w:type="spellEnd"/>
           </w:p>
         </w:tc>
         <w:tc>
@@ -8782,7 +7993,6 @@
                 <w:szCs w:val="20"/>
               </w:rPr>
             </w:pPr>
-            <w:proofErr w:type="spellStart"/>
             <w:r>
               <w:rPr>
                 <w:rFonts w:ascii="Arial" w:hAnsi="Arial" w:cs="Arial"/>
@@ -8792,7 +8002,6 @@
               </w:rPr>
               <w:t>Variable</w:t>
             </w:r>
-            <w:proofErr w:type="spellEnd"/>
           </w:p>
         </w:tc>
         <w:tc>
@@ -8925,25 +8134,14 @@
                 <w:szCs w:val="20"/>
               </w:rPr>
             </w:pPr>
-            <w:proofErr w:type="spellStart"/>
-            <w:r>
-              <w:rPr>
-                <w:rFonts w:ascii="Arial" w:hAnsi="Arial" w:cs="Arial"/>
-                <w:kern w:val="0"/>
-                <w:sz w:val="20"/>
-                <w:szCs w:val="20"/>
-              </w:rPr>
-              <w:t>Root</w:t>
-            </w:r>
-            <w:proofErr w:type="spellEnd"/>
-            <w:r>
-              <w:rPr>
-                <w:rFonts w:ascii="Arial" w:hAnsi="Arial" w:cs="Arial"/>
-                <w:kern w:val="0"/>
-                <w:sz w:val="20"/>
-                <w:szCs w:val="20"/>
-              </w:rPr>
-              <w:t xml:space="preserve"> 1</w:t>
+            <w:r>
+              <w:rPr>
+                <w:rFonts w:ascii="Arial" w:hAnsi="Arial" w:cs="Arial"/>
+                <w:kern w:val="0"/>
+                <w:sz w:val="20"/>
+                <w:szCs w:val="20"/>
+              </w:rPr>
+              <w:t>Root 1</w:t>
             </w:r>
           </w:p>
         </w:tc>
@@ -8972,25 +8170,14 @@
                 <w:szCs w:val="20"/>
               </w:rPr>
             </w:pPr>
-            <w:proofErr w:type="spellStart"/>
-            <w:r>
-              <w:rPr>
-                <w:rFonts w:ascii="Arial" w:hAnsi="Arial" w:cs="Arial"/>
-                <w:kern w:val="0"/>
-                <w:sz w:val="20"/>
-                <w:szCs w:val="20"/>
-              </w:rPr>
-              <w:t>Root</w:t>
-            </w:r>
-            <w:proofErr w:type="spellEnd"/>
-            <w:r>
-              <w:rPr>
-                <w:rFonts w:ascii="Arial" w:hAnsi="Arial" w:cs="Arial"/>
-                <w:kern w:val="0"/>
-                <w:sz w:val="20"/>
-                <w:szCs w:val="20"/>
-              </w:rPr>
-              <w:t xml:space="preserve"> 2</w:t>
+            <w:r>
+              <w:rPr>
+                <w:rFonts w:ascii="Arial" w:hAnsi="Arial" w:cs="Arial"/>
+                <w:kern w:val="0"/>
+                <w:sz w:val="20"/>
+                <w:szCs w:val="20"/>
+              </w:rPr>
+              <w:t>Root 2</w:t>
             </w:r>
           </w:p>
         </w:tc>
@@ -9028,7 +8215,6 @@
                 <w:szCs w:val="20"/>
               </w:rPr>
             </w:pPr>
-            <w:proofErr w:type="spellStart"/>
             <w:r>
               <w:rPr>
                 <w:rFonts w:ascii="Arial" w:hAnsi="Arial" w:cs="Arial"/>
@@ -9038,7 +8224,6 @@
               </w:rPr>
               <w:t>gp_wins</w:t>
             </w:r>
-            <w:proofErr w:type="spellEnd"/>
           </w:p>
         </w:tc>
         <w:tc>
@@ -9147,7 +8332,6 @@
                 <w:szCs w:val="20"/>
               </w:rPr>
             </w:pPr>
-            <w:proofErr w:type="spellStart"/>
             <w:r>
               <w:rPr>
                 <w:rFonts w:ascii="Arial" w:hAnsi="Arial" w:cs="Arial"/>
@@ -9157,7 +8341,6 @@
               </w:rPr>
               <w:t>poles</w:t>
             </w:r>
-            <w:proofErr w:type="spellEnd"/>
           </w:p>
         </w:tc>
         <w:tc>
@@ -9266,7 +8449,6 @@
                 <w:szCs w:val="20"/>
               </w:rPr>
             </w:pPr>
-            <w:proofErr w:type="spellStart"/>
             <w:r>
               <w:rPr>
                 <w:rFonts w:ascii="Arial" w:hAnsi="Arial" w:cs="Arial"/>
@@ -9276,7 +8458,6 @@
               </w:rPr>
               <w:t>podiums</w:t>
             </w:r>
-            <w:proofErr w:type="spellEnd"/>
           </w:p>
         </w:tc>
         <w:tc>
@@ -9385,7 +8566,6 @@
                 <w:szCs w:val="20"/>
               </w:rPr>
             </w:pPr>
-            <w:proofErr w:type="spellStart"/>
             <w:r>
               <w:rPr>
                 <w:rFonts w:ascii="Arial" w:hAnsi="Arial" w:cs="Arial"/>
@@ -9396,7 +8576,6 @@
               <w:lastRenderedPageBreak/>
               <w:t>races</w:t>
             </w:r>
-            <w:proofErr w:type="spellEnd"/>
           </w:p>
         </w:tc>
         <w:tc>
@@ -9505,7 +8684,6 @@
                 <w:szCs w:val="20"/>
               </w:rPr>
             </w:pPr>
-            <w:proofErr w:type="spellStart"/>
             <w:r>
               <w:rPr>
                 <w:rFonts w:ascii="Arial" w:hAnsi="Arial" w:cs="Arial"/>
@@ -9515,7 +8693,6 @@
               </w:rPr>
               <w:t>championships</w:t>
             </w:r>
-            <w:proofErr w:type="spellEnd"/>
           </w:p>
         </w:tc>
         <w:tc>
@@ -9624,7 +8801,6 @@
                 <w:szCs w:val="20"/>
               </w:rPr>
             </w:pPr>
-            <w:proofErr w:type="spellStart"/>
             <w:r>
               <w:rPr>
                 <w:rFonts w:ascii="Arial" w:hAnsi="Arial" w:cs="Arial"/>
@@ -9634,7 +8810,6 @@
               </w:rPr>
               <w:t>dnfs</w:t>
             </w:r>
-            <w:proofErr w:type="spellEnd"/>
           </w:p>
         </w:tc>
         <w:tc>
@@ -9743,7 +8918,6 @@
                 <w:szCs w:val="20"/>
               </w:rPr>
             </w:pPr>
-            <w:proofErr w:type="spellStart"/>
             <w:r>
               <w:rPr>
                 <w:rFonts w:ascii="Arial" w:hAnsi="Arial" w:cs="Arial"/>
@@ -9753,7 +8927,6 @@
               </w:rPr>
               <w:t>avg_yearly_salary</w:t>
             </w:r>
-            <w:proofErr w:type="spellEnd"/>
           </w:p>
         </w:tc>
         <w:tc>
@@ -9862,7 +9035,6 @@
                 <w:szCs w:val="20"/>
               </w:rPr>
             </w:pPr>
-            <w:proofErr w:type="spellStart"/>
             <w:r>
               <w:rPr>
                 <w:rFonts w:ascii="Arial" w:hAnsi="Arial" w:cs="Arial"/>
@@ -9872,7 +9044,6 @@
               </w:rPr>
               <w:t>Eigenval</w:t>
             </w:r>
-            <w:proofErr w:type="spellEnd"/>
           </w:p>
         </w:tc>
         <w:tc>
@@ -9981,7 +9152,6 @@
                 <w:szCs w:val="20"/>
               </w:rPr>
             </w:pPr>
-            <w:proofErr w:type="spellStart"/>
             <w:r>
               <w:rPr>
                 <w:rFonts w:ascii="Arial" w:hAnsi="Arial" w:cs="Arial"/>
@@ -9991,7 +9161,6 @@
               </w:rPr>
               <w:t>Cum.Prop</w:t>
             </w:r>
-            <w:proofErr w:type="spellEnd"/>
           </w:p>
         </w:tc>
         <w:tc>
@@ -10083,77 +9252,7 @@
           <w:sz w:val="28"/>
           <w:szCs w:val="28"/>
         </w:rPr>
-        <w:t xml:space="preserve">Анализ </w:t>
-      </w:r>
-      <w:r>
-        <w:rPr>
-          <w:rFonts w:ascii="Times New Roman" w:hAnsi="Times New Roman" w:cs="Times New Roman"/>
-          <w:sz w:val="28"/>
-          <w:szCs w:val="28"/>
-        </w:rPr>
-        <w:t>таблицы 5</w:t>
-      </w:r>
-      <w:r>
-        <w:rPr>
-          <w:rFonts w:ascii="Times New Roman" w:hAnsi="Times New Roman" w:cs="Times New Roman"/>
-          <w:sz w:val="28"/>
-          <w:szCs w:val="28"/>
-        </w:rPr>
-        <w:t xml:space="preserve"> показывает, что наибольшую корреляцию с первой функцией имеет переменная </w:t>
-      </w:r>
-      <w:proofErr w:type="spellStart"/>
-      <w:r>
-        <w:rPr>
-          <w:rFonts w:ascii="Times New Roman" w:hAnsi="Times New Roman" w:cs="Times New Roman"/>
-          <w:sz w:val="28"/>
-          <w:szCs w:val="28"/>
-        </w:rPr>
-        <w:t>avg_yearly_salary</w:t>
-      </w:r>
-      <w:proofErr w:type="spellEnd"/>
-      <w:r>
-        <w:rPr>
-          <w:rFonts w:ascii="Times New Roman" w:hAnsi="Times New Roman" w:cs="Times New Roman"/>
-          <w:sz w:val="28"/>
-          <w:szCs w:val="28"/>
-        </w:rPr>
-        <w:t> (-0,4442), со второй функцией наиболее тесно связаны </w:t>
-      </w:r>
-      <w:proofErr w:type="spellStart"/>
-      <w:r>
-        <w:rPr>
-          <w:rFonts w:ascii="Times New Roman" w:hAnsi="Times New Roman" w:cs="Times New Roman"/>
-          <w:sz w:val="28"/>
-          <w:szCs w:val="28"/>
-        </w:rPr>
-        <w:t>poles</w:t>
-      </w:r>
-      <w:proofErr w:type="spellEnd"/>
-      <w:r>
-        <w:rPr>
-          <w:rFonts w:ascii="Times New Roman" w:hAnsi="Times New Roman" w:cs="Times New Roman"/>
-          <w:sz w:val="28"/>
-          <w:szCs w:val="28"/>
-        </w:rPr>
-        <w:t> (-0,6142) и </w:t>
-      </w:r>
-      <w:proofErr w:type="spellStart"/>
-      <w:r>
-        <w:rPr>
-          <w:rFonts w:ascii="Times New Roman" w:hAnsi="Times New Roman" w:cs="Times New Roman"/>
-          <w:sz w:val="28"/>
-          <w:szCs w:val="28"/>
-        </w:rPr>
-        <w:t>dnfs</w:t>
-      </w:r>
-      <w:proofErr w:type="spellEnd"/>
-      <w:r>
-        <w:rPr>
-          <w:rFonts w:ascii="Times New Roman" w:hAnsi="Times New Roman" w:cs="Times New Roman"/>
-          <w:sz w:val="28"/>
-          <w:szCs w:val="28"/>
-        </w:rPr>
-        <w:t> (0,5529).</w:t>
+        <w:t>Анализ таблицы 5 показывает, что наибольшую корреляцию с первой функцией имеет переменная avg_yearly_salary (-0,4442), со второй функцией наиболее тесно связаны poles (-0,6142) и dnfs (0,5529).</w:t>
       </w:r>
     </w:p>
     <w:p>
@@ -10164,25 +9263,7 @@
           <w:sz w:val="28"/>
           <w:szCs w:val="28"/>
         </w:rPr>
-        <w:t xml:space="preserve">Таблица </w:t>
-      </w:r>
-      <w:r>
-        <w:rPr>
-          <w:rFonts w:ascii="Times New Roman" w:hAnsi="Times New Roman" w:cs="Times New Roman"/>
-          <w:color w:val="000000" w:themeColor="text1"/>
-          <w:sz w:val="28"/>
-          <w:szCs w:val="28"/>
-        </w:rPr>
-        <w:t xml:space="preserve">5. </w:t>
-      </w:r>
-      <w:r>
-        <w:rPr>
-          <w:rFonts w:ascii="Times New Roman" w:hAnsi="Times New Roman" w:cs="Times New Roman"/>
-          <w:color w:val="000000" w:themeColor="text1"/>
-          <w:sz w:val="28"/>
-          <w:szCs w:val="28"/>
-        </w:rPr>
-        <w:t>Корреляции переменных с каноническими корнями</w:t>
+        <w:t>Таблица 5. Корреляции переменных с каноническими корнями</w:t>
       </w:r>
     </w:p>
     <w:tbl>
@@ -10245,7 +9326,6 @@
                 <w:szCs w:val="20"/>
               </w:rPr>
             </w:pPr>
-            <w:proofErr w:type="spellStart"/>
             <w:r>
               <w:rPr>
                 <w:rFonts w:ascii="Arial" w:hAnsi="Arial" w:cs="Arial"/>
@@ -10255,7 +9335,6 @@
               </w:rPr>
               <w:t>Variable</w:t>
             </w:r>
-            <w:proofErr w:type="spellEnd"/>
           </w:p>
         </w:tc>
         <w:tc>
@@ -10342,47 +9421,7 @@
                 <w:sz w:val="20"/>
                 <w:szCs w:val="20"/>
               </w:rPr>
-              <w:t>(</w:t>
-            </w:r>
-            <w:proofErr w:type="spellStart"/>
-            <w:r>
-              <w:rPr>
-                <w:rFonts w:ascii="Arial" w:hAnsi="Arial" w:cs="Arial"/>
-                <w:kern w:val="0"/>
-                <w:sz w:val="20"/>
-                <w:szCs w:val="20"/>
-              </w:rPr>
-              <w:t>Pooled-within-groups</w:t>
-            </w:r>
-            <w:proofErr w:type="spellEnd"/>
-            <w:r>
-              <w:rPr>
-                <w:rFonts w:ascii="Arial" w:hAnsi="Arial" w:cs="Arial"/>
-                <w:kern w:val="0"/>
-                <w:sz w:val="20"/>
-                <w:szCs w:val="20"/>
-              </w:rPr>
-              <w:t xml:space="preserve"> </w:t>
-            </w:r>
-            <w:proofErr w:type="spellStart"/>
-            <w:r>
-              <w:rPr>
-                <w:rFonts w:ascii="Arial" w:hAnsi="Arial" w:cs="Arial"/>
-                <w:kern w:val="0"/>
-                <w:sz w:val="20"/>
-                <w:szCs w:val="20"/>
-              </w:rPr>
-              <w:t>correlations</w:t>
-            </w:r>
-            <w:proofErr w:type="spellEnd"/>
-            <w:r>
-              <w:rPr>
-                <w:rFonts w:ascii="Arial" w:hAnsi="Arial" w:cs="Arial"/>
-                <w:kern w:val="0"/>
-                <w:sz w:val="20"/>
-                <w:szCs w:val="20"/>
-              </w:rPr>
-              <w:t>)</w:t>
+              <w:t>(Pooled-within-groups correlations)</w:t>
             </w:r>
           </w:p>
         </w:tc>
@@ -10451,25 +9490,14 @@
                 <w:szCs w:val="20"/>
               </w:rPr>
             </w:pPr>
-            <w:proofErr w:type="spellStart"/>
-            <w:r>
-              <w:rPr>
-                <w:rFonts w:ascii="Arial" w:hAnsi="Arial" w:cs="Arial"/>
-                <w:kern w:val="0"/>
-                <w:sz w:val="20"/>
-                <w:szCs w:val="20"/>
-              </w:rPr>
-              <w:t>Root</w:t>
-            </w:r>
-            <w:proofErr w:type="spellEnd"/>
-            <w:r>
-              <w:rPr>
-                <w:rFonts w:ascii="Arial" w:hAnsi="Arial" w:cs="Arial"/>
-                <w:kern w:val="0"/>
-                <w:sz w:val="20"/>
-                <w:szCs w:val="20"/>
-              </w:rPr>
-              <w:t xml:space="preserve"> 1</w:t>
+            <w:r>
+              <w:rPr>
+                <w:rFonts w:ascii="Arial" w:hAnsi="Arial" w:cs="Arial"/>
+                <w:kern w:val="0"/>
+                <w:sz w:val="20"/>
+                <w:szCs w:val="20"/>
+              </w:rPr>
+              <w:t>Root 1</w:t>
             </w:r>
           </w:p>
         </w:tc>
@@ -10498,25 +9526,14 @@
                 <w:szCs w:val="20"/>
               </w:rPr>
             </w:pPr>
-            <w:proofErr w:type="spellStart"/>
-            <w:r>
-              <w:rPr>
-                <w:rFonts w:ascii="Arial" w:hAnsi="Arial" w:cs="Arial"/>
-                <w:kern w:val="0"/>
-                <w:sz w:val="20"/>
-                <w:szCs w:val="20"/>
-              </w:rPr>
-              <w:t>Root</w:t>
-            </w:r>
-            <w:proofErr w:type="spellEnd"/>
-            <w:r>
-              <w:rPr>
-                <w:rFonts w:ascii="Arial" w:hAnsi="Arial" w:cs="Arial"/>
-                <w:kern w:val="0"/>
-                <w:sz w:val="20"/>
-                <w:szCs w:val="20"/>
-              </w:rPr>
-              <w:t xml:space="preserve"> 2</w:t>
+            <w:r>
+              <w:rPr>
+                <w:rFonts w:ascii="Arial" w:hAnsi="Arial" w:cs="Arial"/>
+                <w:kern w:val="0"/>
+                <w:sz w:val="20"/>
+                <w:szCs w:val="20"/>
+              </w:rPr>
+              <w:t>Root 2</w:t>
             </w:r>
           </w:p>
         </w:tc>
@@ -10554,7 +9571,6 @@
                 <w:szCs w:val="20"/>
               </w:rPr>
             </w:pPr>
-            <w:proofErr w:type="spellStart"/>
             <w:r>
               <w:rPr>
                 <w:rFonts w:ascii="Arial" w:hAnsi="Arial" w:cs="Arial"/>
@@ -10564,7 +9580,6 @@
               </w:rPr>
               <w:t>gp_wins</w:t>
             </w:r>
-            <w:proofErr w:type="spellEnd"/>
           </w:p>
         </w:tc>
         <w:tc>
@@ -10673,7 +9688,6 @@
                 <w:szCs w:val="20"/>
               </w:rPr>
             </w:pPr>
-            <w:proofErr w:type="spellStart"/>
             <w:r>
               <w:rPr>
                 <w:rFonts w:ascii="Arial" w:hAnsi="Arial" w:cs="Arial"/>
@@ -10683,7 +9697,6 @@
               </w:rPr>
               <w:t>poles</w:t>
             </w:r>
-            <w:proofErr w:type="spellEnd"/>
           </w:p>
         </w:tc>
         <w:tc>
@@ -10792,7 +9805,6 @@
                 <w:szCs w:val="20"/>
               </w:rPr>
             </w:pPr>
-            <w:proofErr w:type="spellStart"/>
             <w:r>
               <w:rPr>
                 <w:rFonts w:ascii="Arial" w:hAnsi="Arial" w:cs="Arial"/>
@@ -10802,7 +9814,6 @@
               </w:rPr>
               <w:t>podiums</w:t>
             </w:r>
-            <w:proofErr w:type="spellEnd"/>
           </w:p>
         </w:tc>
         <w:tc>
@@ -10911,7 +9922,6 @@
                 <w:szCs w:val="20"/>
               </w:rPr>
             </w:pPr>
-            <w:proofErr w:type="spellStart"/>
             <w:r>
               <w:rPr>
                 <w:rFonts w:ascii="Arial" w:hAnsi="Arial" w:cs="Arial"/>
@@ -10921,7 +9931,6 @@
               </w:rPr>
               <w:t>races</w:t>
             </w:r>
-            <w:proofErr w:type="spellEnd"/>
           </w:p>
         </w:tc>
         <w:tc>
@@ -11030,7 +10039,6 @@
                 <w:szCs w:val="20"/>
               </w:rPr>
             </w:pPr>
-            <w:proofErr w:type="spellStart"/>
             <w:r>
               <w:rPr>
                 <w:rFonts w:ascii="Arial" w:hAnsi="Arial" w:cs="Arial"/>
@@ -11040,7 +10048,6 @@
               </w:rPr>
               <w:t>championships</w:t>
             </w:r>
-            <w:proofErr w:type="spellEnd"/>
           </w:p>
         </w:tc>
         <w:tc>
@@ -11149,7 +10156,6 @@
                 <w:szCs w:val="20"/>
               </w:rPr>
             </w:pPr>
-            <w:proofErr w:type="spellStart"/>
             <w:r>
               <w:rPr>
                 <w:rFonts w:ascii="Arial" w:hAnsi="Arial" w:cs="Arial"/>
@@ -11159,7 +10165,6 @@
               </w:rPr>
               <w:t>dnfs</w:t>
             </w:r>
-            <w:proofErr w:type="spellEnd"/>
           </w:p>
         </w:tc>
         <w:tc>
@@ -11268,7 +10273,6 @@
                 <w:szCs w:val="20"/>
               </w:rPr>
             </w:pPr>
-            <w:proofErr w:type="spellStart"/>
             <w:r>
               <w:rPr>
                 <w:rFonts w:ascii="Arial" w:hAnsi="Arial" w:cs="Arial"/>
@@ -11278,7 +10282,6 @@
               </w:rPr>
               <w:t>avg_yearly_salary</w:t>
             </w:r>
-            <w:proofErr w:type="spellEnd"/>
           </w:p>
         </w:tc>
         <w:tc>
@@ -11378,43 +10381,7 @@
           <w:sz w:val="28"/>
           <w:szCs w:val="28"/>
         </w:rPr>
-        <w:t xml:space="preserve">Средние значения канонических переменных (таблица 6) свидетельствуют, что первая функция преимущественно идентифицирует кластер </w:t>
-      </w:r>
-      <w:proofErr w:type="spellStart"/>
-      <w:r>
-        <w:rPr>
-          <w:rFonts w:ascii="Times New Roman" w:hAnsi="Times New Roman" w:cs="Times New Roman"/>
-          <w:sz w:val="28"/>
-          <w:szCs w:val="28"/>
-        </w:rPr>
-        <w:t>Other</w:t>
-      </w:r>
-      <w:proofErr w:type="spellEnd"/>
-      <w:r>
-        <w:rPr>
-          <w:rFonts w:ascii="Times New Roman" w:hAnsi="Times New Roman" w:cs="Times New Roman"/>
-          <w:sz w:val="28"/>
-          <w:szCs w:val="28"/>
-        </w:rPr>
-        <w:t xml:space="preserve"> (положительные значения), противопоставляя его группам Top Team и </w:t>
-      </w:r>
-      <w:proofErr w:type="spellStart"/>
-      <w:r>
-        <w:rPr>
-          <w:rFonts w:ascii="Times New Roman" w:hAnsi="Times New Roman" w:cs="Times New Roman"/>
-          <w:sz w:val="28"/>
-          <w:szCs w:val="28"/>
-        </w:rPr>
-        <w:t>Midfield</w:t>
-      </w:r>
-      <w:proofErr w:type="spellEnd"/>
-      <w:r>
-        <w:rPr>
-          <w:rFonts w:ascii="Times New Roman" w:hAnsi="Times New Roman" w:cs="Times New Roman"/>
-          <w:sz w:val="28"/>
-          <w:szCs w:val="28"/>
-        </w:rPr>
-        <w:t xml:space="preserve"> (отрицательные значения). Вторая функция </w:t>
+        <w:t xml:space="preserve">Средние значения канонических переменных (таблица 6) свидетельствуют, что первая функция преимущественно идентифицирует кластер Other (положительные значения), противопоставляя его группам Top Team и Midfield (отрицательные значения). Вторая функция </w:t>
       </w:r>
       <w:r>
         <w:rPr>
@@ -11431,7 +10398,24 @@
           <w:szCs w:val="28"/>
           <w:lang w:val="en-US"/>
         </w:rPr>
-        <w:t>Top Team</w:t>
+        <w:t>Top</w:t>
+      </w:r>
+      <w:r>
+        <w:rPr>
+          <w:rFonts w:ascii="Times New Roman" w:hAnsi="Times New Roman" w:cs="Times New Roman"/>
+          <w:sz w:val="28"/>
+          <w:szCs w:val="28"/>
+        </w:rPr>
+        <w:t xml:space="preserve"> </w:t>
+      </w:r>
+      <w:r>
+        <w:rPr>
+          <w:rFonts w:ascii="Times New Roman" w:hAnsi="Times New Roman" w:cs="Times New Roman"/>
+          <w:sz w:val="28"/>
+          <w:szCs w:val="28"/>
+          <w:lang w:val="en-US"/>
+        </w:rPr>
+        <w:t>Team</w:t>
       </w:r>
       <w:r>
         <w:rPr>
@@ -11450,25 +10434,7 @@
           <w:sz w:val="28"/>
           <w:szCs w:val="28"/>
         </w:rPr>
-        <w:t xml:space="preserve">Таблица </w:t>
-      </w:r>
-      <w:r>
-        <w:rPr>
-          <w:rFonts w:ascii="Times New Roman" w:hAnsi="Times New Roman" w:cs="Times New Roman"/>
-          <w:color w:val="000000" w:themeColor="text1"/>
-          <w:sz w:val="28"/>
-          <w:szCs w:val="28"/>
-        </w:rPr>
-        <w:t>6</w:t>
-      </w:r>
-      <w:r>
-        <w:rPr>
-          <w:rFonts w:ascii="Times New Roman" w:hAnsi="Times New Roman" w:cs="Times New Roman"/>
-          <w:color w:val="000000" w:themeColor="text1"/>
-          <w:sz w:val="28"/>
-          <w:szCs w:val="28"/>
-        </w:rPr>
-        <w:t>. Средние значения канонических переменных</w:t>
+        <w:t>Таблица 6. Средние значения канонических переменных</w:t>
       </w:r>
     </w:p>
     <w:tbl>
@@ -11646,25 +10612,14 @@
                 <w:szCs w:val="20"/>
               </w:rPr>
             </w:pPr>
-            <w:proofErr w:type="spellStart"/>
-            <w:r>
-              <w:rPr>
-                <w:rFonts w:ascii="Arial" w:hAnsi="Arial" w:cs="Arial"/>
-                <w:kern w:val="0"/>
-                <w:sz w:val="20"/>
-                <w:szCs w:val="20"/>
-              </w:rPr>
-              <w:t>Root</w:t>
-            </w:r>
-            <w:proofErr w:type="spellEnd"/>
-            <w:r>
-              <w:rPr>
-                <w:rFonts w:ascii="Arial" w:hAnsi="Arial" w:cs="Arial"/>
-                <w:kern w:val="0"/>
-                <w:sz w:val="20"/>
-                <w:szCs w:val="20"/>
-              </w:rPr>
-              <w:t xml:space="preserve"> 1</w:t>
+            <w:r>
+              <w:rPr>
+                <w:rFonts w:ascii="Arial" w:hAnsi="Arial" w:cs="Arial"/>
+                <w:kern w:val="0"/>
+                <w:sz w:val="20"/>
+                <w:szCs w:val="20"/>
+              </w:rPr>
+              <w:t>Root 1</w:t>
             </w:r>
           </w:p>
         </w:tc>
@@ -11693,25 +10648,14 @@
                 <w:szCs w:val="20"/>
               </w:rPr>
             </w:pPr>
-            <w:proofErr w:type="spellStart"/>
-            <w:r>
-              <w:rPr>
-                <w:rFonts w:ascii="Arial" w:hAnsi="Arial" w:cs="Arial"/>
-                <w:kern w:val="0"/>
-                <w:sz w:val="20"/>
-                <w:szCs w:val="20"/>
-              </w:rPr>
-              <w:t>Root</w:t>
-            </w:r>
-            <w:proofErr w:type="spellEnd"/>
-            <w:r>
-              <w:rPr>
-                <w:rFonts w:ascii="Arial" w:hAnsi="Arial" w:cs="Arial"/>
-                <w:kern w:val="0"/>
-                <w:sz w:val="20"/>
-                <w:szCs w:val="20"/>
-              </w:rPr>
-              <w:t xml:space="preserve"> 2</w:t>
+            <w:r>
+              <w:rPr>
+                <w:rFonts w:ascii="Arial" w:hAnsi="Arial" w:cs="Arial"/>
+                <w:kern w:val="0"/>
+                <w:sz w:val="20"/>
+                <w:szCs w:val="20"/>
+              </w:rPr>
+              <w:t>Root 2</w:t>
             </w:r>
           </w:p>
         </w:tc>
@@ -11866,7 +10810,6 @@
                 <w:szCs w:val="20"/>
               </w:rPr>
             </w:pPr>
-            <w:proofErr w:type="spellStart"/>
             <w:r>
               <w:rPr>
                 <w:rFonts w:ascii="Arial" w:hAnsi="Arial" w:cs="Arial"/>
@@ -11876,7 +10819,6 @@
               </w:rPr>
               <w:t>Midfield</w:t>
             </w:r>
-            <w:proofErr w:type="spellEnd"/>
           </w:p>
         </w:tc>
         <w:tc>
@@ -11985,7 +10927,6 @@
                 <w:szCs w:val="20"/>
               </w:rPr>
             </w:pPr>
-            <w:proofErr w:type="spellStart"/>
             <w:r>
               <w:rPr>
                 <w:rFonts w:ascii="Arial" w:hAnsi="Arial" w:cs="Arial"/>
@@ -11995,7 +10936,6 @@
               </w:rPr>
               <w:t>Other</w:t>
             </w:r>
-            <w:proofErr w:type="spellEnd"/>
           </w:p>
         </w:tc>
         <w:tc>
@@ -12148,7 +11088,6 @@
         </w:rPr>
         <w:t xml:space="preserve"> (синие) и </w:t>
       </w:r>
-      <w:proofErr w:type="spellStart"/>
       <w:r>
         <w:rPr>
           <w:rFonts w:ascii="Times New Roman" w:hAnsi="Times New Roman" w:cs="Times New Roman"/>
@@ -12159,7 +11098,6 @@
         </w:rPr>
         <w:t>Midfield</w:t>
       </w:r>
-      <w:proofErr w:type="spellEnd"/>
       <w:r>
         <w:rPr>
           <w:rFonts w:ascii="Times New Roman" w:hAnsi="Times New Roman" w:cs="Times New Roman"/>
@@ -12193,7 +11131,6 @@
         </w:rPr>
         <w:t xml:space="preserve">Группа </w:t>
       </w:r>
-      <w:proofErr w:type="spellStart"/>
       <w:r>
         <w:rPr>
           <w:rFonts w:ascii="Times New Roman" w:hAnsi="Times New Roman" w:cs="Times New Roman"/>
@@ -12204,32 +11141,13 @@
         </w:rPr>
         <w:t>Other</w:t>
       </w:r>
-      <w:proofErr w:type="spellEnd"/>
       <w:r>
         <w:rPr>
           <w:rFonts w:ascii="Times New Roman" w:hAnsi="Times New Roman" w:cs="Times New Roman"/>
           <w:sz w:val="28"/>
           <w:szCs w:val="28"/>
         </w:rPr>
-        <w:t xml:space="preserve"> (зеленые) наиболее четко отделена от остальных, особенно вдоль первой канонической оси (</w:t>
-      </w:r>
-      <w:proofErr w:type="spellStart"/>
-      <w:r>
-        <w:rPr>
-          <w:rFonts w:ascii="Times New Roman" w:hAnsi="Times New Roman" w:cs="Times New Roman"/>
-          <w:sz w:val="28"/>
-          <w:szCs w:val="28"/>
-        </w:rPr>
-        <w:t>Root</w:t>
-      </w:r>
-      <w:proofErr w:type="spellEnd"/>
-      <w:r>
-        <w:rPr>
-          <w:rFonts w:ascii="Times New Roman" w:hAnsi="Times New Roman" w:cs="Times New Roman"/>
-          <w:sz w:val="28"/>
-          <w:szCs w:val="28"/>
-        </w:rPr>
-        <w:t xml:space="preserve"> 1). Основная масса их показателей смещена в положительную область (&gt;0), в то время как лидеры и середняки тяготеют к отрицательной.</w:t>
+        <w:t xml:space="preserve"> (зеленые) наиболее четко отделена от остальных, особенно вдоль первой канонической оси (Root 1). Основная масса их показателей смещена в положительную область (&gt;0), в то время как лидеры и середняки тяготеют к отрицательной.</w:t>
       </w:r>
       <w:r>
         <w:rPr>
@@ -12282,10 +11200,10 @@
             <v:path o:extrusionok="f" gradientshapeok="t" o:connecttype="rect"/>
             <o:lock v:ext="edit" aspectratio="t"/>
           </v:shapetype>
-          <v:shape id="_x0000_i1028" type="#_x0000_t75" style="width:444pt;height:330pt" o:ole="">
+          <v:shape id="_x0000_i1025" type="#_x0000_t75" style="width:444pt;height:330pt" o:ole="">
             <v:imagedata r:id="rId6" o:title="" cropbottom="13303f" cropright="12918f"/>
           </v:shape>
-          <o:OLEObject Type="Embed" ProgID="STATISTICA.Graph" ShapeID="_x0000_i1028" DrawAspect="Content" ObjectID="_1835091751" r:id="rId7">
+          <o:OLEObject Type="Embed" ProgID="STATISTICA.Graph" ShapeID="_x0000_i1025" DrawAspect="Content" ObjectID="_1835762656" r:id="rId7">
             <o:FieldCodes>\s</o:FieldCodes>
           </o:OLEObject>
         </w:object>
@@ -12380,18 +11298,7 @@
           <w:sz w:val="28"/>
           <w:szCs w:val="28"/>
         </w:rPr>
-        <w:t xml:space="preserve"> – </w:t>
-      </w:r>
-      <w:r>
-        <w:rPr>
-          <w:rFonts w:ascii="Times New Roman" w:hAnsi="Times New Roman" w:cs="Times New Roman"/>
-          <w:i w:val="0"/>
-          <w:iCs w:val="0"/>
-          <w:color w:val="000000" w:themeColor="text1"/>
-          <w:sz w:val="28"/>
-          <w:szCs w:val="28"/>
-        </w:rPr>
-        <w:t>диаграмма рассеяния канонических значений</w:t>
+        <w:t xml:space="preserve"> – диаграмма рассеяния канонических значений</w:t>
       </w:r>
     </w:p>
     <w:p>
@@ -12455,6 +11362,7 @@
           <w:rFonts w:ascii="Times New Roman" w:hAnsi="Times New Roman" w:cs="Times New Roman"/>
           <w:sz w:val="28"/>
           <w:szCs w:val="28"/>
+          <w:lang w:val="en-US"/>
         </w:rPr>
       </w:pPr>
       <w:r>
@@ -12474,6 +11382,7 @@
           <w:color w:val="000000" w:themeColor="text1"/>
           <w:sz w:val="28"/>
           <w:szCs w:val="28"/>
+          <w:lang w:val="en-US"/>
         </w:rPr>
       </w:pPr>
     </w:p>
@@ -12494,25 +11403,7 @@
           <w:szCs w:val="28"/>
         </w:rPr>
         <w:lastRenderedPageBreak/>
-        <w:t xml:space="preserve">Таблица </w:t>
-      </w:r>
-      <w:r>
-        <w:rPr>
-          <w:rFonts w:ascii="Times New Roman" w:hAnsi="Times New Roman" w:cs="Times New Roman"/>
-          <w:color w:val="000000" w:themeColor="text1"/>
-          <w:sz w:val="28"/>
-          <w:szCs w:val="28"/>
-        </w:rPr>
-        <w:t>7</w:t>
-      </w:r>
-      <w:r>
-        <w:rPr>
-          <w:rFonts w:ascii="Times New Roman" w:hAnsi="Times New Roman" w:cs="Times New Roman"/>
-          <w:color w:val="000000" w:themeColor="text1"/>
-          <w:sz w:val="28"/>
-          <w:szCs w:val="28"/>
-        </w:rPr>
-        <w:t>. Коэффициенты классификационных функций</w:t>
+        <w:t>Таблица 7. Коэффициенты классификационных функций</w:t>
       </w:r>
     </w:p>
     <w:tbl>
@@ -12576,7 +11467,6 @@
                 <w:szCs w:val="20"/>
               </w:rPr>
             </w:pPr>
-            <w:proofErr w:type="spellStart"/>
             <w:r>
               <w:rPr>
                 <w:rFonts w:ascii="Arial" w:hAnsi="Arial" w:cs="Arial"/>
@@ -12586,7 +11476,6 @@
               </w:rPr>
               <w:t>Variable</w:t>
             </w:r>
-            <w:proofErr w:type="spellEnd"/>
           </w:p>
         </w:tc>
         <w:tc>
@@ -12623,29 +11512,7 @@
                 <w:szCs w:val="20"/>
                 <w:lang w:val="en-US"/>
               </w:rPr>
-              <w:t xml:space="preserve">Classification Functions; grouping: </w:t>
-            </w:r>
-            <w:proofErr w:type="spellStart"/>
-            <w:r>
-              <w:rPr>
-                <w:rFonts w:ascii="Arial" w:hAnsi="Arial" w:cs="Arial"/>
-                <w:kern w:val="0"/>
-                <w:sz w:val="20"/>
-                <w:szCs w:val="20"/>
-                <w:lang w:val="en-US"/>
-              </w:rPr>
-              <w:t>team_tire</w:t>
-            </w:r>
-            <w:proofErr w:type="spellEnd"/>
-            <w:r>
-              <w:rPr>
-                <w:rFonts w:ascii="Arial" w:hAnsi="Arial" w:cs="Arial"/>
-                <w:kern w:val="0"/>
-                <w:sz w:val="20"/>
-                <w:szCs w:val="20"/>
-                <w:lang w:val="en-US"/>
-              </w:rPr>
-              <w:t xml:space="preserve"> (formula1)</w:t>
+              <w:t>Classification Functions; grouping: team_tire (formula1)</w:t>
             </w:r>
           </w:p>
         </w:tc>
@@ -12776,7 +11643,6 @@
                 <w:szCs w:val="20"/>
               </w:rPr>
             </w:pPr>
-            <w:proofErr w:type="spellStart"/>
             <w:r>
               <w:rPr>
                 <w:rFonts w:ascii="Arial" w:hAnsi="Arial" w:cs="Arial"/>
@@ -12786,7 +11652,6 @@
               </w:rPr>
               <w:t>Midfield</w:t>
             </w:r>
-            <w:proofErr w:type="spellEnd"/>
           </w:p>
           <w:p>
             <w:pPr>
@@ -12839,7 +11704,6 @@
                 <w:szCs w:val="20"/>
               </w:rPr>
             </w:pPr>
-            <w:proofErr w:type="spellStart"/>
             <w:r>
               <w:rPr>
                 <w:rFonts w:ascii="Arial" w:hAnsi="Arial" w:cs="Arial"/>
@@ -12849,7 +11713,6 @@
               </w:rPr>
               <w:t>Other</w:t>
             </w:r>
-            <w:proofErr w:type="spellEnd"/>
           </w:p>
           <w:p>
             <w:pPr>
@@ -12911,7 +11774,6 @@
                 <w:szCs w:val="20"/>
               </w:rPr>
             </w:pPr>
-            <w:proofErr w:type="spellStart"/>
             <w:r>
               <w:rPr>
                 <w:rFonts w:ascii="Arial" w:hAnsi="Arial" w:cs="Arial"/>
@@ -12921,7 +11783,6 @@
               </w:rPr>
               <w:t>gp_wins</w:t>
             </w:r>
-            <w:proofErr w:type="spellEnd"/>
           </w:p>
         </w:tc>
         <w:tc>
@@ -13066,7 +11927,6 @@
                 <w:szCs w:val="20"/>
               </w:rPr>
             </w:pPr>
-            <w:proofErr w:type="spellStart"/>
             <w:r>
               <w:rPr>
                 <w:rFonts w:ascii="Arial" w:hAnsi="Arial" w:cs="Arial"/>
@@ -13076,7 +11936,6 @@
               </w:rPr>
               <w:t>poles</w:t>
             </w:r>
-            <w:proofErr w:type="spellEnd"/>
           </w:p>
         </w:tc>
         <w:tc>
@@ -13221,7 +12080,6 @@
                 <w:szCs w:val="20"/>
               </w:rPr>
             </w:pPr>
-            <w:proofErr w:type="spellStart"/>
             <w:r>
               <w:rPr>
                 <w:rFonts w:ascii="Arial" w:hAnsi="Arial" w:cs="Arial"/>
@@ -13231,7 +12089,6 @@
               </w:rPr>
               <w:t>podiums</w:t>
             </w:r>
-            <w:proofErr w:type="spellEnd"/>
           </w:p>
         </w:tc>
         <w:tc>
@@ -13376,7 +12233,6 @@
                 <w:szCs w:val="20"/>
               </w:rPr>
             </w:pPr>
-            <w:proofErr w:type="spellStart"/>
             <w:r>
               <w:rPr>
                 <w:rFonts w:ascii="Arial" w:hAnsi="Arial" w:cs="Arial"/>
@@ -13386,7 +12242,6 @@
               </w:rPr>
               <w:t>races</w:t>
             </w:r>
-            <w:proofErr w:type="spellEnd"/>
           </w:p>
         </w:tc>
         <w:tc>
@@ -13531,7 +12386,6 @@
                 <w:szCs w:val="20"/>
               </w:rPr>
             </w:pPr>
-            <w:proofErr w:type="spellStart"/>
             <w:r>
               <w:rPr>
                 <w:rFonts w:ascii="Arial" w:hAnsi="Arial" w:cs="Arial"/>
@@ -13541,7 +12395,6 @@
               </w:rPr>
               <w:t>championships</w:t>
             </w:r>
-            <w:proofErr w:type="spellEnd"/>
           </w:p>
         </w:tc>
         <w:tc>
@@ -13686,7 +12539,6 @@
                 <w:szCs w:val="20"/>
               </w:rPr>
             </w:pPr>
-            <w:proofErr w:type="spellStart"/>
             <w:r>
               <w:rPr>
                 <w:rFonts w:ascii="Arial" w:hAnsi="Arial" w:cs="Arial"/>
@@ -13696,7 +12548,6 @@
               </w:rPr>
               <w:t>dnfs</w:t>
             </w:r>
-            <w:proofErr w:type="spellEnd"/>
           </w:p>
         </w:tc>
         <w:tc>
@@ -13841,7 +12692,6 @@
                 <w:szCs w:val="20"/>
               </w:rPr>
             </w:pPr>
-            <w:proofErr w:type="spellStart"/>
             <w:r>
               <w:rPr>
                 <w:rFonts w:ascii="Arial" w:hAnsi="Arial" w:cs="Arial"/>
@@ -13851,7 +12701,6 @@
               </w:rPr>
               <w:t>avg_yearly_salary</w:t>
             </w:r>
-            <w:proofErr w:type="spellEnd"/>
           </w:p>
         </w:tc>
         <w:tc>
@@ -13996,7 +12845,6 @@
                 <w:szCs w:val="20"/>
               </w:rPr>
             </w:pPr>
-            <w:proofErr w:type="spellStart"/>
             <w:r>
               <w:rPr>
                 <w:rFonts w:ascii="Arial" w:hAnsi="Arial" w:cs="Arial"/>
@@ -14006,7 +12854,6 @@
               </w:rPr>
               <w:t>Constant</w:t>
             </w:r>
-            <w:proofErr w:type="spellEnd"/>
           </w:p>
         </w:tc>
         <w:tc>
@@ -14142,43 +12989,7 @@
           <w:sz w:val="28"/>
           <w:szCs w:val="28"/>
         </w:rPr>
-        <w:t xml:space="preserve">Таблица 8 содержит информацию о точности классификации. Наилучшие результаты достигнуты для кластера Top Team (82,14% верных предсказаний), наихудшие — для </w:t>
-      </w:r>
-      <w:proofErr w:type="spellStart"/>
-      <w:r>
-        <w:rPr>
-          <w:rFonts w:ascii="Times New Roman" w:hAnsi="Times New Roman" w:cs="Times New Roman"/>
-          <w:sz w:val="28"/>
-          <w:szCs w:val="28"/>
-        </w:rPr>
-        <w:t>Midfield</w:t>
-      </w:r>
-      <w:proofErr w:type="spellEnd"/>
-      <w:r>
-        <w:rPr>
-          <w:rFonts w:ascii="Times New Roman" w:hAnsi="Times New Roman" w:cs="Times New Roman"/>
-          <w:sz w:val="28"/>
-          <w:szCs w:val="28"/>
-        </w:rPr>
-        <w:t xml:space="preserve"> (32,20%). Большинство ошибочных классификаций для </w:t>
-      </w:r>
-      <w:proofErr w:type="spellStart"/>
-      <w:r>
-        <w:rPr>
-          <w:rFonts w:ascii="Times New Roman" w:hAnsi="Times New Roman" w:cs="Times New Roman"/>
-          <w:sz w:val="28"/>
-          <w:szCs w:val="28"/>
-        </w:rPr>
-        <w:t>Midfield</w:t>
-      </w:r>
-      <w:proofErr w:type="spellEnd"/>
-      <w:r>
-        <w:rPr>
-          <w:rFonts w:ascii="Times New Roman" w:hAnsi="Times New Roman" w:cs="Times New Roman"/>
-          <w:sz w:val="28"/>
-          <w:szCs w:val="28"/>
-        </w:rPr>
-        <w:t xml:space="preserve"> приходится на отнесение к группе Top Team, что подтверждает близость этих кластеров, отмеченную на рисунке 2.1. Общая точность модели составила 69,57%.</w:t>
+        <w:t>Таблица 8 содержит информацию о точности классификации. Наилучшие результаты достигнуты для кластера Top Team (82,14% верных предсказаний), наихудшие — для Midfield (32,20%). Большинство ошибочных классификаций для Midfield приходится на отнесение к группе Top Team, что подтверждает близость этих кластеров, отмеченную на рисунке 2.1. Общая точность модели составила 69,57%.</w:t>
       </w:r>
     </w:p>
     <w:p>
@@ -14197,25 +13008,7 @@
           <w:sz w:val="28"/>
           <w:szCs w:val="28"/>
         </w:rPr>
-        <w:t xml:space="preserve">Таблица </w:t>
-      </w:r>
-      <w:r>
-        <w:rPr>
-          <w:rFonts w:ascii="Times New Roman" w:hAnsi="Times New Roman" w:cs="Times New Roman"/>
-          <w:color w:val="000000" w:themeColor="text1"/>
-          <w:sz w:val="28"/>
-          <w:szCs w:val="28"/>
-        </w:rPr>
-        <w:t>8</w:t>
-      </w:r>
-      <w:r>
-        <w:rPr>
-          <w:rFonts w:ascii="Times New Roman" w:hAnsi="Times New Roman" w:cs="Times New Roman"/>
-          <w:color w:val="000000" w:themeColor="text1"/>
-          <w:sz w:val="28"/>
-          <w:szCs w:val="28"/>
-        </w:rPr>
-        <w:t>. Матрица классификации</w:t>
+        <w:t>Таблица 8. Матрица классификации</w:t>
       </w:r>
     </w:p>
     <w:tbl>
@@ -14368,57 +13161,15 @@
                 <w:szCs w:val="20"/>
               </w:rPr>
             </w:pPr>
-            <w:proofErr w:type="spellStart"/>
-            <w:r>
-              <w:rPr>
-                <w:rFonts w:ascii="Arial" w:hAnsi="Arial" w:cs="Arial"/>
-                <w:kern w:val="0"/>
-                <w:sz w:val="20"/>
-                <w:szCs w:val="20"/>
-              </w:rPr>
-              <w:t>Columns</w:t>
-            </w:r>
-            <w:proofErr w:type="spellEnd"/>
-            <w:r>
-              <w:rPr>
-                <w:rFonts w:ascii="Arial" w:hAnsi="Arial" w:cs="Arial"/>
-                <w:kern w:val="0"/>
-                <w:sz w:val="20"/>
-                <w:szCs w:val="20"/>
-              </w:rPr>
-              <w:t xml:space="preserve">: </w:t>
-            </w:r>
-            <w:proofErr w:type="spellStart"/>
-            <w:r>
-              <w:rPr>
-                <w:rFonts w:ascii="Arial" w:hAnsi="Arial" w:cs="Arial"/>
-                <w:kern w:val="0"/>
-                <w:sz w:val="20"/>
-                <w:szCs w:val="20"/>
-              </w:rPr>
-              <w:t>Predicted</w:t>
-            </w:r>
-            <w:proofErr w:type="spellEnd"/>
-            <w:r>
-              <w:rPr>
-                <w:rFonts w:ascii="Arial" w:hAnsi="Arial" w:cs="Arial"/>
-                <w:kern w:val="0"/>
-                <w:sz w:val="20"/>
-                <w:szCs w:val="20"/>
-              </w:rPr>
-              <w:t xml:space="preserve"> </w:t>
-            </w:r>
-            <w:proofErr w:type="spellStart"/>
-            <w:r>
-              <w:rPr>
-                <w:rFonts w:ascii="Arial" w:hAnsi="Arial" w:cs="Arial"/>
-                <w:kern w:val="0"/>
-                <w:sz w:val="20"/>
-                <w:szCs w:val="20"/>
-              </w:rPr>
-              <w:t>classifications</w:t>
-            </w:r>
-            <w:proofErr w:type="spellEnd"/>
+            <w:r>
+              <w:rPr>
+                <w:rFonts w:ascii="Arial" w:hAnsi="Arial" w:cs="Arial"/>
+                <w:kern w:val="0"/>
+                <w:sz w:val="20"/>
+                <w:szCs w:val="20"/>
+              </w:rPr>
+              <w:t>Columns: Predicted classifications</w:t>
+            </w:r>
           </w:p>
         </w:tc>
       </w:tr>
@@ -14486,7 +13237,6 @@
                 <w:szCs w:val="20"/>
               </w:rPr>
             </w:pPr>
-            <w:proofErr w:type="spellStart"/>
             <w:r>
               <w:rPr>
                 <w:rFonts w:ascii="Arial" w:hAnsi="Arial" w:cs="Arial"/>
@@ -14496,7 +13246,6 @@
               </w:rPr>
               <w:t>Percent</w:t>
             </w:r>
-            <w:proofErr w:type="spellEnd"/>
           </w:p>
           <w:p>
             <w:pPr>
@@ -14513,7 +13262,6 @@
                 <w:szCs w:val="20"/>
               </w:rPr>
             </w:pPr>
-            <w:proofErr w:type="spellStart"/>
             <w:r>
               <w:rPr>
                 <w:rFonts w:ascii="Arial" w:hAnsi="Arial" w:cs="Arial"/>
@@ -14523,7 +13271,6 @@
               </w:rPr>
               <w:t>Correct</w:t>
             </w:r>
-            <w:proofErr w:type="spellEnd"/>
           </w:p>
         </w:tc>
         <w:tc>
@@ -14612,7 +13359,6 @@
                 <w:szCs w:val="20"/>
               </w:rPr>
             </w:pPr>
-            <w:proofErr w:type="spellStart"/>
             <w:r>
               <w:rPr>
                 <w:rFonts w:ascii="Arial" w:hAnsi="Arial" w:cs="Arial"/>
@@ -14622,7 +13368,6 @@
               </w:rPr>
               <w:t>Midfield</w:t>
             </w:r>
-            <w:proofErr w:type="spellEnd"/>
           </w:p>
           <w:p>
             <w:pPr>
@@ -14675,7 +13420,6 @@
                 <w:szCs w:val="20"/>
               </w:rPr>
             </w:pPr>
-            <w:proofErr w:type="spellStart"/>
             <w:r>
               <w:rPr>
                 <w:rFonts w:ascii="Arial" w:hAnsi="Arial" w:cs="Arial"/>
@@ -14685,7 +13429,6 @@
               </w:rPr>
               <w:t>Other</w:t>
             </w:r>
-            <w:proofErr w:type="spellEnd"/>
           </w:p>
           <w:p>
             <w:pPr>
@@ -14936,7 +13679,6 @@
                 <w:szCs w:val="20"/>
               </w:rPr>
             </w:pPr>
-            <w:proofErr w:type="spellStart"/>
             <w:r>
               <w:rPr>
                 <w:rFonts w:ascii="Arial" w:hAnsi="Arial" w:cs="Arial"/>
@@ -14946,7 +13688,6 @@
               </w:rPr>
               <w:t>Midfield</w:t>
             </w:r>
-            <w:proofErr w:type="spellEnd"/>
           </w:p>
         </w:tc>
         <w:tc>
@@ -15127,7 +13868,6 @@
                 <w:szCs w:val="20"/>
               </w:rPr>
             </w:pPr>
-            <w:proofErr w:type="spellStart"/>
             <w:r>
               <w:rPr>
                 <w:rFonts w:ascii="Arial" w:hAnsi="Arial" w:cs="Arial"/>
@@ -15137,7 +13877,6 @@
               </w:rPr>
               <w:t>Other</w:t>
             </w:r>
-            <w:proofErr w:type="spellEnd"/>
           </w:p>
         </w:tc>
         <w:tc>
@@ -15514,25 +14253,7 @@
           <w:sz w:val="28"/>
           <w:szCs w:val="28"/>
         </w:rPr>
-        <w:t xml:space="preserve"> наблюдения) таблицы классификации, квадратов расстояний </w:t>
-      </w:r>
-      <w:proofErr w:type="spellStart"/>
-      <w:r>
-        <w:rPr>
-          <w:rFonts w:ascii="Times New Roman" w:hAnsi="Times New Roman" w:cs="Times New Roman"/>
-          <w:sz w:val="28"/>
-          <w:szCs w:val="28"/>
-        </w:rPr>
-        <w:t>Махалонобиса</w:t>
-      </w:r>
-      <w:proofErr w:type="spellEnd"/>
-      <w:r>
-        <w:rPr>
-          <w:rFonts w:ascii="Times New Roman" w:hAnsi="Times New Roman" w:cs="Times New Roman"/>
-          <w:sz w:val="28"/>
-          <w:szCs w:val="28"/>
-        </w:rPr>
-        <w:t xml:space="preserve"> и апостериорных вероятностей соответственно. Некорректно классифицированные наблюдения отмечены звездочкой.</w:t>
+        <w:t xml:space="preserve"> наблюдения) таблицы классификации, квадратов расстояний Махалонобиса и апостериорных вероятностей соответственно. Некорректно классифицированные наблюдения отмечены звездочкой.</w:t>
       </w:r>
     </w:p>
     <w:p>
@@ -15551,25 +14272,7 @@
           <w:sz w:val="28"/>
           <w:szCs w:val="28"/>
         </w:rPr>
-        <w:t xml:space="preserve">Таблица </w:t>
-      </w:r>
-      <w:r>
-        <w:rPr>
-          <w:rFonts w:ascii="Times New Roman" w:hAnsi="Times New Roman" w:cs="Times New Roman"/>
-          <w:color w:val="000000" w:themeColor="text1"/>
-          <w:sz w:val="28"/>
-          <w:szCs w:val="28"/>
-        </w:rPr>
-        <w:t>9.1</w:t>
-      </w:r>
-      <w:r>
-        <w:rPr>
-          <w:rFonts w:ascii="Times New Roman" w:hAnsi="Times New Roman" w:cs="Times New Roman"/>
-          <w:color w:val="000000" w:themeColor="text1"/>
-          <w:sz w:val="28"/>
-          <w:szCs w:val="28"/>
-        </w:rPr>
-        <w:t>. Классификация наблюдений (фрагмент)</w:t>
+        <w:t>Таблица 9.1. Классификация наблюдений (фрагмент)</w:t>
       </w:r>
     </w:p>
     <w:tbl>
@@ -15775,7 +14478,6 @@
                 <w:szCs w:val="20"/>
               </w:rPr>
             </w:pPr>
-            <w:proofErr w:type="spellStart"/>
             <w:r>
               <w:rPr>
                 <w:rFonts w:ascii="Arial" w:hAnsi="Arial" w:cs="Arial"/>
@@ -15785,7 +14487,6 @@
               </w:rPr>
               <w:t>Observed</w:t>
             </w:r>
-            <w:proofErr w:type="spellEnd"/>
           </w:p>
           <w:p>
             <w:pPr>
@@ -15802,25 +14503,14 @@
                 <w:szCs w:val="20"/>
               </w:rPr>
             </w:pPr>
-            <w:proofErr w:type="spellStart"/>
-            <w:r>
-              <w:rPr>
-                <w:rFonts w:ascii="Arial" w:hAnsi="Arial" w:cs="Arial"/>
-                <w:kern w:val="0"/>
-                <w:sz w:val="20"/>
-                <w:szCs w:val="20"/>
-              </w:rPr>
-              <w:t>Classif</w:t>
-            </w:r>
-            <w:proofErr w:type="spellEnd"/>
-            <w:r>
-              <w:rPr>
-                <w:rFonts w:ascii="Arial" w:hAnsi="Arial" w:cs="Arial"/>
-                <w:kern w:val="0"/>
-                <w:sz w:val="20"/>
-                <w:szCs w:val="20"/>
-              </w:rPr>
-              <w:t>.</w:t>
+            <w:r>
+              <w:rPr>
+                <w:rFonts w:ascii="Arial" w:hAnsi="Arial" w:cs="Arial"/>
+                <w:kern w:val="0"/>
+                <w:sz w:val="20"/>
+                <w:szCs w:val="20"/>
+              </w:rPr>
+              <w:t>Classif.</w:t>
             </w:r>
           </w:p>
         </w:tc>
@@ -16111,7 +14801,6 @@
                 <w:szCs w:val="20"/>
               </w:rPr>
             </w:pPr>
-            <w:proofErr w:type="spellStart"/>
             <w:r>
               <w:rPr>
                 <w:rFonts w:ascii="Arial" w:hAnsi="Arial" w:cs="Arial"/>
@@ -16121,7 +14810,6 @@
               </w:rPr>
               <w:t>Midfield</w:t>
             </w:r>
-            <w:proofErr w:type="spellEnd"/>
           </w:p>
         </w:tc>
         <w:tc>
@@ -16183,7 +14871,6 @@
                 <w:szCs w:val="20"/>
               </w:rPr>
             </w:pPr>
-            <w:proofErr w:type="spellStart"/>
             <w:r>
               <w:rPr>
                 <w:rFonts w:ascii="Arial" w:hAnsi="Arial" w:cs="Arial"/>
@@ -16193,7 +14880,6 @@
               </w:rPr>
               <w:t>Other</w:t>
             </w:r>
-            <w:proofErr w:type="spellEnd"/>
           </w:p>
         </w:tc>
       </w:tr>
@@ -16265,7 +14951,6 @@
                 <w:szCs w:val="20"/>
               </w:rPr>
             </w:pPr>
-            <w:proofErr w:type="spellStart"/>
             <w:r>
               <w:rPr>
                 <w:rFonts w:ascii="Arial" w:hAnsi="Arial" w:cs="Arial"/>
@@ -16275,7 +14960,6 @@
               </w:rPr>
               <w:t>Midfield</w:t>
             </w:r>
-            <w:proofErr w:type="spellEnd"/>
           </w:p>
         </w:tc>
         <w:tc>
@@ -16302,7 +14986,6 @@
                 <w:szCs w:val="20"/>
               </w:rPr>
             </w:pPr>
-            <w:proofErr w:type="spellStart"/>
             <w:r>
               <w:rPr>
                 <w:rFonts w:ascii="Arial" w:hAnsi="Arial" w:cs="Arial"/>
@@ -16312,7 +14995,6 @@
               </w:rPr>
               <w:t>Midfield</w:t>
             </w:r>
-            <w:proofErr w:type="spellEnd"/>
           </w:p>
         </w:tc>
         <w:tc>
@@ -16374,7 +15056,6 @@
                 <w:szCs w:val="20"/>
               </w:rPr>
             </w:pPr>
-            <w:proofErr w:type="spellStart"/>
             <w:r>
               <w:rPr>
                 <w:rFonts w:ascii="Arial" w:hAnsi="Arial" w:cs="Arial"/>
@@ -16384,7 +15065,6 @@
               </w:rPr>
               <w:t>Other</w:t>
             </w:r>
-            <w:proofErr w:type="spellEnd"/>
           </w:p>
         </w:tc>
       </w:tr>
@@ -16526,7 +15206,6 @@
                 <w:szCs w:val="20"/>
               </w:rPr>
             </w:pPr>
-            <w:proofErr w:type="spellStart"/>
             <w:r>
               <w:rPr>
                 <w:rFonts w:ascii="Arial" w:hAnsi="Arial" w:cs="Arial"/>
@@ -16536,7 +15215,6 @@
               </w:rPr>
               <w:t>Midfield</w:t>
             </w:r>
-            <w:proofErr w:type="spellEnd"/>
           </w:p>
         </w:tc>
         <w:tc>
@@ -16563,7 +15241,6 @@
                 <w:szCs w:val="20"/>
               </w:rPr>
             </w:pPr>
-            <w:proofErr w:type="spellStart"/>
             <w:r>
               <w:rPr>
                 <w:rFonts w:ascii="Arial" w:hAnsi="Arial" w:cs="Arial"/>
@@ -16573,7 +15250,6 @@
               </w:rPr>
               <w:t>Other</w:t>
             </w:r>
-            <w:proofErr w:type="spellEnd"/>
           </w:p>
         </w:tc>
       </w:tr>
@@ -16645,7 +15321,6 @@
                 <w:szCs w:val="20"/>
               </w:rPr>
             </w:pPr>
-            <w:proofErr w:type="spellStart"/>
             <w:r>
               <w:rPr>
                 <w:rFonts w:ascii="Arial" w:hAnsi="Arial" w:cs="Arial"/>
@@ -16655,7 +15330,6 @@
               </w:rPr>
               <w:t>Other</w:t>
             </w:r>
-            <w:proofErr w:type="spellEnd"/>
           </w:p>
         </w:tc>
         <w:tc>
@@ -16682,7 +15356,6 @@
                 <w:szCs w:val="20"/>
               </w:rPr>
             </w:pPr>
-            <w:proofErr w:type="spellStart"/>
             <w:r>
               <w:rPr>
                 <w:rFonts w:ascii="Arial" w:hAnsi="Arial" w:cs="Arial"/>
@@ -16692,7 +15365,6 @@
               </w:rPr>
               <w:t>Other</w:t>
             </w:r>
-            <w:proofErr w:type="spellEnd"/>
           </w:p>
         </w:tc>
         <w:tc>
@@ -16754,7 +15426,6 @@
                 <w:szCs w:val="20"/>
               </w:rPr>
             </w:pPr>
-            <w:proofErr w:type="spellStart"/>
             <w:r>
               <w:rPr>
                 <w:rFonts w:ascii="Arial" w:hAnsi="Arial" w:cs="Arial"/>
@@ -16764,7 +15435,6 @@
               </w:rPr>
               <w:t>Midfield</w:t>
             </w:r>
-            <w:proofErr w:type="spellEnd"/>
           </w:p>
         </w:tc>
       </w:tr>
@@ -16836,7 +15506,6 @@
                 <w:szCs w:val="20"/>
               </w:rPr>
             </w:pPr>
-            <w:proofErr w:type="spellStart"/>
             <w:r>
               <w:rPr>
                 <w:rFonts w:ascii="Arial" w:hAnsi="Arial" w:cs="Arial"/>
@@ -16846,7 +15515,6 @@
               </w:rPr>
               <w:t>Midfield</w:t>
             </w:r>
-            <w:proofErr w:type="spellEnd"/>
           </w:p>
         </w:tc>
         <w:tc>
@@ -16908,7 +15576,6 @@
                 <w:szCs w:val="20"/>
               </w:rPr>
             </w:pPr>
-            <w:proofErr w:type="spellStart"/>
             <w:r>
               <w:rPr>
                 <w:rFonts w:ascii="Arial" w:hAnsi="Arial" w:cs="Arial"/>
@@ -16918,7 +15585,6 @@
               </w:rPr>
               <w:t>Midfield</w:t>
             </w:r>
-            <w:proofErr w:type="spellEnd"/>
           </w:p>
         </w:tc>
         <w:tc>
@@ -16945,7 +15611,6 @@
                 <w:szCs w:val="20"/>
               </w:rPr>
             </w:pPr>
-            <w:proofErr w:type="spellStart"/>
             <w:r>
               <w:rPr>
                 <w:rFonts w:ascii="Arial" w:hAnsi="Arial" w:cs="Arial"/>
@@ -16955,7 +15620,6 @@
               </w:rPr>
               <w:t>Other</w:t>
             </w:r>
-            <w:proofErr w:type="spellEnd"/>
           </w:p>
         </w:tc>
       </w:tr>
@@ -17027,7 +15691,6 @@
                 <w:szCs w:val="20"/>
               </w:rPr>
             </w:pPr>
-            <w:proofErr w:type="spellStart"/>
             <w:r>
               <w:rPr>
                 <w:rFonts w:ascii="Arial" w:hAnsi="Arial" w:cs="Arial"/>
@@ -17037,7 +15700,6 @@
               </w:rPr>
               <w:t>Other</w:t>
             </w:r>
-            <w:proofErr w:type="spellEnd"/>
           </w:p>
         </w:tc>
         <w:tc>
@@ -17064,7 +15726,6 @@
                 <w:szCs w:val="20"/>
               </w:rPr>
             </w:pPr>
-            <w:proofErr w:type="spellStart"/>
             <w:r>
               <w:rPr>
                 <w:rFonts w:ascii="Arial" w:hAnsi="Arial" w:cs="Arial"/>
@@ -17074,7 +15735,6 @@
               </w:rPr>
               <w:t>Other</w:t>
             </w:r>
-            <w:proofErr w:type="spellEnd"/>
           </w:p>
         </w:tc>
         <w:tc>
@@ -17136,7 +15796,6 @@
                 <w:szCs w:val="20"/>
               </w:rPr>
             </w:pPr>
-            <w:proofErr w:type="spellStart"/>
             <w:r>
               <w:rPr>
                 <w:rFonts w:ascii="Arial" w:hAnsi="Arial" w:cs="Arial"/>
@@ -17146,7 +15805,6 @@
               </w:rPr>
               <w:t>Midfield</w:t>
             </w:r>
-            <w:proofErr w:type="spellEnd"/>
           </w:p>
         </w:tc>
       </w:tr>
@@ -17218,7 +15876,6 @@
                 <w:szCs w:val="20"/>
               </w:rPr>
             </w:pPr>
-            <w:proofErr w:type="spellStart"/>
             <w:r>
               <w:rPr>
                 <w:rFonts w:ascii="Arial" w:hAnsi="Arial" w:cs="Arial"/>
@@ -17228,7 +15885,6 @@
               </w:rPr>
               <w:t>Other</w:t>
             </w:r>
-            <w:proofErr w:type="spellEnd"/>
           </w:p>
         </w:tc>
         <w:tc>
@@ -17290,7 +15946,6 @@
                 <w:szCs w:val="20"/>
               </w:rPr>
             </w:pPr>
-            <w:proofErr w:type="spellStart"/>
             <w:r>
               <w:rPr>
                 <w:rFonts w:ascii="Arial" w:hAnsi="Arial" w:cs="Arial"/>
@@ -17300,7 +15955,6 @@
               </w:rPr>
               <w:t>Other</w:t>
             </w:r>
-            <w:proofErr w:type="spellEnd"/>
           </w:p>
         </w:tc>
         <w:tc>
@@ -17327,7 +15981,6 @@
                 <w:szCs w:val="20"/>
               </w:rPr>
             </w:pPr>
-            <w:proofErr w:type="spellStart"/>
             <w:r>
               <w:rPr>
                 <w:rFonts w:ascii="Arial" w:hAnsi="Arial" w:cs="Arial"/>
@@ -17337,7 +15990,6 @@
               </w:rPr>
               <w:t>Midfield</w:t>
             </w:r>
-            <w:proofErr w:type="spellEnd"/>
           </w:p>
         </w:tc>
       </w:tr>
@@ -17409,7 +16061,6 @@
                 <w:szCs w:val="20"/>
               </w:rPr>
             </w:pPr>
-            <w:proofErr w:type="spellStart"/>
             <w:r>
               <w:rPr>
                 <w:rFonts w:ascii="Arial" w:hAnsi="Arial" w:cs="Arial"/>
@@ -17419,7 +16070,6 @@
               </w:rPr>
               <w:t>Other</w:t>
             </w:r>
-            <w:proofErr w:type="spellEnd"/>
           </w:p>
         </w:tc>
         <w:tc>
@@ -17446,7 +16096,6 @@
                 <w:szCs w:val="20"/>
               </w:rPr>
             </w:pPr>
-            <w:proofErr w:type="spellStart"/>
             <w:r>
               <w:rPr>
                 <w:rFonts w:ascii="Arial" w:hAnsi="Arial" w:cs="Arial"/>
@@ -17456,7 +16105,6 @@
               </w:rPr>
               <w:t>Other</w:t>
             </w:r>
-            <w:proofErr w:type="spellEnd"/>
           </w:p>
         </w:tc>
         <w:tc>
@@ -17518,7 +16166,6 @@
                 <w:szCs w:val="20"/>
               </w:rPr>
             </w:pPr>
-            <w:proofErr w:type="spellStart"/>
             <w:r>
               <w:rPr>
                 <w:rFonts w:ascii="Arial" w:hAnsi="Arial" w:cs="Arial"/>
@@ -17528,7 +16175,6 @@
               </w:rPr>
               <w:t>Midfield</w:t>
             </w:r>
-            <w:proofErr w:type="spellEnd"/>
           </w:p>
         </w:tc>
       </w:tr>
@@ -17671,7 +16317,6 @@
                 <w:szCs w:val="20"/>
               </w:rPr>
             </w:pPr>
-            <w:proofErr w:type="spellStart"/>
             <w:r>
               <w:rPr>
                 <w:rFonts w:ascii="Arial" w:hAnsi="Arial" w:cs="Arial"/>
@@ -17681,7 +16326,6 @@
               </w:rPr>
               <w:t>Midfield</w:t>
             </w:r>
-            <w:proofErr w:type="spellEnd"/>
           </w:p>
         </w:tc>
         <w:tc>
@@ -17708,7 +16352,6 @@
                 <w:szCs w:val="20"/>
               </w:rPr>
             </w:pPr>
-            <w:proofErr w:type="spellStart"/>
             <w:r>
               <w:rPr>
                 <w:rFonts w:ascii="Arial" w:hAnsi="Arial" w:cs="Arial"/>
@@ -17718,7 +16361,6 @@
               </w:rPr>
               <w:t>Other</w:t>
             </w:r>
-            <w:proofErr w:type="spellEnd"/>
           </w:p>
         </w:tc>
       </w:tr>
@@ -17860,7 +16502,6 @@
                 <w:szCs w:val="20"/>
               </w:rPr>
             </w:pPr>
-            <w:proofErr w:type="spellStart"/>
             <w:r>
               <w:rPr>
                 <w:rFonts w:ascii="Arial" w:hAnsi="Arial" w:cs="Arial"/>
@@ -17870,7 +16511,6 @@
               </w:rPr>
               <w:t>Midfield</w:t>
             </w:r>
-            <w:proofErr w:type="spellEnd"/>
           </w:p>
         </w:tc>
         <w:tc>
@@ -17897,7 +16537,6 @@
                 <w:szCs w:val="20"/>
               </w:rPr>
             </w:pPr>
-            <w:proofErr w:type="spellStart"/>
             <w:r>
               <w:rPr>
                 <w:rFonts w:ascii="Arial" w:hAnsi="Arial" w:cs="Arial"/>
@@ -17907,7 +16546,6 @@
               </w:rPr>
               <w:t>Other</w:t>
             </w:r>
-            <w:proofErr w:type="spellEnd"/>
           </w:p>
         </w:tc>
       </w:tr>
@@ -18049,7 +16687,6 @@
                 <w:szCs w:val="20"/>
               </w:rPr>
             </w:pPr>
-            <w:proofErr w:type="spellStart"/>
             <w:r>
               <w:rPr>
                 <w:rFonts w:ascii="Arial" w:hAnsi="Arial" w:cs="Arial"/>
@@ -18059,7 +16696,6 @@
               </w:rPr>
               <w:t>Midfield</w:t>
             </w:r>
-            <w:proofErr w:type="spellEnd"/>
           </w:p>
         </w:tc>
         <w:tc>
@@ -18086,7 +16722,6 @@
                 <w:szCs w:val="20"/>
               </w:rPr>
             </w:pPr>
-            <w:proofErr w:type="spellStart"/>
             <w:r>
               <w:rPr>
                 <w:rFonts w:ascii="Arial" w:hAnsi="Arial" w:cs="Arial"/>
@@ -18096,7 +16731,6 @@
               </w:rPr>
               <w:t>Other</w:t>
             </w:r>
-            <w:proofErr w:type="spellEnd"/>
           </w:p>
         </w:tc>
       </w:tr>
@@ -18238,7 +16872,6 @@
                 <w:szCs w:val="20"/>
               </w:rPr>
             </w:pPr>
-            <w:proofErr w:type="spellStart"/>
             <w:r>
               <w:rPr>
                 <w:rFonts w:ascii="Arial" w:hAnsi="Arial" w:cs="Arial"/>
@@ -18248,7 +16881,6 @@
               </w:rPr>
               <w:t>Other</w:t>
             </w:r>
-            <w:proofErr w:type="spellEnd"/>
           </w:p>
         </w:tc>
         <w:tc>
@@ -18275,7 +16907,6 @@
                 <w:szCs w:val="20"/>
               </w:rPr>
             </w:pPr>
-            <w:proofErr w:type="spellStart"/>
             <w:r>
               <w:rPr>
                 <w:rFonts w:ascii="Arial" w:hAnsi="Arial" w:cs="Arial"/>
@@ -18285,7 +16916,6 @@
               </w:rPr>
               <w:t>Midfield</w:t>
             </w:r>
-            <w:proofErr w:type="spellEnd"/>
           </w:p>
         </w:tc>
       </w:tr>
@@ -18357,7 +16987,6 @@
                 <w:szCs w:val="20"/>
               </w:rPr>
             </w:pPr>
-            <w:proofErr w:type="spellStart"/>
             <w:r>
               <w:rPr>
                 <w:rFonts w:ascii="Arial" w:hAnsi="Arial" w:cs="Arial"/>
@@ -18367,7 +16996,6 @@
               </w:rPr>
               <w:t>Other</w:t>
             </w:r>
-            <w:proofErr w:type="spellEnd"/>
           </w:p>
         </w:tc>
         <w:tc>
@@ -18394,7 +17022,6 @@
                 <w:szCs w:val="20"/>
               </w:rPr>
             </w:pPr>
-            <w:proofErr w:type="spellStart"/>
             <w:r>
               <w:rPr>
                 <w:rFonts w:ascii="Arial" w:hAnsi="Arial" w:cs="Arial"/>
@@ -18404,7 +17031,6 @@
               </w:rPr>
               <w:t>Other</w:t>
             </w:r>
-            <w:proofErr w:type="spellEnd"/>
           </w:p>
         </w:tc>
         <w:tc>
@@ -18466,7 +17092,6 @@
                 <w:szCs w:val="20"/>
               </w:rPr>
             </w:pPr>
-            <w:proofErr w:type="spellStart"/>
             <w:r>
               <w:rPr>
                 <w:rFonts w:ascii="Arial" w:hAnsi="Arial" w:cs="Arial"/>
@@ -18476,7 +17101,6 @@
               </w:rPr>
               <w:t>Midfield</w:t>
             </w:r>
-            <w:proofErr w:type="spellEnd"/>
           </w:p>
         </w:tc>
       </w:tr>
@@ -18618,7 +17242,6 @@
                 <w:szCs w:val="20"/>
               </w:rPr>
             </w:pPr>
-            <w:proofErr w:type="spellStart"/>
             <w:r>
               <w:rPr>
                 <w:rFonts w:ascii="Arial" w:hAnsi="Arial" w:cs="Arial"/>
@@ -18628,7 +17251,6 @@
               </w:rPr>
               <w:t>Midfield</w:t>
             </w:r>
-            <w:proofErr w:type="spellEnd"/>
           </w:p>
         </w:tc>
         <w:tc>
@@ -18655,7 +17277,6 @@
                 <w:szCs w:val="20"/>
               </w:rPr>
             </w:pPr>
-            <w:proofErr w:type="spellStart"/>
             <w:r>
               <w:rPr>
                 <w:rFonts w:ascii="Arial" w:hAnsi="Arial" w:cs="Arial"/>
@@ -18665,7 +17286,6 @@
               </w:rPr>
               <w:t>Other</w:t>
             </w:r>
-            <w:proofErr w:type="spellEnd"/>
           </w:p>
         </w:tc>
       </w:tr>
@@ -18807,7 +17427,6 @@
                 <w:szCs w:val="20"/>
               </w:rPr>
             </w:pPr>
-            <w:proofErr w:type="spellStart"/>
             <w:r>
               <w:rPr>
                 <w:rFonts w:ascii="Arial" w:hAnsi="Arial" w:cs="Arial"/>
@@ -18817,7 +17436,6 @@
               </w:rPr>
               <w:t>Midfield</w:t>
             </w:r>
-            <w:proofErr w:type="spellEnd"/>
           </w:p>
         </w:tc>
         <w:tc>
@@ -18844,7 +17462,6 @@
                 <w:szCs w:val="20"/>
               </w:rPr>
             </w:pPr>
-            <w:proofErr w:type="spellStart"/>
             <w:r>
               <w:rPr>
                 <w:rFonts w:ascii="Arial" w:hAnsi="Arial" w:cs="Arial"/>
@@ -18854,7 +17471,6 @@
               </w:rPr>
               <w:t>Other</w:t>
             </w:r>
-            <w:proofErr w:type="spellEnd"/>
           </w:p>
         </w:tc>
       </w:tr>
@@ -18926,7 +17542,6 @@
                 <w:szCs w:val="20"/>
               </w:rPr>
             </w:pPr>
-            <w:proofErr w:type="spellStart"/>
             <w:r>
               <w:rPr>
                 <w:rFonts w:ascii="Arial" w:hAnsi="Arial" w:cs="Arial"/>
@@ -18936,7 +17551,6 @@
               </w:rPr>
               <w:t>Midfield</w:t>
             </w:r>
-            <w:proofErr w:type="spellEnd"/>
           </w:p>
         </w:tc>
         <w:tc>
@@ -18963,7 +17577,6 @@
                 <w:szCs w:val="20"/>
               </w:rPr>
             </w:pPr>
-            <w:proofErr w:type="spellStart"/>
             <w:r>
               <w:rPr>
                 <w:rFonts w:ascii="Arial" w:hAnsi="Arial" w:cs="Arial"/>
@@ -18973,7 +17586,6 @@
               </w:rPr>
               <w:t>Midfield</w:t>
             </w:r>
-            <w:proofErr w:type="spellEnd"/>
           </w:p>
         </w:tc>
         <w:tc>
@@ -19035,7 +17647,6 @@
                 <w:szCs w:val="20"/>
               </w:rPr>
             </w:pPr>
-            <w:proofErr w:type="spellStart"/>
             <w:r>
               <w:rPr>
                 <w:rFonts w:ascii="Arial" w:hAnsi="Arial" w:cs="Arial"/>
@@ -19045,7 +17656,6 @@
               </w:rPr>
               <w:t>Other</w:t>
             </w:r>
-            <w:proofErr w:type="spellEnd"/>
           </w:p>
         </w:tc>
       </w:tr>
@@ -19117,7 +17727,6 @@
                 <w:szCs w:val="20"/>
               </w:rPr>
             </w:pPr>
-            <w:proofErr w:type="spellStart"/>
             <w:r>
               <w:rPr>
                 <w:rFonts w:ascii="Arial" w:hAnsi="Arial" w:cs="Arial"/>
@@ -19127,7 +17736,6 @@
               </w:rPr>
               <w:t>Midfield</w:t>
             </w:r>
-            <w:proofErr w:type="spellEnd"/>
           </w:p>
         </w:tc>
         <w:tc>
@@ -19189,7 +17797,6 @@
                 <w:szCs w:val="20"/>
               </w:rPr>
             </w:pPr>
-            <w:proofErr w:type="spellStart"/>
             <w:r>
               <w:rPr>
                 <w:rFonts w:ascii="Arial" w:hAnsi="Arial" w:cs="Arial"/>
@@ -19199,7 +17806,6 @@
               </w:rPr>
               <w:t>Midfield</w:t>
             </w:r>
-            <w:proofErr w:type="spellEnd"/>
           </w:p>
         </w:tc>
         <w:tc>
@@ -19226,7 +17832,6 @@
                 <w:szCs w:val="20"/>
               </w:rPr>
             </w:pPr>
-            <w:proofErr w:type="spellStart"/>
             <w:r>
               <w:rPr>
                 <w:rFonts w:ascii="Arial" w:hAnsi="Arial" w:cs="Arial"/>
@@ -19236,7 +17841,6 @@
               </w:rPr>
               <w:t>Other</w:t>
             </w:r>
-            <w:proofErr w:type="spellEnd"/>
           </w:p>
         </w:tc>
       </w:tr>
@@ -19308,7 +17912,6 @@
                 <w:szCs w:val="20"/>
               </w:rPr>
             </w:pPr>
-            <w:proofErr w:type="spellStart"/>
             <w:r>
               <w:rPr>
                 <w:rFonts w:ascii="Arial" w:hAnsi="Arial" w:cs="Arial"/>
@@ -19318,7 +17921,6 @@
               </w:rPr>
               <w:t>Other</w:t>
             </w:r>
-            <w:proofErr w:type="spellEnd"/>
           </w:p>
         </w:tc>
         <w:tc>
@@ -19345,7 +17947,6 @@
                 <w:szCs w:val="20"/>
               </w:rPr>
             </w:pPr>
-            <w:proofErr w:type="spellStart"/>
             <w:r>
               <w:rPr>
                 <w:rFonts w:ascii="Arial" w:hAnsi="Arial" w:cs="Arial"/>
@@ -19355,7 +17956,6 @@
               </w:rPr>
               <w:t>Other</w:t>
             </w:r>
-            <w:proofErr w:type="spellEnd"/>
           </w:p>
         </w:tc>
         <w:tc>
@@ -19417,7 +18017,6 @@
                 <w:szCs w:val="20"/>
               </w:rPr>
             </w:pPr>
-            <w:proofErr w:type="spellStart"/>
             <w:r>
               <w:rPr>
                 <w:rFonts w:ascii="Arial" w:hAnsi="Arial" w:cs="Arial"/>
@@ -19427,7 +18026,6 @@
               </w:rPr>
               <w:t>Midfield</w:t>
             </w:r>
-            <w:proofErr w:type="spellEnd"/>
           </w:p>
         </w:tc>
       </w:tr>
@@ -19569,7 +18167,6 @@
                 <w:szCs w:val="20"/>
               </w:rPr>
             </w:pPr>
-            <w:proofErr w:type="spellStart"/>
             <w:r>
               <w:rPr>
                 <w:rFonts w:ascii="Arial" w:hAnsi="Arial" w:cs="Arial"/>
@@ -19579,7 +18176,6 @@
               </w:rPr>
               <w:t>Midfield</w:t>
             </w:r>
-            <w:proofErr w:type="spellEnd"/>
           </w:p>
         </w:tc>
         <w:tc>
@@ -19606,7 +18202,6 @@
                 <w:szCs w:val="20"/>
               </w:rPr>
             </w:pPr>
-            <w:proofErr w:type="spellStart"/>
             <w:r>
               <w:rPr>
                 <w:rFonts w:ascii="Arial" w:hAnsi="Arial" w:cs="Arial"/>
@@ -19616,7 +18211,6 @@
               </w:rPr>
               <w:t>Other</w:t>
             </w:r>
-            <w:proofErr w:type="spellEnd"/>
           </w:p>
         </w:tc>
       </w:tr>
@@ -19758,7 +18352,6 @@
                 <w:szCs w:val="20"/>
               </w:rPr>
             </w:pPr>
-            <w:proofErr w:type="spellStart"/>
             <w:r>
               <w:rPr>
                 <w:rFonts w:ascii="Arial" w:hAnsi="Arial" w:cs="Arial"/>
@@ -19768,7 +18361,6 @@
               </w:rPr>
               <w:t>Other</w:t>
             </w:r>
-            <w:proofErr w:type="spellEnd"/>
           </w:p>
         </w:tc>
         <w:tc>
@@ -19795,7 +18387,6 @@
                 <w:szCs w:val="20"/>
               </w:rPr>
             </w:pPr>
-            <w:proofErr w:type="spellStart"/>
             <w:r>
               <w:rPr>
                 <w:rFonts w:ascii="Arial" w:hAnsi="Arial" w:cs="Arial"/>
@@ -19805,7 +18396,6 @@
               </w:rPr>
               <w:t>Midfield</w:t>
             </w:r>
-            <w:proofErr w:type="spellEnd"/>
           </w:p>
         </w:tc>
       </w:tr>
@@ -19912,7 +18502,6 @@
                 <w:szCs w:val="20"/>
               </w:rPr>
             </w:pPr>
-            <w:proofErr w:type="spellStart"/>
             <w:r>
               <w:rPr>
                 <w:rFonts w:ascii="Arial" w:hAnsi="Arial" w:cs="Arial"/>
@@ -19922,7 +18511,6 @@
               </w:rPr>
               <w:t>Midfield</w:t>
             </w:r>
-            <w:proofErr w:type="spellEnd"/>
           </w:p>
         </w:tc>
         <w:tc>
@@ -19984,7 +18572,6 @@
                 <w:szCs w:val="20"/>
               </w:rPr>
             </w:pPr>
-            <w:proofErr w:type="spellStart"/>
             <w:r>
               <w:rPr>
                 <w:rFonts w:ascii="Arial" w:hAnsi="Arial" w:cs="Arial"/>
@@ -19994,7 +18581,6 @@
               </w:rPr>
               <w:t>Other</w:t>
             </w:r>
-            <w:proofErr w:type="spellEnd"/>
           </w:p>
         </w:tc>
       </w:tr>
@@ -20066,7 +18652,6 @@
                 <w:szCs w:val="20"/>
               </w:rPr>
             </w:pPr>
-            <w:proofErr w:type="spellStart"/>
             <w:r>
               <w:rPr>
                 <w:rFonts w:ascii="Arial" w:hAnsi="Arial" w:cs="Arial"/>
@@ -20076,7 +18661,6 @@
               </w:rPr>
               <w:t>Other</w:t>
             </w:r>
-            <w:proofErr w:type="spellEnd"/>
           </w:p>
         </w:tc>
         <w:tc>
@@ -20103,7 +18687,6 @@
                 <w:szCs w:val="20"/>
               </w:rPr>
             </w:pPr>
-            <w:proofErr w:type="spellStart"/>
             <w:r>
               <w:rPr>
                 <w:rFonts w:ascii="Arial" w:hAnsi="Arial" w:cs="Arial"/>
@@ -20113,7 +18696,6 @@
               </w:rPr>
               <w:t>Other</w:t>
             </w:r>
-            <w:proofErr w:type="spellEnd"/>
           </w:p>
         </w:tc>
         <w:tc>
@@ -20175,7 +18757,6 @@
                 <w:szCs w:val="20"/>
               </w:rPr>
             </w:pPr>
-            <w:proofErr w:type="spellStart"/>
             <w:r>
               <w:rPr>
                 <w:rFonts w:ascii="Arial" w:hAnsi="Arial" w:cs="Arial"/>
@@ -20185,7 +18766,6 @@
               </w:rPr>
               <w:t>Midfield</w:t>
             </w:r>
-            <w:proofErr w:type="spellEnd"/>
           </w:p>
         </w:tc>
       </w:tr>
@@ -20327,7 +18907,6 @@
                 <w:szCs w:val="20"/>
               </w:rPr>
             </w:pPr>
-            <w:proofErr w:type="spellStart"/>
             <w:r>
               <w:rPr>
                 <w:rFonts w:ascii="Arial" w:hAnsi="Arial" w:cs="Arial"/>
@@ -20337,7 +18916,6 @@
               </w:rPr>
               <w:t>Other</w:t>
             </w:r>
-            <w:proofErr w:type="spellEnd"/>
           </w:p>
         </w:tc>
         <w:tc>
@@ -20364,7 +18942,6 @@
                 <w:szCs w:val="20"/>
               </w:rPr>
             </w:pPr>
-            <w:proofErr w:type="spellStart"/>
             <w:r>
               <w:rPr>
                 <w:rFonts w:ascii="Arial" w:hAnsi="Arial" w:cs="Arial"/>
@@ -20374,7 +18951,6 @@
               </w:rPr>
               <w:t>Midfield</w:t>
             </w:r>
-            <w:proofErr w:type="spellEnd"/>
           </w:p>
         </w:tc>
       </w:tr>
@@ -20446,7 +19022,6 @@
                 <w:szCs w:val="20"/>
               </w:rPr>
             </w:pPr>
-            <w:proofErr w:type="spellStart"/>
             <w:r>
               <w:rPr>
                 <w:rFonts w:ascii="Arial" w:hAnsi="Arial" w:cs="Arial"/>
@@ -20456,7 +19031,6 @@
               </w:rPr>
               <w:t>Midfield</w:t>
             </w:r>
-            <w:proofErr w:type="spellEnd"/>
           </w:p>
         </w:tc>
         <w:tc>
@@ -20518,7 +19092,6 @@
                 <w:szCs w:val="20"/>
               </w:rPr>
             </w:pPr>
-            <w:proofErr w:type="spellStart"/>
             <w:r>
               <w:rPr>
                 <w:rFonts w:ascii="Arial" w:hAnsi="Arial" w:cs="Arial"/>
@@ -20528,7 +19101,6 @@
               </w:rPr>
               <w:t>Midfield</w:t>
             </w:r>
-            <w:proofErr w:type="spellEnd"/>
           </w:p>
         </w:tc>
         <w:tc>
@@ -20555,7 +19127,6 @@
                 <w:szCs w:val="20"/>
               </w:rPr>
             </w:pPr>
-            <w:proofErr w:type="spellStart"/>
             <w:r>
               <w:rPr>
                 <w:rFonts w:ascii="Arial" w:hAnsi="Arial" w:cs="Arial"/>
@@ -20565,7 +19136,6 @@
               </w:rPr>
               <w:t>Other</w:t>
             </w:r>
-            <w:proofErr w:type="spellEnd"/>
           </w:p>
         </w:tc>
       </w:tr>
@@ -20672,7 +19242,6 @@
                 <w:szCs w:val="20"/>
               </w:rPr>
             </w:pPr>
-            <w:proofErr w:type="spellStart"/>
             <w:r>
               <w:rPr>
                 <w:rFonts w:ascii="Arial" w:hAnsi="Arial" w:cs="Arial"/>
@@ -20682,7 +19251,6 @@
               </w:rPr>
               <w:t>Other</w:t>
             </w:r>
-            <w:proofErr w:type="spellEnd"/>
           </w:p>
         </w:tc>
         <w:tc>
@@ -20744,7 +19312,6 @@
                 <w:szCs w:val="20"/>
               </w:rPr>
             </w:pPr>
-            <w:proofErr w:type="spellStart"/>
             <w:r>
               <w:rPr>
                 <w:rFonts w:ascii="Arial" w:hAnsi="Arial" w:cs="Arial"/>
@@ -20754,7 +19321,6 @@
               </w:rPr>
               <w:t>Midfield</w:t>
             </w:r>
-            <w:proofErr w:type="spellEnd"/>
           </w:p>
         </w:tc>
       </w:tr>
@@ -20896,7 +19462,6 @@
                 <w:szCs w:val="20"/>
               </w:rPr>
             </w:pPr>
-            <w:proofErr w:type="spellStart"/>
             <w:r>
               <w:rPr>
                 <w:rFonts w:ascii="Arial" w:hAnsi="Arial" w:cs="Arial"/>
@@ -20906,7 +19471,6 @@
               </w:rPr>
               <w:t>Other</w:t>
             </w:r>
-            <w:proofErr w:type="spellEnd"/>
           </w:p>
         </w:tc>
         <w:tc>
@@ -20933,7 +19497,6 @@
                 <w:szCs w:val="20"/>
               </w:rPr>
             </w:pPr>
-            <w:proofErr w:type="spellStart"/>
             <w:r>
               <w:rPr>
                 <w:rFonts w:ascii="Arial" w:hAnsi="Arial" w:cs="Arial"/>
@@ -20943,7 +19506,6 @@
               </w:rPr>
               <w:t>Midfield</w:t>
             </w:r>
-            <w:proofErr w:type="spellEnd"/>
           </w:p>
         </w:tc>
       </w:tr>
@@ -21015,7 +19577,6 @@
                 <w:szCs w:val="20"/>
               </w:rPr>
             </w:pPr>
-            <w:proofErr w:type="spellStart"/>
             <w:r>
               <w:rPr>
                 <w:rFonts w:ascii="Arial" w:hAnsi="Arial" w:cs="Arial"/>
@@ -21025,7 +19586,6 @@
               </w:rPr>
               <w:t>Other</w:t>
             </w:r>
-            <w:proofErr w:type="spellEnd"/>
           </w:p>
         </w:tc>
         <w:tc>
@@ -21052,7 +19612,6 @@
                 <w:szCs w:val="20"/>
               </w:rPr>
             </w:pPr>
-            <w:proofErr w:type="spellStart"/>
             <w:r>
               <w:rPr>
                 <w:rFonts w:ascii="Arial" w:hAnsi="Arial" w:cs="Arial"/>
@@ -21062,7 +19621,6 @@
               </w:rPr>
               <w:t>Other</w:t>
             </w:r>
-            <w:proofErr w:type="spellEnd"/>
           </w:p>
         </w:tc>
         <w:tc>
@@ -21124,7 +19682,6 @@
                 <w:szCs w:val="20"/>
               </w:rPr>
             </w:pPr>
-            <w:proofErr w:type="spellStart"/>
             <w:r>
               <w:rPr>
                 <w:rFonts w:ascii="Arial" w:hAnsi="Arial" w:cs="Arial"/>
@@ -21134,7 +19691,6 @@
               </w:rPr>
               <w:t>Midfield</w:t>
             </w:r>
-            <w:proofErr w:type="spellEnd"/>
           </w:p>
         </w:tc>
       </w:tr>
@@ -21206,7 +19762,6 @@
                 <w:szCs w:val="20"/>
               </w:rPr>
             </w:pPr>
-            <w:proofErr w:type="spellStart"/>
             <w:r>
               <w:rPr>
                 <w:rFonts w:ascii="Arial" w:hAnsi="Arial" w:cs="Arial"/>
@@ -21216,7 +19771,6 @@
               </w:rPr>
               <w:t>Other</w:t>
             </w:r>
-            <w:proofErr w:type="spellEnd"/>
           </w:p>
         </w:tc>
         <w:tc>
@@ -21243,7 +19797,6 @@
                 <w:szCs w:val="20"/>
               </w:rPr>
             </w:pPr>
-            <w:proofErr w:type="spellStart"/>
             <w:r>
               <w:rPr>
                 <w:rFonts w:ascii="Arial" w:hAnsi="Arial" w:cs="Arial"/>
@@ -21253,7 +19806,6 @@
               </w:rPr>
               <w:t>Other</w:t>
             </w:r>
-            <w:proofErr w:type="spellEnd"/>
           </w:p>
         </w:tc>
         <w:tc>
@@ -21315,7 +19867,6 @@
                 <w:szCs w:val="20"/>
               </w:rPr>
             </w:pPr>
-            <w:proofErr w:type="spellStart"/>
             <w:r>
               <w:rPr>
                 <w:rFonts w:ascii="Arial" w:hAnsi="Arial" w:cs="Arial"/>
@@ -21325,7 +19876,6 @@
               </w:rPr>
               <w:t>Midfield</w:t>
             </w:r>
-            <w:proofErr w:type="spellEnd"/>
           </w:p>
         </w:tc>
       </w:tr>
@@ -21467,7 +20017,6 @@
                 <w:szCs w:val="20"/>
               </w:rPr>
             </w:pPr>
-            <w:proofErr w:type="spellStart"/>
             <w:r>
               <w:rPr>
                 <w:rFonts w:ascii="Arial" w:hAnsi="Arial" w:cs="Arial"/>
@@ -21477,7 +20026,6 @@
               </w:rPr>
               <w:t>Midfield</w:t>
             </w:r>
-            <w:proofErr w:type="spellEnd"/>
           </w:p>
         </w:tc>
         <w:tc>
@@ -21504,7 +20052,6 @@
                 <w:szCs w:val="20"/>
               </w:rPr>
             </w:pPr>
-            <w:proofErr w:type="spellStart"/>
             <w:r>
               <w:rPr>
                 <w:rFonts w:ascii="Arial" w:hAnsi="Arial" w:cs="Arial"/>
@@ -21514,7 +20061,6 @@
               </w:rPr>
               <w:t>Other</w:t>
             </w:r>
-            <w:proofErr w:type="spellEnd"/>
           </w:p>
         </w:tc>
       </w:tr>
@@ -21586,7 +20132,6 @@
                 <w:szCs w:val="20"/>
               </w:rPr>
             </w:pPr>
-            <w:proofErr w:type="spellStart"/>
             <w:r>
               <w:rPr>
                 <w:rFonts w:ascii="Arial" w:hAnsi="Arial" w:cs="Arial"/>
@@ -21596,7 +20141,6 @@
               </w:rPr>
               <w:t>Other</w:t>
             </w:r>
-            <w:proofErr w:type="spellEnd"/>
           </w:p>
         </w:tc>
         <w:tc>
@@ -21623,7 +20167,6 @@
                 <w:szCs w:val="20"/>
               </w:rPr>
             </w:pPr>
-            <w:proofErr w:type="spellStart"/>
             <w:r>
               <w:rPr>
                 <w:rFonts w:ascii="Arial" w:hAnsi="Arial" w:cs="Arial"/>
@@ -21633,7 +20176,6 @@
               </w:rPr>
               <w:t>Other</w:t>
             </w:r>
-            <w:proofErr w:type="spellEnd"/>
           </w:p>
         </w:tc>
         <w:tc>
@@ -21695,7 +20237,6 @@
                 <w:szCs w:val="20"/>
               </w:rPr>
             </w:pPr>
-            <w:proofErr w:type="spellStart"/>
             <w:r>
               <w:rPr>
                 <w:rFonts w:ascii="Arial" w:hAnsi="Arial" w:cs="Arial"/>
@@ -21705,7 +20246,6 @@
               </w:rPr>
               <w:t>Midfield</w:t>
             </w:r>
-            <w:proofErr w:type="spellEnd"/>
           </w:p>
         </w:tc>
       </w:tr>
@@ -21777,7 +20317,6 @@
                 <w:szCs w:val="20"/>
               </w:rPr>
             </w:pPr>
-            <w:proofErr w:type="spellStart"/>
             <w:r>
               <w:rPr>
                 <w:rFonts w:ascii="Arial" w:hAnsi="Arial" w:cs="Arial"/>
@@ -21787,7 +20326,6 @@
               </w:rPr>
               <w:t>Other</w:t>
             </w:r>
-            <w:proofErr w:type="spellEnd"/>
           </w:p>
         </w:tc>
         <w:tc>
@@ -21849,7 +20387,6 @@
                 <w:szCs w:val="20"/>
               </w:rPr>
             </w:pPr>
-            <w:proofErr w:type="spellStart"/>
             <w:r>
               <w:rPr>
                 <w:rFonts w:ascii="Arial" w:hAnsi="Arial" w:cs="Arial"/>
@@ -21859,7 +20396,6 @@
               </w:rPr>
               <w:t>Other</w:t>
             </w:r>
-            <w:proofErr w:type="spellEnd"/>
           </w:p>
         </w:tc>
         <w:tc>
@@ -21886,7 +20422,6 @@
                 <w:szCs w:val="20"/>
               </w:rPr>
             </w:pPr>
-            <w:proofErr w:type="spellStart"/>
             <w:r>
               <w:rPr>
                 <w:rFonts w:ascii="Arial" w:hAnsi="Arial" w:cs="Arial"/>
@@ -21896,7 +20431,6 @@
               </w:rPr>
               <w:t>Midfield</w:t>
             </w:r>
-            <w:proofErr w:type="spellEnd"/>
           </w:p>
         </w:tc>
       </w:tr>
@@ -21926,45 +20460,7 @@
           <w:sz w:val="28"/>
           <w:szCs w:val="28"/>
         </w:rPr>
-        <w:t xml:space="preserve">Таблица </w:t>
-      </w:r>
-      <w:r>
-        <w:rPr>
-          <w:rFonts w:ascii="Times New Roman" w:hAnsi="Times New Roman" w:cs="Times New Roman"/>
-          <w:color w:val="000000" w:themeColor="text1"/>
-          <w:sz w:val="28"/>
-          <w:szCs w:val="28"/>
-        </w:rPr>
-        <w:t>9.2</w:t>
-      </w:r>
-      <w:r>
-        <w:rPr>
-          <w:rFonts w:ascii="Times New Roman" w:hAnsi="Times New Roman" w:cs="Times New Roman"/>
-          <w:color w:val="000000" w:themeColor="text1"/>
-          <w:sz w:val="28"/>
-          <w:szCs w:val="28"/>
-        </w:rPr>
-        <w:t xml:space="preserve">. Расстояния </w:t>
-      </w:r>
-      <w:proofErr w:type="spellStart"/>
-      <w:r>
-        <w:rPr>
-          <w:rFonts w:ascii="Times New Roman" w:hAnsi="Times New Roman" w:cs="Times New Roman"/>
-          <w:color w:val="000000" w:themeColor="text1"/>
-          <w:sz w:val="28"/>
-          <w:szCs w:val="28"/>
-        </w:rPr>
-        <w:t>Махаланобиса</w:t>
-      </w:r>
-      <w:proofErr w:type="spellEnd"/>
-      <w:r>
-        <w:rPr>
-          <w:rFonts w:ascii="Times New Roman" w:hAnsi="Times New Roman" w:cs="Times New Roman"/>
-          <w:color w:val="000000" w:themeColor="text1"/>
-          <w:sz w:val="28"/>
-          <w:szCs w:val="28"/>
-        </w:rPr>
-        <w:t xml:space="preserve"> (фрагмент)</w:t>
+        <w:t>Таблица 9.2. Расстояния Махаланобиса (фрагмент)</w:t>
       </w:r>
     </w:p>
     <w:tbl>
@@ -22074,29 +20570,7 @@
                 <w:szCs w:val="20"/>
                 <w:lang w:val="en-US"/>
               </w:rPr>
-              <w:t xml:space="preserve">Squared </w:t>
-            </w:r>
-            <w:proofErr w:type="spellStart"/>
-            <w:r>
-              <w:rPr>
-                <w:rFonts w:ascii="Arial" w:hAnsi="Arial" w:cs="Arial"/>
-                <w:kern w:val="0"/>
-                <w:sz w:val="20"/>
-                <w:szCs w:val="20"/>
-                <w:lang w:val="en-US"/>
-              </w:rPr>
-              <w:t>Mahalanobis</w:t>
-            </w:r>
-            <w:proofErr w:type="spellEnd"/>
-            <w:r>
-              <w:rPr>
-                <w:rFonts w:ascii="Arial" w:hAnsi="Arial" w:cs="Arial"/>
-                <w:kern w:val="0"/>
-                <w:sz w:val="20"/>
-                <w:szCs w:val="20"/>
-                <w:lang w:val="en-US"/>
-              </w:rPr>
-              <w:t xml:space="preserve"> Distances from Group Centroids (formula1)</w:t>
+              <w:t>Squared Mahalanobis Distances from Group Centroids (formula1)</w:t>
             </w:r>
           </w:p>
           <w:p>
@@ -22192,7 +20666,6 @@
                 <w:szCs w:val="20"/>
               </w:rPr>
             </w:pPr>
-            <w:proofErr w:type="spellStart"/>
             <w:r>
               <w:rPr>
                 <w:rFonts w:ascii="Arial" w:hAnsi="Arial" w:cs="Arial"/>
@@ -22202,7 +20675,6 @@
               </w:rPr>
               <w:t>Observed</w:t>
             </w:r>
-            <w:proofErr w:type="spellEnd"/>
           </w:p>
           <w:p>
             <w:pPr>
@@ -22219,25 +20691,14 @@
                 <w:szCs w:val="20"/>
               </w:rPr>
             </w:pPr>
-            <w:proofErr w:type="spellStart"/>
-            <w:r>
-              <w:rPr>
-                <w:rFonts w:ascii="Arial" w:hAnsi="Arial" w:cs="Arial"/>
-                <w:kern w:val="0"/>
-                <w:sz w:val="20"/>
-                <w:szCs w:val="20"/>
-              </w:rPr>
-              <w:t>Classif</w:t>
-            </w:r>
-            <w:proofErr w:type="spellEnd"/>
-            <w:r>
-              <w:rPr>
-                <w:rFonts w:ascii="Arial" w:hAnsi="Arial" w:cs="Arial"/>
-                <w:kern w:val="0"/>
-                <w:sz w:val="20"/>
-                <w:szCs w:val="20"/>
-              </w:rPr>
-              <w:t>.</w:t>
+            <w:r>
+              <w:rPr>
+                <w:rFonts w:ascii="Arial" w:hAnsi="Arial" w:cs="Arial"/>
+                <w:kern w:val="0"/>
+                <w:sz w:val="20"/>
+                <w:szCs w:val="20"/>
+              </w:rPr>
+              <w:t>Classif.</w:t>
             </w:r>
           </w:p>
         </w:tc>
@@ -22327,7 +20788,6 @@
                 <w:szCs w:val="20"/>
               </w:rPr>
             </w:pPr>
-            <w:proofErr w:type="spellStart"/>
             <w:r>
               <w:rPr>
                 <w:rFonts w:ascii="Arial" w:hAnsi="Arial" w:cs="Arial"/>
@@ -22337,7 +20797,6 @@
               </w:rPr>
               <w:t>Midfield</w:t>
             </w:r>
-            <w:proofErr w:type="spellEnd"/>
           </w:p>
           <w:p>
             <w:pPr>
@@ -22390,7 +20849,6 @@
                 <w:szCs w:val="20"/>
               </w:rPr>
             </w:pPr>
-            <w:proofErr w:type="spellStart"/>
             <w:r>
               <w:rPr>
                 <w:rFonts w:ascii="Arial" w:hAnsi="Arial" w:cs="Arial"/>
@@ -22400,7 +20858,6 @@
               </w:rPr>
               <w:t>Other</w:t>
             </w:r>
-            <w:proofErr w:type="spellEnd"/>
           </w:p>
           <w:p>
             <w:pPr>
@@ -22685,7 +21142,6 @@
                 <w:szCs w:val="20"/>
               </w:rPr>
             </w:pPr>
-            <w:proofErr w:type="spellStart"/>
             <w:r>
               <w:rPr>
                 <w:rFonts w:ascii="Arial" w:hAnsi="Arial" w:cs="Arial"/>
@@ -22695,7 +21151,6 @@
               </w:rPr>
               <w:t>Midfield</w:t>
             </w:r>
-            <w:proofErr w:type="spellEnd"/>
           </w:p>
         </w:tc>
         <w:tc>
@@ -23063,7 +21518,6 @@
                 <w:szCs w:val="20"/>
               </w:rPr>
             </w:pPr>
-            <w:proofErr w:type="spellStart"/>
             <w:r>
               <w:rPr>
                 <w:rFonts w:ascii="Arial" w:hAnsi="Arial" w:cs="Arial"/>
@@ -23073,7 +21527,6 @@
               </w:rPr>
               <w:t>Other</w:t>
             </w:r>
-            <w:proofErr w:type="spellEnd"/>
           </w:p>
         </w:tc>
         <w:tc>
@@ -23253,7 +21706,6 @@
                 <w:szCs w:val="20"/>
               </w:rPr>
             </w:pPr>
-            <w:proofErr w:type="spellStart"/>
             <w:r>
               <w:rPr>
                 <w:rFonts w:ascii="Arial" w:hAnsi="Arial" w:cs="Arial"/>
@@ -23263,7 +21715,6 @@
               </w:rPr>
               <w:t>Midfield</w:t>
             </w:r>
-            <w:proofErr w:type="spellEnd"/>
           </w:p>
         </w:tc>
         <w:tc>
@@ -23443,7 +21894,6 @@
                 <w:szCs w:val="20"/>
               </w:rPr>
             </w:pPr>
-            <w:proofErr w:type="spellStart"/>
             <w:r>
               <w:rPr>
                 <w:rFonts w:ascii="Arial" w:hAnsi="Arial" w:cs="Arial"/>
@@ -23453,7 +21903,6 @@
               </w:rPr>
               <w:t>Other</w:t>
             </w:r>
-            <w:proofErr w:type="spellEnd"/>
           </w:p>
         </w:tc>
         <w:tc>
@@ -23633,7 +22082,6 @@
                 <w:szCs w:val="20"/>
               </w:rPr>
             </w:pPr>
-            <w:proofErr w:type="spellStart"/>
             <w:r>
               <w:rPr>
                 <w:rFonts w:ascii="Arial" w:hAnsi="Arial" w:cs="Arial"/>
@@ -23643,7 +22091,6 @@
               </w:rPr>
               <w:t>Other</w:t>
             </w:r>
-            <w:proofErr w:type="spellEnd"/>
           </w:p>
         </w:tc>
         <w:tc>
@@ -23823,7 +22270,6 @@
                 <w:szCs w:val="20"/>
               </w:rPr>
             </w:pPr>
-            <w:proofErr w:type="spellStart"/>
             <w:r>
               <w:rPr>
                 <w:rFonts w:ascii="Arial" w:hAnsi="Arial" w:cs="Arial"/>
@@ -23833,7 +22279,6 @@
               </w:rPr>
               <w:t>Other</w:t>
             </w:r>
-            <w:proofErr w:type="spellEnd"/>
           </w:p>
         </w:tc>
         <w:tc>
@@ -24765,7 +23210,6 @@
                 <w:szCs w:val="20"/>
               </w:rPr>
             </w:pPr>
-            <w:proofErr w:type="spellStart"/>
             <w:r>
               <w:rPr>
                 <w:rFonts w:ascii="Arial" w:hAnsi="Arial" w:cs="Arial"/>
@@ -24775,7 +23219,6 @@
               </w:rPr>
               <w:t>Other</w:t>
             </w:r>
-            <w:proofErr w:type="spellEnd"/>
           </w:p>
         </w:tc>
         <w:tc>
@@ -25331,7 +23774,6 @@
                 <w:szCs w:val="20"/>
               </w:rPr>
             </w:pPr>
-            <w:proofErr w:type="spellStart"/>
             <w:r>
               <w:rPr>
                 <w:rFonts w:ascii="Arial" w:hAnsi="Arial" w:cs="Arial"/>
@@ -25341,7 +23783,6 @@
               </w:rPr>
               <w:t>Midfield</w:t>
             </w:r>
-            <w:proofErr w:type="spellEnd"/>
           </w:p>
         </w:tc>
         <w:tc>
@@ -25521,7 +23962,6 @@
                 <w:szCs w:val="20"/>
               </w:rPr>
             </w:pPr>
-            <w:proofErr w:type="spellStart"/>
             <w:r>
               <w:rPr>
                 <w:rFonts w:ascii="Arial" w:hAnsi="Arial" w:cs="Arial"/>
@@ -25531,7 +23971,6 @@
               </w:rPr>
               <w:t>Midfield</w:t>
             </w:r>
-            <w:proofErr w:type="spellEnd"/>
           </w:p>
         </w:tc>
         <w:tc>
@@ -25711,7 +24150,6 @@
                 <w:szCs w:val="20"/>
               </w:rPr>
             </w:pPr>
-            <w:proofErr w:type="spellStart"/>
             <w:r>
               <w:rPr>
                 <w:rFonts w:ascii="Arial" w:hAnsi="Arial" w:cs="Arial"/>
@@ -25721,7 +24159,6 @@
               </w:rPr>
               <w:t>Other</w:t>
             </w:r>
-            <w:proofErr w:type="spellEnd"/>
           </w:p>
         </w:tc>
         <w:tc>
@@ -26465,7 +24902,6 @@
                 <w:szCs w:val="20"/>
               </w:rPr>
             </w:pPr>
-            <w:proofErr w:type="spellStart"/>
             <w:r>
               <w:rPr>
                 <w:rFonts w:ascii="Arial" w:hAnsi="Arial" w:cs="Arial"/>
@@ -26475,7 +24911,6 @@
               </w:rPr>
               <w:t>Other</w:t>
             </w:r>
-            <w:proofErr w:type="spellEnd"/>
           </w:p>
         </w:tc>
         <w:tc>
@@ -26844,7 +25279,6 @@
                 <w:szCs w:val="20"/>
               </w:rPr>
             </w:pPr>
-            <w:proofErr w:type="spellStart"/>
             <w:r>
               <w:rPr>
                 <w:rFonts w:ascii="Arial" w:hAnsi="Arial" w:cs="Arial"/>
@@ -26854,7 +25288,6 @@
               </w:rPr>
               <w:t>Midfield</w:t>
             </w:r>
-            <w:proofErr w:type="spellEnd"/>
           </w:p>
         </w:tc>
         <w:tc>
@@ -27410,7 +25843,6 @@
                 <w:szCs w:val="20"/>
               </w:rPr>
             </w:pPr>
-            <w:proofErr w:type="spellStart"/>
             <w:r>
               <w:rPr>
                 <w:rFonts w:ascii="Arial" w:hAnsi="Arial" w:cs="Arial"/>
@@ -27420,7 +25852,6 @@
               </w:rPr>
               <w:t>Other</w:t>
             </w:r>
-            <w:proofErr w:type="spellEnd"/>
           </w:p>
         </w:tc>
         <w:tc>
@@ -27600,7 +26031,6 @@
                 <w:szCs w:val="20"/>
               </w:rPr>
             </w:pPr>
-            <w:proofErr w:type="spellStart"/>
             <w:r>
               <w:rPr>
                 <w:rFonts w:ascii="Arial" w:hAnsi="Arial" w:cs="Arial"/>
@@ -27610,7 +26040,6 @@
               </w:rPr>
               <w:t>Other</w:t>
             </w:r>
-            <w:proofErr w:type="spellEnd"/>
           </w:p>
         </w:tc>
         <w:tc>
@@ -27978,7 +26407,6 @@
                 <w:szCs w:val="20"/>
               </w:rPr>
             </w:pPr>
-            <w:proofErr w:type="spellStart"/>
             <w:r>
               <w:rPr>
                 <w:rFonts w:ascii="Arial" w:hAnsi="Arial" w:cs="Arial"/>
@@ -27988,7 +26416,6 @@
               </w:rPr>
               <w:t>Other</w:t>
             </w:r>
-            <w:proofErr w:type="spellEnd"/>
           </w:p>
         </w:tc>
         <w:tc>
@@ -28168,7 +26595,6 @@
                 <w:szCs w:val="20"/>
               </w:rPr>
             </w:pPr>
-            <w:proofErr w:type="spellStart"/>
             <w:r>
               <w:rPr>
                 <w:rFonts w:ascii="Arial" w:hAnsi="Arial" w:cs="Arial"/>
@@ -28178,7 +26604,6 @@
               </w:rPr>
               <w:t>Other</w:t>
             </w:r>
-            <w:proofErr w:type="spellEnd"/>
           </w:p>
         </w:tc>
         <w:tc>
@@ -28316,25 +26741,7 @@
           <w:sz w:val="28"/>
           <w:szCs w:val="28"/>
         </w:rPr>
-        <w:t xml:space="preserve">Таблица </w:t>
-      </w:r>
-      <w:r>
-        <w:rPr>
-          <w:rFonts w:ascii="Times New Roman" w:hAnsi="Times New Roman" w:cs="Times New Roman"/>
-          <w:color w:val="000000" w:themeColor="text1"/>
-          <w:sz w:val="28"/>
-          <w:szCs w:val="28"/>
-        </w:rPr>
-        <w:t>9.3</w:t>
-      </w:r>
-      <w:r>
-        <w:rPr>
-          <w:rFonts w:ascii="Times New Roman" w:hAnsi="Times New Roman" w:cs="Times New Roman"/>
-          <w:color w:val="000000" w:themeColor="text1"/>
-          <w:sz w:val="28"/>
-          <w:szCs w:val="28"/>
-        </w:rPr>
-        <w:t>. Апостериорные вероятности (фрагмент)</w:t>
+        <w:t>Таблица 9.3. Апостериорные вероятности (фрагмент)</w:t>
       </w:r>
     </w:p>
     <w:tbl>
@@ -28540,7 +26947,6 @@
                 <w:szCs w:val="20"/>
               </w:rPr>
             </w:pPr>
-            <w:proofErr w:type="spellStart"/>
             <w:r>
               <w:rPr>
                 <w:rFonts w:ascii="Arial" w:hAnsi="Arial" w:cs="Arial"/>
@@ -28550,7 +26956,6 @@
               </w:rPr>
               <w:t>Observed</w:t>
             </w:r>
-            <w:proofErr w:type="spellEnd"/>
           </w:p>
           <w:p>
             <w:pPr>
@@ -28567,25 +26972,14 @@
                 <w:szCs w:val="20"/>
               </w:rPr>
             </w:pPr>
-            <w:proofErr w:type="spellStart"/>
-            <w:r>
-              <w:rPr>
-                <w:rFonts w:ascii="Arial" w:hAnsi="Arial" w:cs="Arial"/>
-                <w:kern w:val="0"/>
-                <w:sz w:val="20"/>
-                <w:szCs w:val="20"/>
-              </w:rPr>
-              <w:t>Classif</w:t>
-            </w:r>
-            <w:proofErr w:type="spellEnd"/>
-            <w:r>
-              <w:rPr>
-                <w:rFonts w:ascii="Arial" w:hAnsi="Arial" w:cs="Arial"/>
-                <w:kern w:val="0"/>
-                <w:sz w:val="20"/>
-                <w:szCs w:val="20"/>
-              </w:rPr>
-              <w:t>.</w:t>
+            <w:r>
+              <w:rPr>
+                <w:rFonts w:ascii="Arial" w:hAnsi="Arial" w:cs="Arial"/>
+                <w:kern w:val="0"/>
+                <w:sz w:val="20"/>
+                <w:szCs w:val="20"/>
+              </w:rPr>
+              <w:t>Classif.</w:t>
             </w:r>
           </w:p>
         </w:tc>
@@ -28675,7 +27069,6 @@
                 <w:szCs w:val="20"/>
               </w:rPr>
             </w:pPr>
-            <w:proofErr w:type="spellStart"/>
             <w:r>
               <w:rPr>
                 <w:rFonts w:ascii="Arial" w:hAnsi="Arial" w:cs="Arial"/>
@@ -28685,7 +27078,6 @@
               </w:rPr>
               <w:t>Midfield</w:t>
             </w:r>
-            <w:proofErr w:type="spellEnd"/>
           </w:p>
           <w:p>
             <w:pPr>
@@ -28738,7 +27130,6 @@
                 <w:szCs w:val="20"/>
               </w:rPr>
             </w:pPr>
-            <w:proofErr w:type="spellStart"/>
             <w:r>
               <w:rPr>
                 <w:rFonts w:ascii="Arial" w:hAnsi="Arial" w:cs="Arial"/>
@@ -28748,7 +27139,6 @@
               </w:rPr>
               <w:t>Other</w:t>
             </w:r>
-            <w:proofErr w:type="spellEnd"/>
           </w:p>
           <w:p>
             <w:pPr>
@@ -29033,7 +27423,6 @@
                 <w:szCs w:val="20"/>
               </w:rPr>
             </w:pPr>
-            <w:proofErr w:type="spellStart"/>
             <w:r>
               <w:rPr>
                 <w:rFonts w:ascii="Arial" w:hAnsi="Arial" w:cs="Arial"/>
@@ -29043,7 +27432,6 @@
               </w:rPr>
               <w:t>Midfield</w:t>
             </w:r>
-            <w:proofErr w:type="spellEnd"/>
           </w:p>
         </w:tc>
         <w:tc>
@@ -29411,7 +27799,6 @@
                 <w:szCs w:val="20"/>
               </w:rPr>
             </w:pPr>
-            <w:proofErr w:type="spellStart"/>
             <w:r>
               <w:rPr>
                 <w:rFonts w:ascii="Arial" w:hAnsi="Arial" w:cs="Arial"/>
@@ -29421,7 +27808,6 @@
               </w:rPr>
               <w:t>Other</w:t>
             </w:r>
-            <w:proofErr w:type="spellEnd"/>
           </w:p>
         </w:tc>
         <w:tc>
@@ -29601,7 +27987,6 @@
                 <w:szCs w:val="20"/>
               </w:rPr>
             </w:pPr>
-            <w:proofErr w:type="spellStart"/>
             <w:r>
               <w:rPr>
                 <w:rFonts w:ascii="Arial" w:hAnsi="Arial" w:cs="Arial"/>
@@ -29611,7 +27996,6 @@
               </w:rPr>
               <w:t>Midfield</w:t>
             </w:r>
-            <w:proofErr w:type="spellEnd"/>
           </w:p>
         </w:tc>
         <w:tc>
@@ -29791,7 +28175,6 @@
                 <w:szCs w:val="20"/>
               </w:rPr>
             </w:pPr>
-            <w:proofErr w:type="spellStart"/>
             <w:r>
               <w:rPr>
                 <w:rFonts w:ascii="Arial" w:hAnsi="Arial" w:cs="Arial"/>
@@ -29801,7 +28184,6 @@
               </w:rPr>
               <w:t>Other</w:t>
             </w:r>
-            <w:proofErr w:type="spellEnd"/>
           </w:p>
         </w:tc>
         <w:tc>
@@ -29981,7 +28363,6 @@
                 <w:szCs w:val="20"/>
               </w:rPr>
             </w:pPr>
-            <w:proofErr w:type="spellStart"/>
             <w:r>
               <w:rPr>
                 <w:rFonts w:ascii="Arial" w:hAnsi="Arial" w:cs="Arial"/>
@@ -29991,7 +28372,6 @@
               </w:rPr>
               <w:t>Other</w:t>
             </w:r>
-            <w:proofErr w:type="spellEnd"/>
           </w:p>
         </w:tc>
         <w:tc>
@@ -30171,7 +28551,6 @@
                 <w:szCs w:val="20"/>
               </w:rPr>
             </w:pPr>
-            <w:proofErr w:type="spellStart"/>
             <w:r>
               <w:rPr>
                 <w:rFonts w:ascii="Arial" w:hAnsi="Arial" w:cs="Arial"/>
@@ -30181,7 +28560,6 @@
               </w:rPr>
               <w:t>Other</w:t>
             </w:r>
-            <w:proofErr w:type="spellEnd"/>
           </w:p>
         </w:tc>
         <w:tc>
@@ -31113,7 +29491,6 @@
                 <w:szCs w:val="20"/>
               </w:rPr>
             </w:pPr>
-            <w:proofErr w:type="spellStart"/>
             <w:r>
               <w:rPr>
                 <w:rFonts w:ascii="Arial" w:hAnsi="Arial" w:cs="Arial"/>
@@ -31123,7 +29500,6 @@
               </w:rPr>
               <w:t>Other</w:t>
             </w:r>
-            <w:proofErr w:type="spellEnd"/>
           </w:p>
         </w:tc>
         <w:tc>
@@ -31679,7 +30055,6 @@
                 <w:szCs w:val="20"/>
               </w:rPr>
             </w:pPr>
-            <w:proofErr w:type="spellStart"/>
             <w:r>
               <w:rPr>
                 <w:rFonts w:ascii="Arial" w:hAnsi="Arial" w:cs="Arial"/>
@@ -31689,7 +30064,6 @@
               </w:rPr>
               <w:t>Midfield</w:t>
             </w:r>
-            <w:proofErr w:type="spellEnd"/>
           </w:p>
         </w:tc>
         <w:tc>
@@ -31869,7 +30243,6 @@
                 <w:szCs w:val="20"/>
               </w:rPr>
             </w:pPr>
-            <w:proofErr w:type="spellStart"/>
             <w:r>
               <w:rPr>
                 <w:rFonts w:ascii="Arial" w:hAnsi="Arial" w:cs="Arial"/>
@@ -31879,7 +30252,6 @@
               </w:rPr>
               <w:t>Midfield</w:t>
             </w:r>
-            <w:proofErr w:type="spellEnd"/>
           </w:p>
         </w:tc>
         <w:tc>
@@ -32059,7 +30431,6 @@
                 <w:szCs w:val="20"/>
               </w:rPr>
             </w:pPr>
-            <w:proofErr w:type="spellStart"/>
             <w:r>
               <w:rPr>
                 <w:rFonts w:ascii="Arial" w:hAnsi="Arial" w:cs="Arial"/>
@@ -32069,7 +30440,6 @@
               </w:rPr>
               <w:t>Other</w:t>
             </w:r>
-            <w:proofErr w:type="spellEnd"/>
           </w:p>
         </w:tc>
         <w:tc>
@@ -32813,7 +31183,6 @@
                 <w:szCs w:val="20"/>
               </w:rPr>
             </w:pPr>
-            <w:proofErr w:type="spellStart"/>
             <w:r>
               <w:rPr>
                 <w:rFonts w:ascii="Arial" w:hAnsi="Arial" w:cs="Arial"/>
@@ -32823,7 +31192,6 @@
               </w:rPr>
               <w:t>Other</w:t>
             </w:r>
-            <w:proofErr w:type="spellEnd"/>
           </w:p>
         </w:tc>
         <w:tc>
@@ -33191,7 +31559,6 @@
                 <w:szCs w:val="20"/>
               </w:rPr>
             </w:pPr>
-            <w:proofErr w:type="spellStart"/>
             <w:r>
               <w:rPr>
                 <w:rFonts w:ascii="Arial" w:hAnsi="Arial" w:cs="Arial"/>
@@ -33201,7 +31568,6 @@
               </w:rPr>
               <w:t>Midfield</w:t>
             </w:r>
-            <w:proofErr w:type="spellEnd"/>
           </w:p>
         </w:tc>
         <w:tc>
@@ -33757,7 +32123,6 @@
                 <w:szCs w:val="20"/>
               </w:rPr>
             </w:pPr>
-            <w:proofErr w:type="spellStart"/>
             <w:r>
               <w:rPr>
                 <w:rFonts w:ascii="Arial" w:hAnsi="Arial" w:cs="Arial"/>
@@ -33767,7 +32132,6 @@
               </w:rPr>
               <w:t>Other</w:t>
             </w:r>
-            <w:proofErr w:type="spellEnd"/>
           </w:p>
         </w:tc>
         <w:tc>
@@ -33947,7 +32311,6 @@
                 <w:szCs w:val="20"/>
               </w:rPr>
             </w:pPr>
-            <w:proofErr w:type="spellStart"/>
             <w:r>
               <w:rPr>
                 <w:rFonts w:ascii="Arial" w:hAnsi="Arial" w:cs="Arial"/>
@@ -33957,7 +32320,6 @@
               </w:rPr>
               <w:t>Other</w:t>
             </w:r>
-            <w:proofErr w:type="spellEnd"/>
           </w:p>
         </w:tc>
         <w:tc>
@@ -34325,7 +32687,6 @@
                 <w:szCs w:val="20"/>
               </w:rPr>
             </w:pPr>
-            <w:proofErr w:type="spellStart"/>
             <w:r>
               <w:rPr>
                 <w:rFonts w:ascii="Arial" w:hAnsi="Arial" w:cs="Arial"/>
@@ -34335,7 +32696,6 @@
               </w:rPr>
               <w:t>Other</w:t>
             </w:r>
-            <w:proofErr w:type="spellEnd"/>
           </w:p>
         </w:tc>
         <w:tc>
@@ -34515,7 +32875,6 @@
                 <w:szCs w:val="20"/>
               </w:rPr>
             </w:pPr>
-            <w:proofErr w:type="spellStart"/>
             <w:r>
               <w:rPr>
                 <w:rFonts w:ascii="Arial" w:hAnsi="Arial" w:cs="Arial"/>
@@ -34525,7 +32884,6 @@
               </w:rPr>
               <w:t>Other</w:t>
             </w:r>
-            <w:proofErr w:type="spellEnd"/>
           </w:p>
         </w:tc>
         <w:tc>
@@ -34644,8 +33002,659 @@
           <w:rFonts w:ascii="Times New Roman" w:hAnsi="Times New Roman" w:cs="Times New Roman"/>
           <w:sz w:val="28"/>
           <w:szCs w:val="28"/>
+          <w:lang w:val="en-US"/>
         </w:rPr>
       </w:pPr>
+    </w:p>
+    <w:p>
+      <w:pPr>
+        <w:rPr>
+          <w:rFonts w:ascii="Times New Roman" w:hAnsi="Times New Roman" w:cs="Times New Roman"/>
+          <w:sz w:val="28"/>
+          <w:szCs w:val="28"/>
+          <w:lang w:val="en-US"/>
+        </w:rPr>
+      </w:pPr>
+      <w:r>
+        <w:rPr>
+          <w:rFonts w:ascii="Times New Roman" w:hAnsi="Times New Roman" w:cs="Times New Roman"/>
+          <w:sz w:val="28"/>
+          <w:szCs w:val="28"/>
+        </w:rPr>
+        <w:t>Рассмотрим</w:t>
+      </w:r>
+      <w:r>
+        <w:rPr>
+          <w:rFonts w:ascii="Times New Roman" w:hAnsi="Times New Roman" w:cs="Times New Roman"/>
+          <w:sz w:val="28"/>
+          <w:szCs w:val="28"/>
+          <w:lang w:val="en-US"/>
+        </w:rPr>
+        <w:t xml:space="preserve"> </w:t>
+      </w:r>
+      <w:r>
+        <w:rPr>
+          <w:rFonts w:ascii="Times New Roman" w:hAnsi="Times New Roman" w:cs="Times New Roman"/>
+          <w:sz w:val="28"/>
+          <w:szCs w:val="28"/>
+        </w:rPr>
+        <w:t>возможность</w:t>
+      </w:r>
+      <w:r>
+        <w:rPr>
+          <w:rFonts w:ascii="Times New Roman" w:hAnsi="Times New Roman" w:cs="Times New Roman"/>
+          <w:sz w:val="28"/>
+          <w:szCs w:val="28"/>
+          <w:lang w:val="en-US"/>
+        </w:rPr>
+        <w:t xml:space="preserve"> </w:t>
+      </w:r>
+      <w:r>
+        <w:rPr>
+          <w:rFonts w:ascii="Times New Roman" w:hAnsi="Times New Roman" w:cs="Times New Roman"/>
+          <w:sz w:val="28"/>
+          <w:szCs w:val="28"/>
+        </w:rPr>
+        <w:t>классификации</w:t>
+      </w:r>
+      <w:r>
+        <w:rPr>
+          <w:rFonts w:ascii="Times New Roman" w:hAnsi="Times New Roman" w:cs="Times New Roman"/>
+          <w:sz w:val="28"/>
+          <w:szCs w:val="28"/>
+          <w:lang w:val="en-US"/>
+        </w:rPr>
+        <w:t xml:space="preserve"> </w:t>
+      </w:r>
+      <w:r>
+        <w:rPr>
+          <w:rFonts w:ascii="Times New Roman" w:hAnsi="Times New Roman" w:cs="Times New Roman"/>
+          <w:sz w:val="28"/>
+          <w:szCs w:val="28"/>
+        </w:rPr>
+        <w:t>новых</w:t>
+      </w:r>
+      <w:r>
+        <w:rPr>
+          <w:rFonts w:ascii="Times New Roman" w:hAnsi="Times New Roman" w:cs="Times New Roman"/>
+          <w:sz w:val="28"/>
+          <w:szCs w:val="28"/>
+          <w:lang w:val="en-US"/>
+        </w:rPr>
+        <w:t xml:space="preserve"> </w:t>
+      </w:r>
+      <w:r>
+        <w:rPr>
+          <w:rFonts w:ascii="Times New Roman" w:hAnsi="Times New Roman" w:cs="Times New Roman"/>
+          <w:sz w:val="28"/>
+          <w:szCs w:val="28"/>
+        </w:rPr>
+        <w:t>наблюдений</w:t>
+      </w:r>
+      <w:r>
+        <w:rPr>
+          <w:rFonts w:ascii="Times New Roman" w:hAnsi="Times New Roman" w:cs="Times New Roman"/>
+          <w:sz w:val="28"/>
+          <w:szCs w:val="28"/>
+          <w:lang w:val="en-US"/>
+        </w:rPr>
+        <w:t xml:space="preserve">. </w:t>
+      </w:r>
+      <w:r>
+        <w:rPr>
+          <w:rFonts w:ascii="Times New Roman" w:hAnsi="Times New Roman" w:cs="Times New Roman"/>
+          <w:sz w:val="28"/>
+          <w:szCs w:val="28"/>
+        </w:rPr>
+        <w:t>Для</w:t>
+      </w:r>
+      <w:r>
+        <w:rPr>
+          <w:rFonts w:ascii="Times New Roman" w:hAnsi="Times New Roman" w:cs="Times New Roman"/>
+          <w:sz w:val="28"/>
+          <w:szCs w:val="28"/>
+          <w:lang w:val="en-US"/>
+        </w:rPr>
+        <w:t xml:space="preserve"> </w:t>
+      </w:r>
+      <w:r>
+        <w:rPr>
+          <w:rFonts w:ascii="Times New Roman" w:hAnsi="Times New Roman" w:cs="Times New Roman"/>
+          <w:sz w:val="28"/>
+          <w:szCs w:val="28"/>
+        </w:rPr>
+        <w:t>этого</w:t>
+      </w:r>
+      <w:r>
+        <w:rPr>
+          <w:rFonts w:ascii="Times New Roman" w:hAnsi="Times New Roman" w:cs="Times New Roman"/>
+          <w:sz w:val="28"/>
+          <w:szCs w:val="28"/>
+          <w:lang w:val="en-US"/>
+        </w:rPr>
+        <w:t xml:space="preserve"> </w:t>
+      </w:r>
+      <w:r>
+        <w:rPr>
+          <w:rFonts w:ascii="Times New Roman" w:hAnsi="Times New Roman" w:cs="Times New Roman"/>
+          <w:sz w:val="28"/>
+          <w:szCs w:val="28"/>
+        </w:rPr>
+        <w:t>добавим</w:t>
+      </w:r>
+      <w:r>
+        <w:rPr>
+          <w:rFonts w:ascii="Times New Roman" w:hAnsi="Times New Roman" w:cs="Times New Roman"/>
+          <w:sz w:val="28"/>
+          <w:szCs w:val="28"/>
+          <w:lang w:val="en-US"/>
+        </w:rPr>
+        <w:t xml:space="preserve"> </w:t>
+      </w:r>
+      <w:r>
+        <w:rPr>
+          <w:rFonts w:ascii="Times New Roman" w:hAnsi="Times New Roman" w:cs="Times New Roman"/>
+          <w:sz w:val="28"/>
+          <w:szCs w:val="28"/>
+        </w:rPr>
+        <w:t>в</w:t>
+      </w:r>
+      <w:r>
+        <w:rPr>
+          <w:rFonts w:ascii="Times New Roman" w:hAnsi="Times New Roman" w:cs="Times New Roman"/>
+          <w:sz w:val="28"/>
+          <w:szCs w:val="28"/>
+          <w:lang w:val="en-US"/>
+        </w:rPr>
+        <w:t xml:space="preserve"> </w:t>
+      </w:r>
+      <w:r>
+        <w:rPr>
+          <w:rFonts w:ascii="Times New Roman" w:hAnsi="Times New Roman" w:cs="Times New Roman"/>
+          <w:sz w:val="28"/>
+          <w:szCs w:val="28"/>
+        </w:rPr>
+        <w:t>исходную</w:t>
+      </w:r>
+      <w:r>
+        <w:rPr>
+          <w:rFonts w:ascii="Times New Roman" w:hAnsi="Times New Roman" w:cs="Times New Roman"/>
+          <w:sz w:val="28"/>
+          <w:szCs w:val="28"/>
+          <w:lang w:val="en-US"/>
+        </w:rPr>
+        <w:t xml:space="preserve"> </w:t>
+      </w:r>
+      <w:r>
+        <w:rPr>
+          <w:rFonts w:ascii="Times New Roman" w:hAnsi="Times New Roman" w:cs="Times New Roman"/>
+          <w:sz w:val="28"/>
+          <w:szCs w:val="28"/>
+        </w:rPr>
+        <w:t>таблицу</w:t>
+      </w:r>
+      <w:r>
+        <w:rPr>
+          <w:rFonts w:ascii="Times New Roman" w:hAnsi="Times New Roman" w:cs="Times New Roman"/>
+          <w:sz w:val="28"/>
+          <w:szCs w:val="28"/>
+          <w:lang w:val="en-US"/>
+        </w:rPr>
+        <w:t xml:space="preserve"> </w:t>
+      </w:r>
+      <w:r>
+        <w:rPr>
+          <w:rFonts w:ascii="Times New Roman" w:hAnsi="Times New Roman" w:cs="Times New Roman"/>
+          <w:sz w:val="28"/>
+          <w:szCs w:val="28"/>
+        </w:rPr>
+        <w:t>новый</w:t>
+      </w:r>
+      <w:r>
+        <w:rPr>
+          <w:rFonts w:ascii="Times New Roman" w:hAnsi="Times New Roman" w:cs="Times New Roman"/>
+          <w:sz w:val="28"/>
+          <w:szCs w:val="28"/>
+          <w:lang w:val="en-US"/>
+        </w:rPr>
+        <w:t xml:space="preserve"> </w:t>
+      </w:r>
+      <w:r>
+        <w:rPr>
+          <w:rFonts w:ascii="Times New Roman" w:hAnsi="Times New Roman" w:cs="Times New Roman"/>
+          <w:sz w:val="28"/>
+          <w:szCs w:val="28"/>
+        </w:rPr>
+        <w:t>случай</w:t>
+      </w:r>
+      <w:r>
+        <w:rPr>
+          <w:rFonts w:ascii="Times New Roman" w:hAnsi="Times New Roman" w:cs="Times New Roman"/>
+          <w:sz w:val="28"/>
+          <w:szCs w:val="28"/>
+          <w:lang w:val="en-US"/>
+        </w:rPr>
+        <w:t xml:space="preserve"> (</w:t>
+      </w:r>
+      <w:r>
+        <w:rPr>
+          <w:rFonts w:ascii="Times New Roman" w:hAnsi="Times New Roman" w:cs="Times New Roman"/>
+          <w:sz w:val="28"/>
+          <w:szCs w:val="28"/>
+          <w:lang w:val="en-US"/>
+        </w:rPr>
+        <w:t>name</w:t>
+      </w:r>
+      <w:r>
+        <w:rPr>
+          <w:rFonts w:ascii="Times New Roman" w:hAnsi="Times New Roman" w:cs="Times New Roman"/>
+          <w:sz w:val="28"/>
+          <w:szCs w:val="28"/>
+          <w:lang w:val="en-US"/>
+        </w:rPr>
+        <w:t xml:space="preserve">: </w:t>
+      </w:r>
+      <w:r>
+        <w:rPr>
+          <w:rFonts w:ascii="Times New Roman" w:hAnsi="Times New Roman" w:cs="Times New Roman"/>
+          <w:sz w:val="28"/>
+          <w:szCs w:val="28"/>
+          <w:lang w:val="en-US"/>
+        </w:rPr>
+        <w:t>Lewis</w:t>
+      </w:r>
+      <w:r>
+        <w:rPr>
+          <w:rFonts w:ascii="Times New Roman" w:hAnsi="Times New Roman" w:cs="Times New Roman"/>
+          <w:sz w:val="28"/>
+          <w:szCs w:val="28"/>
+          <w:lang w:val="en-US"/>
+        </w:rPr>
+        <w:t xml:space="preserve"> </w:t>
+      </w:r>
+      <w:r>
+        <w:rPr>
+          <w:rFonts w:ascii="Times New Roman" w:hAnsi="Times New Roman" w:cs="Times New Roman"/>
+          <w:sz w:val="28"/>
+          <w:szCs w:val="28"/>
+          <w:lang w:val="en-US"/>
+        </w:rPr>
+        <w:t>Hamilton</w:t>
+      </w:r>
+      <w:r>
+        <w:rPr>
+          <w:rFonts w:ascii="Times New Roman" w:hAnsi="Times New Roman" w:cs="Times New Roman"/>
+          <w:sz w:val="28"/>
+          <w:szCs w:val="28"/>
+          <w:lang w:val="en-US"/>
+        </w:rPr>
+        <w:t xml:space="preserve">, </w:t>
+      </w:r>
+      <w:r>
+        <w:rPr>
+          <w:rFonts w:ascii="Times New Roman" w:hAnsi="Times New Roman" w:cs="Times New Roman"/>
+          <w:sz w:val="28"/>
+          <w:szCs w:val="28"/>
+          <w:lang w:val="en-US"/>
+        </w:rPr>
+        <w:t>team</w:t>
+      </w:r>
+      <w:r>
+        <w:rPr>
+          <w:rFonts w:ascii="Times New Roman" w:hAnsi="Times New Roman" w:cs="Times New Roman"/>
+          <w:sz w:val="28"/>
+          <w:szCs w:val="28"/>
+          <w:lang w:val="en-US"/>
+        </w:rPr>
+        <w:t xml:space="preserve">:, </w:t>
+      </w:r>
+      <w:r>
+        <w:rPr>
+          <w:rFonts w:ascii="Times New Roman" w:hAnsi="Times New Roman" w:cs="Times New Roman"/>
+          <w:sz w:val="28"/>
+          <w:szCs w:val="28"/>
+          <w:lang w:val="en-US"/>
+        </w:rPr>
+        <w:lastRenderedPageBreak/>
+        <w:t>races</w:t>
+      </w:r>
+      <w:r>
+        <w:rPr>
+          <w:rFonts w:ascii="Times New Roman" w:hAnsi="Times New Roman" w:cs="Times New Roman"/>
+          <w:sz w:val="28"/>
+          <w:szCs w:val="28"/>
+          <w:lang w:val="en-US"/>
+        </w:rPr>
+        <w:t xml:space="preserve">: 200, </w:t>
+      </w:r>
+      <w:r>
+        <w:rPr>
+          <w:rFonts w:ascii="Times New Roman" w:hAnsi="Times New Roman" w:cs="Times New Roman"/>
+          <w:sz w:val="28"/>
+          <w:szCs w:val="28"/>
+          <w:lang w:val="en-US"/>
+        </w:rPr>
+        <w:t>championships</w:t>
+      </w:r>
+      <w:r>
+        <w:rPr>
+          <w:rFonts w:ascii="Times New Roman" w:hAnsi="Times New Roman" w:cs="Times New Roman"/>
+          <w:sz w:val="28"/>
+          <w:szCs w:val="28"/>
+          <w:lang w:val="en-US"/>
+        </w:rPr>
+        <w:t xml:space="preserve">: 8, </w:t>
+      </w:r>
+      <w:r>
+        <w:rPr>
+          <w:rFonts w:ascii="Times New Roman" w:hAnsi="Times New Roman" w:cs="Times New Roman"/>
+          <w:sz w:val="28"/>
+          <w:szCs w:val="28"/>
+          <w:lang w:val="en-US"/>
+        </w:rPr>
+        <w:t>gp</w:t>
+      </w:r>
+      <w:r>
+        <w:rPr>
+          <w:rFonts w:ascii="Times New Roman" w:hAnsi="Times New Roman" w:cs="Times New Roman"/>
+          <w:sz w:val="28"/>
+          <w:szCs w:val="28"/>
+          <w:lang w:val="en-US"/>
+        </w:rPr>
+        <w:t>_</w:t>
+      </w:r>
+      <w:r>
+        <w:rPr>
+          <w:rFonts w:ascii="Times New Roman" w:hAnsi="Times New Roman" w:cs="Times New Roman"/>
+          <w:sz w:val="28"/>
+          <w:szCs w:val="28"/>
+          <w:lang w:val="en-US"/>
+        </w:rPr>
+        <w:t>wins</w:t>
+      </w:r>
+      <w:r>
+        <w:rPr>
+          <w:rFonts w:ascii="Times New Roman" w:hAnsi="Times New Roman" w:cs="Times New Roman"/>
+          <w:sz w:val="28"/>
+          <w:szCs w:val="28"/>
+          <w:lang w:val="en-US"/>
+        </w:rPr>
+        <w:t xml:space="preserve">:153, </w:t>
+      </w:r>
+      <w:r>
+        <w:rPr>
+          <w:rFonts w:ascii="Times New Roman" w:hAnsi="Times New Roman" w:cs="Times New Roman"/>
+          <w:sz w:val="28"/>
+          <w:szCs w:val="28"/>
+          <w:lang w:val="en-US"/>
+        </w:rPr>
+        <w:t>podiums:98, poles:</w:t>
+      </w:r>
+      <w:r>
+        <w:rPr>
+          <w:rFonts w:ascii="Times New Roman" w:hAnsi="Times New Roman" w:cs="Times New Roman"/>
+          <w:sz w:val="28"/>
+          <w:szCs w:val="28"/>
+          <w:lang w:val="en-US"/>
+        </w:rPr>
+        <w:t>99</w:t>
+      </w:r>
+      <w:r>
+        <w:rPr>
+          <w:rFonts w:ascii="Times New Roman" w:hAnsi="Times New Roman" w:cs="Times New Roman"/>
+          <w:sz w:val="28"/>
+          <w:szCs w:val="28"/>
+          <w:lang w:val="en-US"/>
+        </w:rPr>
+        <w:t xml:space="preserve">, dnfs: </w:t>
+      </w:r>
+      <w:r>
+        <w:rPr>
+          <w:rFonts w:ascii="Times New Roman" w:hAnsi="Times New Roman" w:cs="Times New Roman"/>
+          <w:sz w:val="28"/>
+          <w:szCs w:val="28"/>
+          <w:lang w:val="en-US"/>
+        </w:rPr>
+        <w:t>60</w:t>
+      </w:r>
+      <w:r>
+        <w:rPr>
+          <w:rFonts w:ascii="Times New Roman" w:hAnsi="Times New Roman" w:cs="Times New Roman"/>
+          <w:sz w:val="28"/>
+          <w:szCs w:val="28"/>
+          <w:lang w:val="en-US"/>
+        </w:rPr>
+        <w:t>, avg_yearly_salary: 20) (</w:t>
+      </w:r>
+      <w:r>
+        <w:rPr>
+          <w:rFonts w:ascii="Times New Roman" w:hAnsi="Times New Roman" w:cs="Times New Roman"/>
+          <w:sz w:val="28"/>
+          <w:szCs w:val="28"/>
+        </w:rPr>
+        <w:t>рисунок</w:t>
+      </w:r>
+      <w:r>
+        <w:rPr>
+          <w:rFonts w:ascii="Times New Roman" w:hAnsi="Times New Roman" w:cs="Times New Roman"/>
+          <w:sz w:val="28"/>
+          <w:szCs w:val="28"/>
+          <w:lang w:val="en-US"/>
+        </w:rPr>
+        <w:t xml:space="preserve"> 2)</w:t>
+      </w:r>
+    </w:p>
+    <w:p>
+      <w:pPr>
+        <w:rPr>
+          <w:rFonts w:ascii="Times New Roman" w:hAnsi="Times New Roman" w:cs="Times New Roman"/>
+          <w:sz w:val="28"/>
+          <w:szCs w:val="28"/>
+        </w:rPr>
+      </w:pPr>
+      <w:r>
+        <w:rPr>
+          <w:rFonts w:ascii="Times New Roman" w:hAnsi="Times New Roman" w:cs="Times New Roman"/>
+          <w:noProof/>
+          <w:sz w:val="28"/>
+          <w:szCs w:val="28"/>
+        </w:rPr>
+        <w:drawing>
+          <wp:inline distT="0" distB="0" distL="0" distR="0" wp14:anchorId="6C3D2BD1" wp14:editId="76B30D84">
+            <wp:extent cx="5940425" cy="257175"/>
+            <wp:effectExtent l="0" t="0" r="3175" b="9525"/>
+            <wp:docPr id="2024916096" name="Рисунок 1"/>
+            <wp:cNvGraphicFramePr>
+              <a:graphicFrameLocks xmlns:a="http://schemas.openxmlformats.org/drawingml/2006/main" noChangeAspect="1"/>
+            </wp:cNvGraphicFramePr>
+            <a:graphic xmlns:a="http://schemas.openxmlformats.org/drawingml/2006/main">
+              <a:graphicData uri="http://schemas.openxmlformats.org/drawingml/2006/picture">
+                <pic:pic xmlns:pic="http://schemas.openxmlformats.org/drawingml/2006/picture">
+                  <pic:nvPicPr>
+                    <pic:cNvPr id="2024916096" name=""/>
+                    <pic:cNvPicPr/>
+                  </pic:nvPicPr>
+                  <pic:blipFill>
+                    <a:blip r:embed="rId8"/>
+                    <a:stretch>
+                      <a:fillRect/>
+                    </a:stretch>
+                  </pic:blipFill>
+                  <pic:spPr>
+                    <a:xfrm>
+                      <a:off x="0" y="0"/>
+                      <a:ext cx="5940425" cy="257175"/>
+                    </a:xfrm>
+                    <a:prstGeom prst="rect">
+                      <a:avLst/>
+                    </a:prstGeom>
+                  </pic:spPr>
+                </pic:pic>
+              </a:graphicData>
+            </a:graphic>
+          </wp:inline>
+        </w:drawing>
+      </w:r>
+    </w:p>
+    <w:p>
+      <w:pPr>
+        <w:rPr>
+          <w:rFonts w:ascii="Times New Roman" w:hAnsi="Times New Roman" w:cs="Times New Roman"/>
+          <w:sz w:val="28"/>
+          <w:szCs w:val="28"/>
+        </w:rPr>
+      </w:pPr>
+      <w:r>
+        <w:rPr>
+          <w:rFonts w:ascii="Times New Roman" w:hAnsi="Times New Roman" w:cs="Times New Roman"/>
+          <w:sz w:val="28"/>
+          <w:szCs w:val="28"/>
+        </w:rPr>
+        <w:t xml:space="preserve">Максимальное значение вероятности соответствует группе </w:t>
+      </w:r>
+      <w:r>
+        <w:rPr>
+          <w:rFonts w:ascii="Times New Roman" w:hAnsi="Times New Roman" w:cs="Times New Roman"/>
+          <w:sz w:val="28"/>
+          <w:szCs w:val="28"/>
+          <w:lang w:val="en-US"/>
+        </w:rPr>
+        <w:t>top</w:t>
+      </w:r>
+      <w:r>
+        <w:rPr>
+          <w:rFonts w:ascii="Times New Roman" w:hAnsi="Times New Roman" w:cs="Times New Roman"/>
+          <w:sz w:val="28"/>
+          <w:szCs w:val="28"/>
+        </w:rPr>
+        <w:t>_</w:t>
+      </w:r>
+      <w:r>
+        <w:rPr>
+          <w:rFonts w:ascii="Times New Roman" w:hAnsi="Times New Roman" w:cs="Times New Roman"/>
+          <w:sz w:val="28"/>
+          <w:szCs w:val="28"/>
+          <w:lang w:val="en-US"/>
+        </w:rPr>
+        <w:t>team</w:t>
+      </w:r>
+      <w:r>
+        <w:rPr>
+          <w:rFonts w:ascii="Times New Roman" w:hAnsi="Times New Roman" w:cs="Times New Roman"/>
+          <w:sz w:val="28"/>
+          <w:szCs w:val="28"/>
+        </w:rPr>
+        <w:t xml:space="preserve">. Значит, новое наблюдение с вероятностью </w:t>
+      </w:r>
+      <w:r>
+        <w:rPr>
+          <w:rFonts w:ascii="Times New Roman" w:hAnsi="Times New Roman" w:cs="Times New Roman"/>
+          <w:sz w:val="28"/>
+          <w:szCs w:val="28"/>
+        </w:rPr>
+        <w:t xml:space="preserve">0,739169 </w:t>
+      </w:r>
+      <w:r>
+        <w:rPr>
+          <w:rFonts w:ascii="Times New Roman" w:hAnsi="Times New Roman" w:cs="Times New Roman"/>
+          <w:sz w:val="28"/>
+          <w:szCs w:val="28"/>
+        </w:rPr>
+        <w:t xml:space="preserve">можно отнести </w:t>
+      </w:r>
+      <w:r>
+        <w:rPr>
+          <w:rFonts w:ascii="Times New Roman" w:hAnsi="Times New Roman" w:cs="Times New Roman"/>
+          <w:sz w:val="28"/>
+          <w:szCs w:val="28"/>
+        </w:rPr>
+        <w:t>к</w:t>
+      </w:r>
+      <w:r>
+        <w:rPr>
+          <w:rFonts w:ascii="Times New Roman" w:hAnsi="Times New Roman" w:cs="Times New Roman"/>
+          <w:sz w:val="28"/>
+          <w:szCs w:val="28"/>
+        </w:rPr>
+        <w:t xml:space="preserve"> типу </w:t>
+      </w:r>
+      <w:r>
+        <w:rPr>
+          <w:rFonts w:ascii="Times New Roman" w:hAnsi="Times New Roman" w:cs="Times New Roman"/>
+          <w:sz w:val="28"/>
+          <w:szCs w:val="28"/>
+          <w:lang w:val="en-US"/>
+        </w:rPr>
+        <w:t>top</w:t>
+      </w:r>
+      <w:r>
+        <w:rPr>
+          <w:rFonts w:ascii="Times New Roman" w:hAnsi="Times New Roman" w:cs="Times New Roman"/>
+          <w:sz w:val="28"/>
+          <w:szCs w:val="28"/>
+        </w:rPr>
+        <w:t>_</w:t>
+      </w:r>
+      <w:r>
+        <w:rPr>
+          <w:rFonts w:ascii="Times New Roman" w:hAnsi="Times New Roman" w:cs="Times New Roman"/>
+          <w:sz w:val="28"/>
+          <w:szCs w:val="28"/>
+          <w:lang w:val="en-US"/>
+        </w:rPr>
+        <w:t>team</w:t>
+      </w:r>
+      <w:r>
+        <w:rPr>
+          <w:rFonts w:ascii="Times New Roman" w:hAnsi="Times New Roman" w:cs="Times New Roman"/>
+          <w:sz w:val="28"/>
+          <w:szCs w:val="28"/>
+        </w:rPr>
+        <w:t>.</w:t>
+      </w:r>
+      <w:r>
+        <w:rPr>
+          <w:rFonts w:ascii="Times New Roman" w:hAnsi="Times New Roman" w:cs="Times New Roman"/>
+          <w:noProof/>
+          <w:sz w:val="28"/>
+          <w:szCs w:val="28"/>
+        </w:rPr>
+        <w:drawing>
+          <wp:inline distT="0" distB="0" distL="0" distR="0" wp14:anchorId="1A8D2FA1" wp14:editId="3568FBA5">
+            <wp:extent cx="4334480" cy="323895"/>
+            <wp:effectExtent l="0" t="0" r="9525" b="0"/>
+            <wp:docPr id="1743249832" name="Рисунок 1"/>
+            <wp:cNvGraphicFramePr>
+              <a:graphicFrameLocks xmlns:a="http://schemas.openxmlformats.org/drawingml/2006/main" noChangeAspect="1"/>
+            </wp:cNvGraphicFramePr>
+            <a:graphic xmlns:a="http://schemas.openxmlformats.org/drawingml/2006/main">
+              <a:graphicData uri="http://schemas.openxmlformats.org/drawingml/2006/picture">
+                <pic:pic xmlns:pic="http://schemas.openxmlformats.org/drawingml/2006/picture">
+                  <pic:nvPicPr>
+                    <pic:cNvPr id="1743249832" name=""/>
+                    <pic:cNvPicPr/>
+                  </pic:nvPicPr>
+                  <pic:blipFill>
+                    <a:blip r:embed="rId9"/>
+                    <a:stretch>
+                      <a:fillRect/>
+                    </a:stretch>
+                  </pic:blipFill>
+                  <pic:spPr>
+                    <a:xfrm>
+                      <a:off x="0" y="0"/>
+                      <a:ext cx="4334480" cy="323895"/>
+                    </a:xfrm>
+                    <a:prstGeom prst="rect">
+                      <a:avLst/>
+                    </a:prstGeom>
+                  </pic:spPr>
+                </pic:pic>
+              </a:graphicData>
+            </a:graphic>
+          </wp:inline>
+        </w:drawing>
+      </w:r>
     </w:p>
     <w:sectPr>
       <w:pgSz w:w="11906" w:h="16838"/>
@@ -35722,6 +34731,7 @@
   <w:style w:type="character" w:default="1" w:styleId="a0">
     <w:name w:val="Default Paragraph Font"/>
     <w:uiPriority w:val="1"/>
+    <w:semiHidden/>
     <w:unhideWhenUsed/>
   </w:style>
   <w:style w:type="table" w:default="1" w:styleId="a1">
